--- a/Product Requirements Document.docx
+++ b/Product Requirements Document.docx
@@ -113,31 +113,7 @@
           <w:lang w:eastAsia="en-GB"/>
           <w14:ligatures w14:val="none"/>
         </w:rPr>
-        <w:t xml:space="preserve">Phase 2: Core </w:t>
-      </w:r>
-      <w:proofErr w:type="spellStart"/>
-      <w:r>
-        <w:rPr>
-          <w:rFonts w:ascii="Arial" w:eastAsia="Times New Roman" w:hAnsi="Arial" w:cs="Arial"/>
-          <w:b/>
-          <w:bCs/>
-          <w:kern w:val="0"/>
-          <w:lang w:eastAsia="en-GB"/>
-          <w14:ligatures w14:val="none"/>
-        </w:rPr>
-        <w:t>Behavioral</w:t>
-      </w:r>
-      <w:proofErr w:type="spellEnd"/>
-      <w:r>
-        <w:rPr>
-          <w:rFonts w:ascii="Arial" w:eastAsia="Times New Roman" w:hAnsi="Arial" w:cs="Arial"/>
-          <w:b/>
-          <w:bCs/>
-          <w:kern w:val="0"/>
-          <w:lang w:eastAsia="en-GB"/>
-          <w14:ligatures w14:val="none"/>
-        </w:rPr>
-        <w:t xml:space="preserve"> Interview Engine (Days 11–20)</w:t>
+        <w:t>Phase 2: Core Behavioral Interview Engine (Days 11–20)</w:t>
       </w:r>
     </w:p>
     <w:p>
@@ -177,6 +153,159 @@
     </w:p>
     <w:p>
       <w:pPr>
+        <w:numPr>
+          <w:ilvl w:val="0"/>
+          <w:numId w:val="13"/>
+        </w:numPr>
+        <w:spacing w:after="100" w:afterAutospacing="1" w:line="240" w:lineRule="auto"/>
+        <w:rPr>
+          <w:rFonts w:ascii="Arial" w:eastAsia="Times New Roman" w:hAnsi="Arial" w:cs="Arial"/>
+          <w:kern w:val="0"/>
+          <w:lang w:eastAsia="en-GB"/>
+          <w14:ligatures w14:val="none"/>
+        </w:rPr>
+      </w:pPr>
+      <w:r>
+        <w:rPr>
+          <w:rFonts w:ascii="Arial" w:eastAsia="Times New Roman" w:hAnsi="Arial" w:cs="Arial"/>
+          <w:kern w:val="0"/>
+          <w:lang w:eastAsia="en-GB"/>
+          <w14:ligatures w14:val="none"/>
+        </w:rPr>
+        <w:t xml:space="preserve">clarity of speech </w:t>
+      </w:r>
+    </w:p>
+    <w:p>
+      <w:pPr>
+        <w:numPr>
+          <w:ilvl w:val="0"/>
+          <w:numId w:val="13"/>
+        </w:numPr>
+        <w:spacing w:after="100" w:afterAutospacing="1" w:line="240" w:lineRule="auto"/>
+        <w:rPr>
+          <w:rFonts w:ascii="Arial" w:eastAsia="Times New Roman" w:hAnsi="Arial" w:cs="Arial"/>
+          <w:kern w:val="0"/>
+          <w:lang w:eastAsia="en-GB"/>
+          <w14:ligatures w14:val="none"/>
+        </w:rPr>
+      </w:pPr>
+      <w:r>
+        <w:rPr>
+          <w:rFonts w:ascii="Arial" w:eastAsia="Times New Roman" w:hAnsi="Arial" w:cs="Arial"/>
+          <w:kern w:val="0"/>
+          <w:lang w:eastAsia="en-GB"/>
+          <w14:ligatures w14:val="none"/>
+        </w:rPr>
+        <w:t xml:space="preserve">filler words </w:t>
+      </w:r>
+    </w:p>
+    <w:p>
+      <w:pPr>
+        <w:numPr>
+          <w:ilvl w:val="0"/>
+          <w:numId w:val="13"/>
+        </w:numPr>
+        <w:spacing w:after="100" w:afterAutospacing="1" w:line="240" w:lineRule="auto"/>
+        <w:rPr>
+          <w:rFonts w:ascii="Arial" w:eastAsia="Times New Roman" w:hAnsi="Arial" w:cs="Arial"/>
+          <w:kern w:val="0"/>
+          <w:lang w:eastAsia="en-GB"/>
+          <w14:ligatures w14:val="none"/>
+        </w:rPr>
+      </w:pPr>
+      <w:r>
+        <w:rPr>
+          <w:rFonts w:ascii="Arial" w:eastAsia="Times New Roman" w:hAnsi="Arial" w:cs="Arial"/>
+          <w:kern w:val="0"/>
+          <w:lang w:eastAsia="en-GB"/>
+          <w14:ligatures w14:val="none"/>
+        </w:rPr>
+        <w:t>re</w:t>
+      </w:r>
+      <w:r>
+        <w:rPr>
+          <w:rFonts w:ascii="Arial" w:eastAsia="Times New Roman" w:hAnsi="Arial" w:cs="Arial"/>
+          <w:kern w:val="0"/>
+          <w:lang w:eastAsia="en-GB"/>
+          <w14:ligatures w14:val="none"/>
+        </w:rPr>
+        <w:t xml:space="preserve">sponse structure </w:t>
+      </w:r>
+    </w:p>
+    <w:p>
+      <w:pPr>
+        <w:numPr>
+          <w:ilvl w:val="0"/>
+          <w:numId w:val="13"/>
+        </w:numPr>
+        <w:spacing w:after="100" w:afterAutospacing="1" w:line="240" w:lineRule="auto"/>
+        <w:rPr>
+          <w:rFonts w:ascii="Arial" w:eastAsia="Times New Roman" w:hAnsi="Arial" w:cs="Arial"/>
+          <w:kern w:val="0"/>
+          <w:lang w:eastAsia="en-GB"/>
+          <w14:ligatures w14:val="none"/>
+        </w:rPr>
+      </w:pPr>
+      <w:r>
+        <w:rPr>
+          <w:rFonts w:ascii="Arial" w:eastAsia="Times New Roman" w:hAnsi="Arial" w:cs="Arial"/>
+          <w:kern w:val="0"/>
+          <w:lang w:eastAsia="en-GB"/>
+          <w14:ligatures w14:val="none"/>
+        </w:rPr>
+        <w:t xml:space="preserve">technical correctness </w:t>
+      </w:r>
+    </w:p>
+    <w:p>
+      <w:pPr>
+        <w:numPr>
+          <w:ilvl w:val="0"/>
+          <w:numId w:val="13"/>
+        </w:numPr>
+        <w:spacing w:after="100" w:afterAutospacing="1" w:line="240" w:lineRule="auto"/>
+        <w:rPr>
+          <w:rFonts w:ascii="Arial" w:eastAsia="Times New Roman" w:hAnsi="Arial" w:cs="Arial"/>
+          <w:kern w:val="0"/>
+          <w:lang w:eastAsia="en-GB"/>
+          <w14:ligatures w14:val="none"/>
+        </w:rPr>
+      </w:pPr>
+      <w:r>
+        <w:rPr>
+          <w:rFonts w:ascii="Arial" w:eastAsia="Times New Roman" w:hAnsi="Arial" w:cs="Arial"/>
+          <w:kern w:val="0"/>
+          <w:lang w:eastAsia="en-GB"/>
+          <w14:ligatures w14:val="none"/>
+        </w:rPr>
+        <w:t xml:space="preserve">communication quality </w:t>
+      </w:r>
+    </w:p>
+    <w:p>
+      <w:pPr>
+        <w:numPr>
+          <w:ilvl w:val="0"/>
+          <w:numId w:val="13"/>
+        </w:numPr>
+        <w:spacing w:after="100" w:afterAutospacing="1" w:line="240" w:lineRule="auto"/>
+        <w:rPr>
+          <w:rFonts w:ascii="Arial" w:eastAsia="Times New Roman" w:hAnsi="Arial" w:cs="Arial"/>
+          <w:kern w:val="0"/>
+          <w:lang w:eastAsia="en-GB"/>
+          <w14:ligatures w14:val="none"/>
+        </w:rPr>
+      </w:pPr>
+      <w:r>
+        <w:rPr>
+          <w:rFonts w:ascii="Arial" w:eastAsia="Times New Roman" w:hAnsi="Arial" w:cs="Arial"/>
+          <w:kern w:val="0"/>
+          <w:lang w:eastAsia="en-GB"/>
+          <w14:ligatures w14:val="none"/>
+        </w:rPr>
+        <w:t>response completeness</w:t>
+      </w:r>
+    </w:p>
+    <w:p>
+      <w:pPr>
         <w:spacing w:after="100" w:afterAutospacing="1" w:line="240" w:lineRule="auto"/>
         <w:outlineLvl w:val="3"/>
         <w:rPr>
@@ -352,27 +481,7 @@
           <w:lang w:eastAsia="en-GB"/>
           <w14:ligatures w14:val="none"/>
         </w:rPr>
-        <w:t xml:space="preserve"> A public job board where verified users can browse listings and launch interviews directly. The backend ranks applicants for the hiring company based on matching scores and </w:t>
-      </w:r>
-      <w:proofErr w:type="spellStart"/>
-      <w:r>
-        <w:rPr>
-          <w:rFonts w:ascii="Arial" w:eastAsia="Times New Roman" w:hAnsi="Arial" w:cs="Arial"/>
-          <w:kern w:val="0"/>
-          <w:lang w:eastAsia="en-GB"/>
-          <w14:ligatures w14:val="none"/>
-        </w:rPr>
-        <w:t>behavioral</w:t>
-      </w:r>
-      <w:proofErr w:type="spellEnd"/>
-      <w:r>
-        <w:rPr>
-          <w:rFonts w:ascii="Arial" w:eastAsia="Times New Roman" w:hAnsi="Arial" w:cs="Arial"/>
-          <w:kern w:val="0"/>
-          <w:lang w:eastAsia="en-GB"/>
-          <w14:ligatures w14:val="none"/>
-        </w:rPr>
-        <w:t xml:space="preserve"> performance metrics.</w:t>
+        <w:t xml:space="preserve"> A public job board where verified users can browse listings and launch interviews directly. The backend ranks applicants for the hiring company based on matching scores and behavioral performance metrics.</w:t>
       </w:r>
     </w:p>
     <w:p>
@@ -513,31 +622,7 @@
           <w:lang w:eastAsia="en-GB"/>
           <w14:ligatures w14:val="none"/>
         </w:rPr>
-        <w:t xml:space="preserve">Phase 6: Production Hardening &amp; </w:t>
-      </w:r>
-      <w:proofErr w:type="spellStart"/>
-      <w:r>
-        <w:rPr>
-          <w:rFonts w:ascii="Arial" w:eastAsia="Times New Roman" w:hAnsi="Arial" w:cs="Arial"/>
-          <w:b/>
-          <w:bCs/>
-          <w:kern w:val="0"/>
-          <w:lang w:eastAsia="en-GB"/>
-          <w14:ligatures w14:val="none"/>
-        </w:rPr>
-        <w:t>MLOps</w:t>
-      </w:r>
-      <w:proofErr w:type="spellEnd"/>
-      <w:r>
-        <w:rPr>
-          <w:rFonts w:ascii="Arial" w:eastAsia="Times New Roman" w:hAnsi="Arial" w:cs="Arial"/>
-          <w:b/>
-          <w:bCs/>
-          <w:kern w:val="0"/>
-          <w:lang w:eastAsia="en-GB"/>
-          <w14:ligatures w14:val="none"/>
-        </w:rPr>
-        <w:t xml:space="preserve"> (Days 51–60)</w:t>
+        <w:t>Phase 6: Production Hardening &amp; MLOps (Days 51–60)</w:t>
       </w:r>
     </w:p>
     <w:p>
@@ -678,7 +763,6 @@
           <w:lang w:eastAsia="en-GB"/>
           <w14:ligatures w14:val="none"/>
         </w:rPr>
-        <w:lastRenderedPageBreak/>
         <w:t>📘</w:t>
       </w:r>
       <w:r>
@@ -692,10 +776,64 @@
           <w:lang w:eastAsia="en-GB"/>
           <w14:ligatures w14:val="none"/>
         </w:rPr>
-        <w:t xml:space="preserve"> </w:t>
-      </w:r>
-      <w:proofErr w:type="spellStart"/>
-      <w:r>
+        <w:t xml:space="preserve"> FastAPI Development Guide</w:t>
+      </w:r>
+    </w:p>
+    <w:p>
+      <w:pPr>
+        <w:spacing w:before="100" w:beforeAutospacing="1" w:after="100" w:afterAutospacing="1" w:line="240" w:lineRule="auto"/>
+        <w:outlineLvl w:val="1"/>
+        <w:rPr>
+          <w:rFonts w:ascii="Times New Roman" w:eastAsia="Times New Roman" w:hAnsi="Times New Roman" w:cs="Times New Roman"/>
+          <w:b/>
+          <w:bCs/>
+          <w:kern w:val="0"/>
+          <w:sz w:val="36"/>
+          <w:szCs w:val="36"/>
+          <w:lang w:eastAsia="en-GB"/>
+          <w14:ligatures w14:val="none"/>
+        </w:rPr>
+      </w:pPr>
+      <w:r>
+        <w:rPr>
+          <w:rFonts w:ascii="Times New Roman" w:eastAsia="Times New Roman" w:hAnsi="Times New Roman" w:cs="Times New Roman"/>
+          <w:b/>
+          <w:bCs/>
+          <w:kern w:val="0"/>
+          <w:sz w:val="36"/>
+          <w:szCs w:val="36"/>
+          <w:lang w:eastAsia="en-GB"/>
+          <w14:ligatures w14:val="none"/>
+        </w:rPr>
+        <w:t>Building an AI Interview Platform (Resume Parser + AI Interview + Job Portal)</w:t>
+      </w:r>
+    </w:p>
+    <w:p>
+      <w:pPr>
+        <w:spacing w:after="0" w:line="240" w:lineRule="auto"/>
+        <w:rPr>
+          <w:rFonts w:ascii="Times New Roman" w:eastAsia="Times New Roman" w:hAnsi="Times New Roman" w:cs="Times New Roman"/>
+          <w:kern w:val="0"/>
+          <w:lang w:eastAsia="en-GB"/>
+          <w14:ligatures w14:val="none"/>
+        </w:rPr>
+      </w:pPr>
+      <w:r>
+        <w:rPr>
+          <w:rFonts w:ascii="Times New Roman" w:eastAsia="Times New Roman" w:hAnsi="Times New Roman" w:cs="Times New Roman"/>
+          <w:kern w:val="0"/>
+          <w:lang w:eastAsia="en-GB"/>
+          <w14:ligatures w14:val="none"/>
+        </w:rPr>
+        <w:pict w14:anchorId="5FCFC6F7">
+          <v:rect id="_x0000_i1025" style="width:0;height:1.5pt" o:hralign="center" o:hrstd="t" o:hr="t" fillcolor="#a0a0a0" stroked="f"/>
+        </w:pict>
+      </w:r>
+    </w:p>
+    <w:p>
+      <w:pPr>
+        <w:spacing w:before="100" w:beforeAutospacing="1" w:after="100" w:afterAutospacing="1" w:line="240" w:lineRule="auto"/>
+        <w:outlineLvl w:val="0"/>
         <w:rPr>
           <w:rFonts w:ascii="Times New Roman" w:eastAsia="Times New Roman" w:hAnsi="Times New Roman" w:cs="Times New Roman"/>
           <w:b/>
@@ -706,9 +844,7 @@
           <w:lang w:eastAsia="en-GB"/>
           <w14:ligatures w14:val="none"/>
         </w:rPr>
-        <w:t>FastAPI</w:t>
-      </w:r>
-      <w:proofErr w:type="spellEnd"/>
+      </w:pPr>
       <w:r>
         <w:rPr>
           <w:rFonts w:ascii="Times New Roman" w:eastAsia="Times New Roman" w:hAnsi="Times New Roman" w:cs="Times New Roman"/>
@@ -720,7 +856,7 @@
           <w:lang w:eastAsia="en-GB"/>
           <w14:ligatures w14:val="none"/>
         </w:rPr>
-        <w:t xml:space="preserve"> Development Guide</w:t>
+        <w:t>Table of Contents</w:t>
       </w:r>
     </w:p>
     <w:p>
@@ -749,7 +885,103 @@
           <w:lang w:eastAsia="en-GB"/>
           <w14:ligatures w14:val="none"/>
         </w:rPr>
-        <w:t>Building an AI Interview Platform (Resume Parser + AI Interview + Job Portal)</w:t>
+        <w:t>Part 1 – Introduction</w:t>
+      </w:r>
+    </w:p>
+    <w:p>
+      <w:pPr>
+        <w:numPr>
+          <w:ilvl w:val="0"/>
+          <w:numId w:val="18"/>
+        </w:numPr>
+        <w:spacing w:before="100" w:beforeAutospacing="1" w:after="100" w:afterAutospacing="1" w:line="240" w:lineRule="auto"/>
+        <w:rPr>
+          <w:rFonts w:ascii="Times New Roman" w:eastAsia="Times New Roman" w:hAnsi="Times New Roman" w:cs="Times New Roman"/>
+          <w:kern w:val="0"/>
+          <w:lang w:eastAsia="en-GB"/>
+          <w14:ligatures w14:val="none"/>
+        </w:rPr>
+      </w:pPr>
+      <w:r>
+        <w:rPr>
+          <w:rFonts w:ascii="Times New Roman" w:eastAsia="Times New Roman" w:hAnsi="Times New Roman" w:cs="Times New Roman"/>
+          <w:kern w:val="0"/>
+          <w:lang w:eastAsia="en-GB"/>
+          <w14:ligatures w14:val="none"/>
+        </w:rPr>
+        <w:t xml:space="preserve">Why FastAPI? </w:t>
+      </w:r>
+    </w:p>
+    <w:p>
+      <w:pPr>
+        <w:numPr>
+          <w:ilvl w:val="0"/>
+          <w:numId w:val="18"/>
+        </w:numPr>
+        <w:spacing w:before="100" w:beforeAutospacing="1" w:after="100" w:afterAutospacing="1" w:line="240" w:lineRule="auto"/>
+        <w:rPr>
+          <w:rFonts w:ascii="Times New Roman" w:eastAsia="Times New Roman" w:hAnsi="Times New Roman" w:cs="Times New Roman"/>
+          <w:kern w:val="0"/>
+          <w:lang w:eastAsia="en-GB"/>
+          <w14:ligatures w14:val="none"/>
+        </w:rPr>
+      </w:pPr>
+      <w:r>
+        <w:rPr>
+          <w:rFonts w:ascii="Times New Roman" w:eastAsia="Times New Roman" w:hAnsi="Times New Roman" w:cs="Times New Roman"/>
+          <w:kern w:val="0"/>
+          <w:lang w:eastAsia="en-GB"/>
+          <w14:ligatures w14:val="none"/>
+        </w:rPr>
+        <w:t xml:space="preserve">FastAPI vs Flask vs Django </w:t>
+      </w:r>
+    </w:p>
+    <w:p>
+      <w:pPr>
+        <w:numPr>
+          <w:ilvl w:val="0"/>
+          <w:numId w:val="18"/>
+        </w:numPr>
+        <w:spacing w:before="100" w:beforeAutospacing="1" w:after="100" w:afterAutospacing="1" w:line="240" w:lineRule="auto"/>
+        <w:rPr>
+          <w:rFonts w:ascii="Times New Roman" w:eastAsia="Times New Roman" w:hAnsi="Times New Roman" w:cs="Times New Roman"/>
+          <w:kern w:val="0"/>
+          <w:lang w:eastAsia="en-GB"/>
+          <w14:ligatures w14:val="none"/>
+        </w:rPr>
+      </w:pPr>
+      <w:r>
+        <w:rPr>
+          <w:rFonts w:ascii="Times New Roman" w:eastAsia="Times New Roman" w:hAnsi="Times New Roman" w:cs="Times New Roman"/>
+          <w:kern w:val="0"/>
+          <w:lang w:eastAsia="en-GB"/>
+          <w14:ligatures w14:val="none"/>
+        </w:rPr>
+        <w:t xml:space="preserve">How FastAPI Works </w:t>
+      </w:r>
+    </w:p>
+    <w:p>
+      <w:pPr>
+        <w:numPr>
+          <w:ilvl w:val="0"/>
+          <w:numId w:val="18"/>
+        </w:numPr>
+        <w:spacing w:before="100" w:beforeAutospacing="1" w:after="100" w:afterAutospacing="1" w:line="240" w:lineRule="auto"/>
+        <w:rPr>
+          <w:rFonts w:ascii="Times New Roman" w:eastAsia="Times New Roman" w:hAnsi="Times New Roman" w:cs="Times New Roman"/>
+          <w:kern w:val="0"/>
+          <w:lang w:eastAsia="en-GB"/>
+          <w14:ligatures w14:val="none"/>
+        </w:rPr>
+      </w:pPr>
+      <w:r>
+        <w:rPr>
+          <w:rFonts w:ascii="Times New Roman" w:eastAsia="Times New Roman" w:hAnsi="Times New Roman" w:cs="Times New Roman"/>
+          <w:kern w:val="0"/>
+          <w:lang w:eastAsia="en-GB"/>
+          <w14:ligatures w14:val="none"/>
+        </w:rPr>
+        <w:t xml:space="preserve">FastAPI Request Lifecycle </w:t>
       </w:r>
     </w:p>
     <w:p>
@@ -769,8 +1001,1618 @@
           <w:lang w:eastAsia="en-GB"/>
           <w14:ligatures w14:val="none"/>
         </w:rPr>
-        <w:pict w14:anchorId="5FCFC6F7">
-          <v:rect id="_x0000_i2180" style="width:0;height:1.5pt" o:hralign="center" o:hrstd="t" o:hr="t" fillcolor="#a0a0a0" stroked="f"/>
+        <w:pict w14:anchorId="4110CF04">
+          <v:rect id="_x0000_i1026" style="width:0;height:1.5pt" o:hralign="center" o:hrstd="t" o:hr="t" fillcolor="#a0a0a0" stroked="f"/>
+        </w:pict>
+      </w:r>
+    </w:p>
+    <w:p>
+      <w:pPr>
+        <w:spacing w:before="100" w:beforeAutospacing="1" w:after="100" w:afterAutospacing="1" w:line="240" w:lineRule="auto"/>
+        <w:outlineLvl w:val="1"/>
+        <w:rPr>
+          <w:rFonts w:ascii="Times New Roman" w:eastAsia="Times New Roman" w:hAnsi="Times New Roman" w:cs="Times New Roman"/>
+          <w:b/>
+          <w:bCs/>
+          <w:kern w:val="0"/>
+          <w:sz w:val="36"/>
+          <w:szCs w:val="36"/>
+          <w:lang w:eastAsia="en-GB"/>
+          <w14:ligatures w14:val="none"/>
+        </w:rPr>
+      </w:pPr>
+      <w:r>
+        <w:rPr>
+          <w:rFonts w:ascii="Times New Roman" w:eastAsia="Times New Roman" w:hAnsi="Times New Roman" w:cs="Times New Roman"/>
+          <w:b/>
+          <w:bCs/>
+          <w:kern w:val="0"/>
+          <w:sz w:val="36"/>
+          <w:szCs w:val="36"/>
+          <w:lang w:eastAsia="en-GB"/>
+          <w14:ligatures w14:val="none"/>
+        </w:rPr>
+        <w:t>Part 2 – Project Setup</w:t>
+      </w:r>
+    </w:p>
+    <w:p>
+      <w:pPr>
+        <w:numPr>
+          <w:ilvl w:val="0"/>
+          <w:numId w:val="19"/>
+        </w:numPr>
+        <w:spacing w:before="100" w:beforeAutospacing="1" w:after="100" w:afterAutospacing="1" w:line="240" w:lineRule="auto"/>
+        <w:rPr>
+          <w:rFonts w:ascii="Times New Roman" w:eastAsia="Times New Roman" w:hAnsi="Times New Roman" w:cs="Times New Roman"/>
+          <w:kern w:val="0"/>
+          <w:lang w:eastAsia="en-GB"/>
+          <w14:ligatures w14:val="none"/>
+        </w:rPr>
+      </w:pPr>
+      <w:r>
+        <w:rPr>
+          <w:rFonts w:ascii="Times New Roman" w:eastAsia="Times New Roman" w:hAnsi="Times New Roman" w:cs="Times New Roman"/>
+          <w:kern w:val="0"/>
+          <w:lang w:eastAsia="en-GB"/>
+          <w14:ligatures w14:val="none"/>
+        </w:rPr>
+        <w:t xml:space="preserve">Installing FastAPI </w:t>
+      </w:r>
+    </w:p>
+    <w:p>
+      <w:pPr>
+        <w:numPr>
+          <w:ilvl w:val="0"/>
+          <w:numId w:val="19"/>
+        </w:numPr>
+        <w:spacing w:before="100" w:beforeAutospacing="1" w:after="100" w:afterAutospacing="1" w:line="240" w:lineRule="auto"/>
+        <w:rPr>
+          <w:rFonts w:ascii="Times New Roman" w:eastAsia="Times New Roman" w:hAnsi="Times New Roman" w:cs="Times New Roman"/>
+          <w:kern w:val="0"/>
+          <w:lang w:eastAsia="en-GB"/>
+          <w14:ligatures w14:val="none"/>
+        </w:rPr>
+      </w:pPr>
+      <w:r>
+        <w:rPr>
+          <w:rFonts w:ascii="Times New Roman" w:eastAsia="Times New Roman" w:hAnsi="Times New Roman" w:cs="Times New Roman"/>
+          <w:kern w:val="0"/>
+          <w:lang w:eastAsia="en-GB"/>
+          <w14:ligatures w14:val="none"/>
+        </w:rPr>
+        <w:t xml:space="preserve">Creating a Project </w:t>
+      </w:r>
+    </w:p>
+    <w:p>
+      <w:pPr>
+        <w:numPr>
+          <w:ilvl w:val="0"/>
+          <w:numId w:val="19"/>
+        </w:numPr>
+        <w:spacing w:before="100" w:beforeAutospacing="1" w:after="100" w:afterAutospacing="1" w:line="240" w:lineRule="auto"/>
+        <w:rPr>
+          <w:rFonts w:ascii="Times New Roman" w:eastAsia="Times New Roman" w:hAnsi="Times New Roman" w:cs="Times New Roman"/>
+          <w:kern w:val="0"/>
+          <w:lang w:eastAsia="en-GB"/>
+          <w14:ligatures w14:val="none"/>
+        </w:rPr>
+      </w:pPr>
+      <w:r>
+        <w:rPr>
+          <w:rFonts w:ascii="Times New Roman" w:eastAsia="Times New Roman" w:hAnsi="Times New Roman" w:cs="Times New Roman"/>
+          <w:kern w:val="0"/>
+          <w:lang w:eastAsia="en-GB"/>
+          <w14:ligatures w14:val="none"/>
+        </w:rPr>
+        <w:t xml:space="preserve">Understanding Project Structure </w:t>
+      </w:r>
+    </w:p>
+    <w:p>
+      <w:pPr>
+        <w:numPr>
+          <w:ilvl w:val="0"/>
+          <w:numId w:val="19"/>
+        </w:numPr>
+        <w:spacing w:before="100" w:beforeAutospacing="1" w:after="100" w:afterAutospacing="1" w:line="240" w:lineRule="auto"/>
+        <w:rPr>
+          <w:rFonts w:ascii="Times New Roman" w:eastAsia="Times New Roman" w:hAnsi="Times New Roman" w:cs="Times New Roman"/>
+          <w:kern w:val="0"/>
+          <w:lang w:eastAsia="en-GB"/>
+          <w14:ligatures w14:val="none"/>
+        </w:rPr>
+      </w:pPr>
+      <w:r>
+        <w:rPr>
+          <w:rFonts w:ascii="Times New Roman" w:eastAsia="Times New Roman" w:hAnsi="Times New Roman" w:cs="Times New Roman"/>
+          <w:kern w:val="0"/>
+          <w:lang w:eastAsia="en-GB"/>
+          <w14:ligatures w14:val="none"/>
+        </w:rPr>
+        <w:t xml:space="preserve">Running the Server </w:t>
+      </w:r>
+    </w:p>
+    <w:p>
+      <w:pPr>
+        <w:numPr>
+          <w:ilvl w:val="0"/>
+          <w:numId w:val="19"/>
+        </w:numPr>
+        <w:spacing w:before="100" w:beforeAutospacing="1" w:after="100" w:afterAutospacing="1" w:line="240" w:lineRule="auto"/>
+        <w:rPr>
+          <w:rFonts w:ascii="Times New Roman" w:eastAsia="Times New Roman" w:hAnsi="Times New Roman" w:cs="Times New Roman"/>
+          <w:kern w:val="0"/>
+          <w:lang w:eastAsia="en-GB"/>
+          <w14:ligatures w14:val="none"/>
+        </w:rPr>
+      </w:pPr>
+      <w:r>
+        <w:rPr>
+          <w:rFonts w:ascii="Times New Roman" w:eastAsia="Times New Roman" w:hAnsi="Times New Roman" w:cs="Times New Roman"/>
+          <w:kern w:val="0"/>
+          <w:lang w:eastAsia="en-GB"/>
+          <w14:ligatures w14:val="none"/>
+        </w:rPr>
+        <w:t xml:space="preserve">Connecting with React/Next.js </w:t>
+      </w:r>
+    </w:p>
+    <w:p>
+      <w:pPr>
+        <w:spacing w:after="0" w:line="240" w:lineRule="auto"/>
+        <w:rPr>
+          <w:rFonts w:ascii="Times New Roman" w:eastAsia="Times New Roman" w:hAnsi="Times New Roman" w:cs="Times New Roman"/>
+          <w:kern w:val="0"/>
+          <w:lang w:eastAsia="en-GB"/>
+          <w14:ligatures w14:val="none"/>
+        </w:rPr>
+      </w:pPr>
+      <w:r>
+        <w:rPr>
+          <w:rFonts w:ascii="Times New Roman" w:eastAsia="Times New Roman" w:hAnsi="Times New Roman" w:cs="Times New Roman"/>
+          <w:kern w:val="0"/>
+          <w:lang w:eastAsia="en-GB"/>
+          <w14:ligatures w14:val="none"/>
+        </w:rPr>
+        <w:pict w14:anchorId="3CE2ABC3">
+          <v:rect id="_x0000_i1027" style="width:0;height:1.5pt" o:hralign="center" o:hrstd="t" o:hr="t" fillcolor="#a0a0a0" stroked="f"/>
+        </w:pict>
+      </w:r>
+    </w:p>
+    <w:p>
+      <w:pPr>
+        <w:spacing w:before="100" w:beforeAutospacing="1" w:after="100" w:afterAutospacing="1" w:line="240" w:lineRule="auto"/>
+        <w:outlineLvl w:val="1"/>
+        <w:rPr>
+          <w:rFonts w:ascii="Times New Roman" w:eastAsia="Times New Roman" w:hAnsi="Times New Roman" w:cs="Times New Roman"/>
+          <w:b/>
+          <w:bCs/>
+          <w:kern w:val="0"/>
+          <w:sz w:val="36"/>
+          <w:szCs w:val="36"/>
+          <w:lang w:eastAsia="en-GB"/>
+          <w14:ligatures w14:val="none"/>
+        </w:rPr>
+      </w:pPr>
+      <w:r>
+        <w:rPr>
+          <w:rFonts w:ascii="Times New Roman" w:eastAsia="Times New Roman" w:hAnsi="Times New Roman" w:cs="Times New Roman"/>
+          <w:b/>
+          <w:bCs/>
+          <w:kern w:val="0"/>
+          <w:sz w:val="36"/>
+          <w:szCs w:val="36"/>
+          <w:lang w:eastAsia="en-GB"/>
+          <w14:ligatures w14:val="none"/>
+        </w:rPr>
+        <w:t>Part 3 – Core FastAPI Concepts</w:t>
+      </w:r>
+    </w:p>
+    <w:p>
+      <w:pPr>
+        <w:numPr>
+          <w:ilvl w:val="0"/>
+          <w:numId w:val="20"/>
+        </w:numPr>
+        <w:spacing w:before="100" w:beforeAutospacing="1" w:after="100" w:afterAutospacing="1" w:line="240" w:lineRule="auto"/>
+        <w:rPr>
+          <w:rFonts w:ascii="Times New Roman" w:eastAsia="Times New Roman" w:hAnsi="Times New Roman" w:cs="Times New Roman"/>
+          <w:kern w:val="0"/>
+          <w:lang w:eastAsia="en-GB"/>
+          <w14:ligatures w14:val="none"/>
+        </w:rPr>
+      </w:pPr>
+      <w:r>
+        <w:rPr>
+          <w:rFonts w:ascii="Times New Roman" w:eastAsia="Times New Roman" w:hAnsi="Times New Roman" w:cs="Times New Roman"/>
+          <w:kern w:val="0"/>
+          <w:lang w:eastAsia="en-GB"/>
+          <w14:ligatures w14:val="none"/>
+        </w:rPr>
+        <w:t xml:space="preserve">main.py </w:t>
+      </w:r>
+    </w:p>
+    <w:p>
+      <w:pPr>
+        <w:numPr>
+          <w:ilvl w:val="0"/>
+          <w:numId w:val="20"/>
+        </w:numPr>
+        <w:spacing w:before="100" w:beforeAutospacing="1" w:after="100" w:afterAutospacing="1" w:line="240" w:lineRule="auto"/>
+        <w:rPr>
+          <w:rFonts w:ascii="Times New Roman" w:eastAsia="Times New Roman" w:hAnsi="Times New Roman" w:cs="Times New Roman"/>
+          <w:kern w:val="0"/>
+          <w:lang w:eastAsia="en-GB"/>
+          <w14:ligatures w14:val="none"/>
+        </w:rPr>
+      </w:pPr>
+      <w:r>
+        <w:rPr>
+          <w:rFonts w:ascii="Times New Roman" w:eastAsia="Times New Roman" w:hAnsi="Times New Roman" w:cs="Times New Roman"/>
+          <w:kern w:val="0"/>
+          <w:lang w:eastAsia="en-GB"/>
+          <w14:ligatures w14:val="none"/>
+        </w:rPr>
+        <w:t xml:space="preserve">app/ </w:t>
+      </w:r>
+    </w:p>
+    <w:p>
+      <w:pPr>
+        <w:numPr>
+          <w:ilvl w:val="0"/>
+          <w:numId w:val="20"/>
+        </w:numPr>
+        <w:spacing w:before="100" w:beforeAutospacing="1" w:after="100" w:afterAutospacing="1" w:line="240" w:lineRule="auto"/>
+        <w:rPr>
+          <w:rFonts w:ascii="Times New Roman" w:eastAsia="Times New Roman" w:hAnsi="Times New Roman" w:cs="Times New Roman"/>
+          <w:kern w:val="0"/>
+          <w:lang w:eastAsia="en-GB"/>
+          <w14:ligatures w14:val="none"/>
+        </w:rPr>
+      </w:pPr>
+      <w:r>
+        <w:rPr>
+          <w:rFonts w:ascii="Times New Roman" w:eastAsia="Times New Roman" w:hAnsi="Times New Roman" w:cs="Times New Roman"/>
+          <w:kern w:val="0"/>
+          <w:lang w:eastAsia="en-GB"/>
+          <w14:ligatures w14:val="none"/>
+        </w:rPr>
+        <w:t xml:space="preserve">config.py </w:t>
+      </w:r>
+    </w:p>
+    <w:p>
+      <w:pPr>
+        <w:numPr>
+          <w:ilvl w:val="0"/>
+          <w:numId w:val="20"/>
+        </w:numPr>
+        <w:spacing w:before="100" w:beforeAutospacing="1" w:after="100" w:afterAutospacing="1" w:line="240" w:lineRule="auto"/>
+        <w:rPr>
+          <w:rFonts w:ascii="Times New Roman" w:eastAsia="Times New Roman" w:hAnsi="Times New Roman" w:cs="Times New Roman"/>
+          <w:kern w:val="0"/>
+          <w:lang w:eastAsia="en-GB"/>
+          <w14:ligatures w14:val="none"/>
+        </w:rPr>
+      </w:pPr>
+      <w:r>
+        <w:rPr>
+          <w:rFonts w:ascii="Times New Roman" w:eastAsia="Times New Roman" w:hAnsi="Times New Roman" w:cs="Times New Roman"/>
+          <w:kern w:val="0"/>
+          <w:lang w:eastAsia="en-GB"/>
+          <w14:ligatures w14:val="none"/>
+        </w:rPr>
+        <w:t xml:space="preserve">dependencies.py </w:t>
+      </w:r>
+    </w:p>
+    <w:p>
+      <w:pPr>
+        <w:numPr>
+          <w:ilvl w:val="0"/>
+          <w:numId w:val="20"/>
+        </w:numPr>
+        <w:spacing w:before="100" w:beforeAutospacing="1" w:after="100" w:afterAutospacing="1" w:line="240" w:lineRule="auto"/>
+        <w:rPr>
+          <w:rFonts w:ascii="Times New Roman" w:eastAsia="Times New Roman" w:hAnsi="Times New Roman" w:cs="Times New Roman"/>
+          <w:kern w:val="0"/>
+          <w:lang w:eastAsia="en-GB"/>
+          <w14:ligatures w14:val="none"/>
+        </w:rPr>
+      </w:pPr>
+      <w:r>
+        <w:rPr>
+          <w:rFonts w:ascii="Times New Roman" w:eastAsia="Times New Roman" w:hAnsi="Times New Roman" w:cs="Times New Roman"/>
+          <w:kern w:val="0"/>
+          <w:lang w:eastAsia="en-GB"/>
+          <w14:ligatures w14:val="none"/>
+        </w:rPr>
+        <w:t xml:space="preserve">Routers (api/) </w:t>
+      </w:r>
+    </w:p>
+    <w:p>
+      <w:pPr>
+        <w:numPr>
+          <w:ilvl w:val="0"/>
+          <w:numId w:val="20"/>
+        </w:numPr>
+        <w:spacing w:before="100" w:beforeAutospacing="1" w:after="100" w:afterAutospacing="1" w:line="240" w:lineRule="auto"/>
+        <w:rPr>
+          <w:rFonts w:ascii="Times New Roman" w:eastAsia="Times New Roman" w:hAnsi="Times New Roman" w:cs="Times New Roman"/>
+          <w:kern w:val="0"/>
+          <w:lang w:eastAsia="en-GB"/>
+          <w14:ligatures w14:val="none"/>
+        </w:rPr>
+      </w:pPr>
+      <w:r>
+        <w:rPr>
+          <w:rFonts w:ascii="Times New Roman" w:eastAsia="Times New Roman" w:hAnsi="Times New Roman" w:cs="Times New Roman"/>
+          <w:kern w:val="0"/>
+          <w:lang w:eastAsia="en-GB"/>
+          <w14:ligatures w14:val="none"/>
+        </w:rPr>
+        <w:t xml:space="preserve">Schemas </w:t>
+      </w:r>
+    </w:p>
+    <w:p>
+      <w:pPr>
+        <w:numPr>
+          <w:ilvl w:val="0"/>
+          <w:numId w:val="20"/>
+        </w:numPr>
+        <w:spacing w:before="100" w:beforeAutospacing="1" w:after="100" w:afterAutospacing="1" w:line="240" w:lineRule="auto"/>
+        <w:rPr>
+          <w:rFonts w:ascii="Times New Roman" w:eastAsia="Times New Roman" w:hAnsi="Times New Roman" w:cs="Times New Roman"/>
+          <w:kern w:val="0"/>
+          <w:lang w:eastAsia="en-GB"/>
+          <w14:ligatures w14:val="none"/>
+        </w:rPr>
+      </w:pPr>
+      <w:r>
+        <w:rPr>
+          <w:rFonts w:ascii="Times New Roman" w:eastAsia="Times New Roman" w:hAnsi="Times New Roman" w:cs="Times New Roman"/>
+          <w:kern w:val="0"/>
+          <w:lang w:eastAsia="en-GB"/>
+          <w14:ligatures w14:val="none"/>
+        </w:rPr>
+        <w:t xml:space="preserve">Models </w:t>
+      </w:r>
+    </w:p>
+    <w:p>
+      <w:pPr>
+        <w:numPr>
+          <w:ilvl w:val="0"/>
+          <w:numId w:val="20"/>
+        </w:numPr>
+        <w:spacing w:before="100" w:beforeAutospacing="1" w:after="100" w:afterAutospacing="1" w:line="240" w:lineRule="auto"/>
+        <w:rPr>
+          <w:rFonts w:ascii="Times New Roman" w:eastAsia="Times New Roman" w:hAnsi="Times New Roman" w:cs="Times New Roman"/>
+          <w:kern w:val="0"/>
+          <w:lang w:eastAsia="en-GB"/>
+          <w14:ligatures w14:val="none"/>
+        </w:rPr>
+      </w:pPr>
+      <w:r>
+        <w:rPr>
+          <w:rFonts w:ascii="Times New Roman" w:eastAsia="Times New Roman" w:hAnsi="Times New Roman" w:cs="Times New Roman"/>
+          <w:kern w:val="0"/>
+          <w:lang w:eastAsia="en-GB"/>
+          <w14:ligatures w14:val="none"/>
+        </w:rPr>
+        <w:t xml:space="preserve">Services </w:t>
+      </w:r>
+    </w:p>
+    <w:p>
+      <w:pPr>
+        <w:numPr>
+          <w:ilvl w:val="0"/>
+          <w:numId w:val="20"/>
+        </w:numPr>
+        <w:spacing w:before="100" w:beforeAutospacing="1" w:after="100" w:afterAutospacing="1" w:line="240" w:lineRule="auto"/>
+        <w:rPr>
+          <w:rFonts w:ascii="Times New Roman" w:eastAsia="Times New Roman" w:hAnsi="Times New Roman" w:cs="Times New Roman"/>
+          <w:kern w:val="0"/>
+          <w:lang w:eastAsia="en-GB"/>
+          <w14:ligatures w14:val="none"/>
+        </w:rPr>
+      </w:pPr>
+      <w:r>
+        <w:rPr>
+          <w:rFonts w:ascii="Times New Roman" w:eastAsia="Times New Roman" w:hAnsi="Times New Roman" w:cs="Times New Roman"/>
+          <w:kern w:val="0"/>
+          <w:lang w:eastAsia="en-GB"/>
+          <w14:ligatures w14:val="none"/>
+        </w:rPr>
+        <w:t xml:space="preserve">Repositories </w:t>
+      </w:r>
+    </w:p>
+    <w:p>
+      <w:pPr>
+        <w:numPr>
+          <w:ilvl w:val="0"/>
+          <w:numId w:val="20"/>
+        </w:numPr>
+        <w:spacing w:before="100" w:beforeAutospacing="1" w:after="100" w:afterAutospacing="1" w:line="240" w:lineRule="auto"/>
+        <w:rPr>
+          <w:rFonts w:ascii="Times New Roman" w:eastAsia="Times New Roman" w:hAnsi="Times New Roman" w:cs="Times New Roman"/>
+          <w:kern w:val="0"/>
+          <w:lang w:eastAsia="en-GB"/>
+          <w14:ligatures w14:val="none"/>
+        </w:rPr>
+      </w:pPr>
+      <w:r>
+        <w:rPr>
+          <w:rFonts w:ascii="Times New Roman" w:eastAsia="Times New Roman" w:hAnsi="Times New Roman" w:cs="Times New Roman"/>
+          <w:kern w:val="0"/>
+          <w:lang w:eastAsia="en-GB"/>
+          <w14:ligatures w14:val="none"/>
+        </w:rPr>
+        <w:lastRenderedPageBreak/>
+        <w:t xml:space="preserve">Database </w:t>
+      </w:r>
+    </w:p>
+    <w:p>
+      <w:pPr>
+        <w:numPr>
+          <w:ilvl w:val="0"/>
+          <w:numId w:val="20"/>
+        </w:numPr>
+        <w:spacing w:before="100" w:beforeAutospacing="1" w:after="100" w:afterAutospacing="1" w:line="240" w:lineRule="auto"/>
+        <w:rPr>
+          <w:rFonts w:ascii="Times New Roman" w:eastAsia="Times New Roman" w:hAnsi="Times New Roman" w:cs="Times New Roman"/>
+          <w:kern w:val="0"/>
+          <w:lang w:eastAsia="en-GB"/>
+          <w14:ligatures w14:val="none"/>
+        </w:rPr>
+      </w:pPr>
+      <w:r>
+        <w:rPr>
+          <w:rFonts w:ascii="Times New Roman" w:eastAsia="Times New Roman" w:hAnsi="Times New Roman" w:cs="Times New Roman"/>
+          <w:kern w:val="0"/>
+          <w:lang w:eastAsia="en-GB"/>
+          <w14:ligatures w14:val="none"/>
+        </w:rPr>
+        <w:t xml:space="preserve">Middleware </w:t>
+      </w:r>
+    </w:p>
+    <w:p>
+      <w:pPr>
+        <w:numPr>
+          <w:ilvl w:val="0"/>
+          <w:numId w:val="20"/>
+        </w:numPr>
+        <w:spacing w:before="100" w:beforeAutospacing="1" w:after="100" w:afterAutospacing="1" w:line="240" w:lineRule="auto"/>
+        <w:rPr>
+          <w:rFonts w:ascii="Times New Roman" w:eastAsia="Times New Roman" w:hAnsi="Times New Roman" w:cs="Times New Roman"/>
+          <w:kern w:val="0"/>
+          <w:lang w:eastAsia="en-GB"/>
+          <w14:ligatures w14:val="none"/>
+        </w:rPr>
+      </w:pPr>
+      <w:r>
+        <w:rPr>
+          <w:rFonts w:ascii="Times New Roman" w:eastAsia="Times New Roman" w:hAnsi="Times New Roman" w:cs="Times New Roman"/>
+          <w:kern w:val="0"/>
+          <w:lang w:eastAsia="en-GB"/>
+          <w14:ligatures w14:val="none"/>
+        </w:rPr>
+        <w:t xml:space="preserve">Utils </w:t>
+      </w:r>
+    </w:p>
+    <w:p>
+      <w:pPr>
+        <w:spacing w:after="0" w:line="240" w:lineRule="auto"/>
+        <w:rPr>
+          <w:rFonts w:ascii="Times New Roman" w:eastAsia="Times New Roman" w:hAnsi="Times New Roman" w:cs="Times New Roman"/>
+          <w:kern w:val="0"/>
+          <w:lang w:eastAsia="en-GB"/>
+          <w14:ligatures w14:val="none"/>
+        </w:rPr>
+      </w:pPr>
+      <w:r>
+        <w:rPr>
+          <w:rFonts w:ascii="Times New Roman" w:eastAsia="Times New Roman" w:hAnsi="Times New Roman" w:cs="Times New Roman"/>
+          <w:kern w:val="0"/>
+          <w:lang w:eastAsia="en-GB"/>
+          <w14:ligatures w14:val="none"/>
+        </w:rPr>
+        <w:pict w14:anchorId="5EE4337A">
+          <v:rect id="_x0000_i1028" style="width:0;height:1.5pt" o:hralign="center" o:hrstd="t" o:hr="t" fillcolor="#a0a0a0" stroked="f"/>
+        </w:pict>
+      </w:r>
+    </w:p>
+    <w:p>
+      <w:pPr>
+        <w:spacing w:before="100" w:beforeAutospacing="1" w:after="100" w:afterAutospacing="1" w:line="240" w:lineRule="auto"/>
+        <w:outlineLvl w:val="1"/>
+        <w:rPr>
+          <w:rFonts w:ascii="Times New Roman" w:eastAsia="Times New Roman" w:hAnsi="Times New Roman" w:cs="Times New Roman"/>
+          <w:b/>
+          <w:bCs/>
+          <w:kern w:val="0"/>
+          <w:sz w:val="36"/>
+          <w:szCs w:val="36"/>
+          <w:lang w:eastAsia="en-GB"/>
+          <w14:ligatures w14:val="none"/>
+        </w:rPr>
+      </w:pPr>
+      <w:r>
+        <w:rPr>
+          <w:rFonts w:ascii="Times New Roman" w:eastAsia="Times New Roman" w:hAnsi="Times New Roman" w:cs="Times New Roman"/>
+          <w:b/>
+          <w:bCs/>
+          <w:kern w:val="0"/>
+          <w:sz w:val="36"/>
+          <w:szCs w:val="36"/>
+          <w:lang w:eastAsia="en-GB"/>
+          <w14:ligatures w14:val="none"/>
+        </w:rPr>
+        <w:t>Part 4 – Authentication</w:t>
+      </w:r>
+    </w:p>
+    <w:p>
+      <w:pPr>
+        <w:numPr>
+          <w:ilvl w:val="0"/>
+          <w:numId w:val="21"/>
+        </w:numPr>
+        <w:spacing w:before="100" w:beforeAutospacing="1" w:after="100" w:afterAutospacing="1" w:line="240" w:lineRule="auto"/>
+        <w:rPr>
+          <w:rFonts w:ascii="Times New Roman" w:eastAsia="Times New Roman" w:hAnsi="Times New Roman" w:cs="Times New Roman"/>
+          <w:kern w:val="0"/>
+          <w:lang w:eastAsia="en-GB"/>
+          <w14:ligatures w14:val="none"/>
+        </w:rPr>
+      </w:pPr>
+      <w:r>
+        <w:rPr>
+          <w:rFonts w:ascii="Times New Roman" w:eastAsia="Times New Roman" w:hAnsi="Times New Roman" w:cs="Times New Roman"/>
+          <w:kern w:val="0"/>
+          <w:lang w:eastAsia="en-GB"/>
+          <w14:ligatures w14:val="none"/>
+        </w:rPr>
+        <w:t xml:space="preserve">JWT Authentication </w:t>
+      </w:r>
+    </w:p>
+    <w:p>
+      <w:pPr>
+        <w:numPr>
+          <w:ilvl w:val="0"/>
+          <w:numId w:val="21"/>
+        </w:numPr>
+        <w:spacing w:before="100" w:beforeAutospacing="1" w:after="100" w:afterAutospacing="1" w:line="240" w:lineRule="auto"/>
+        <w:rPr>
+          <w:rFonts w:ascii="Times New Roman" w:eastAsia="Times New Roman" w:hAnsi="Times New Roman" w:cs="Times New Roman"/>
+          <w:kern w:val="0"/>
+          <w:lang w:eastAsia="en-GB"/>
+          <w14:ligatures w14:val="none"/>
+        </w:rPr>
+      </w:pPr>
+      <w:r>
+        <w:rPr>
+          <w:rFonts w:ascii="Times New Roman" w:eastAsia="Times New Roman" w:hAnsi="Times New Roman" w:cs="Times New Roman"/>
+          <w:kern w:val="0"/>
+          <w:lang w:eastAsia="en-GB"/>
+          <w14:ligatures w14:val="none"/>
+        </w:rPr>
+        <w:t xml:space="preserve">Login </w:t>
+      </w:r>
+    </w:p>
+    <w:p>
+      <w:pPr>
+        <w:numPr>
+          <w:ilvl w:val="0"/>
+          <w:numId w:val="21"/>
+        </w:numPr>
+        <w:spacing w:before="100" w:beforeAutospacing="1" w:after="100" w:afterAutospacing="1" w:line="240" w:lineRule="auto"/>
+        <w:rPr>
+          <w:rFonts w:ascii="Times New Roman" w:eastAsia="Times New Roman" w:hAnsi="Times New Roman" w:cs="Times New Roman"/>
+          <w:kern w:val="0"/>
+          <w:lang w:eastAsia="en-GB"/>
+          <w14:ligatures w14:val="none"/>
+        </w:rPr>
+      </w:pPr>
+      <w:r>
+        <w:rPr>
+          <w:rFonts w:ascii="Times New Roman" w:eastAsia="Times New Roman" w:hAnsi="Times New Roman" w:cs="Times New Roman"/>
+          <w:kern w:val="0"/>
+          <w:lang w:eastAsia="en-GB"/>
+          <w14:ligatures w14:val="none"/>
+        </w:rPr>
+        <w:t xml:space="preserve">Signup </w:t>
+      </w:r>
+    </w:p>
+    <w:p>
+      <w:pPr>
+        <w:numPr>
+          <w:ilvl w:val="0"/>
+          <w:numId w:val="21"/>
+        </w:numPr>
+        <w:spacing w:before="100" w:beforeAutospacing="1" w:after="100" w:afterAutospacing="1" w:line="240" w:lineRule="auto"/>
+        <w:rPr>
+          <w:rFonts w:ascii="Times New Roman" w:eastAsia="Times New Roman" w:hAnsi="Times New Roman" w:cs="Times New Roman"/>
+          <w:kern w:val="0"/>
+          <w:lang w:eastAsia="en-GB"/>
+          <w14:ligatures w14:val="none"/>
+        </w:rPr>
+      </w:pPr>
+      <w:r>
+        <w:rPr>
+          <w:rFonts w:ascii="Times New Roman" w:eastAsia="Times New Roman" w:hAnsi="Times New Roman" w:cs="Times New Roman"/>
+          <w:kern w:val="0"/>
+          <w:lang w:eastAsia="en-GB"/>
+          <w14:ligatures w14:val="none"/>
+        </w:rPr>
+        <w:t xml:space="preserve">Current User </w:t>
+      </w:r>
+    </w:p>
+    <w:p>
+      <w:pPr>
+        <w:numPr>
+          <w:ilvl w:val="0"/>
+          <w:numId w:val="21"/>
+        </w:numPr>
+        <w:spacing w:before="100" w:beforeAutospacing="1" w:after="100" w:afterAutospacing="1" w:line="240" w:lineRule="auto"/>
+        <w:rPr>
+          <w:rFonts w:ascii="Times New Roman" w:eastAsia="Times New Roman" w:hAnsi="Times New Roman" w:cs="Times New Roman"/>
+          <w:kern w:val="0"/>
+          <w:lang w:eastAsia="en-GB"/>
+          <w14:ligatures w14:val="none"/>
+        </w:rPr>
+      </w:pPr>
+      <w:r>
+        <w:rPr>
+          <w:rFonts w:ascii="Times New Roman" w:eastAsia="Times New Roman" w:hAnsi="Times New Roman" w:cs="Times New Roman"/>
+          <w:kern w:val="0"/>
+          <w:lang w:eastAsia="en-GB"/>
+          <w14:ligatures w14:val="none"/>
+        </w:rPr>
+        <w:t xml:space="preserve">Password Hashing </w:t>
+      </w:r>
+    </w:p>
+    <w:p>
+      <w:pPr>
+        <w:numPr>
+          <w:ilvl w:val="0"/>
+          <w:numId w:val="21"/>
+        </w:numPr>
+        <w:spacing w:before="100" w:beforeAutospacing="1" w:after="100" w:afterAutospacing="1" w:line="240" w:lineRule="auto"/>
+        <w:rPr>
+          <w:rFonts w:ascii="Times New Roman" w:eastAsia="Times New Roman" w:hAnsi="Times New Roman" w:cs="Times New Roman"/>
+          <w:kern w:val="0"/>
+          <w:lang w:eastAsia="en-GB"/>
+          <w14:ligatures w14:val="none"/>
+        </w:rPr>
+      </w:pPr>
+      <w:r>
+        <w:rPr>
+          <w:rFonts w:ascii="Times New Roman" w:eastAsia="Times New Roman" w:hAnsi="Times New Roman" w:cs="Times New Roman"/>
+          <w:kern w:val="0"/>
+          <w:lang w:eastAsia="en-GB"/>
+          <w14:ligatures w14:val="none"/>
+        </w:rPr>
+        <w:t xml:space="preserve">Permissions </w:t>
+      </w:r>
+    </w:p>
+    <w:p>
+      <w:pPr>
+        <w:spacing w:after="0" w:line="240" w:lineRule="auto"/>
+        <w:rPr>
+          <w:rFonts w:ascii="Times New Roman" w:eastAsia="Times New Roman" w:hAnsi="Times New Roman" w:cs="Times New Roman"/>
+          <w:kern w:val="0"/>
+          <w:lang w:eastAsia="en-GB"/>
+          <w14:ligatures w14:val="none"/>
+        </w:rPr>
+      </w:pPr>
+      <w:r>
+        <w:rPr>
+          <w:rFonts w:ascii="Times New Roman" w:eastAsia="Times New Roman" w:hAnsi="Times New Roman" w:cs="Times New Roman"/>
+          <w:kern w:val="0"/>
+          <w:lang w:eastAsia="en-GB"/>
+          <w14:ligatures w14:val="none"/>
+        </w:rPr>
+        <w:pict w14:anchorId="7397AEC7">
+          <v:rect id="_x0000_i1029" style="width:0;height:1.5pt" o:hralign="center" o:hrstd="t" o:hr="t" fillcolor="#a0a0a0" stroked="f"/>
+        </w:pict>
+      </w:r>
+    </w:p>
+    <w:p>
+      <w:pPr>
+        <w:spacing w:before="100" w:beforeAutospacing="1" w:after="100" w:afterAutospacing="1" w:line="240" w:lineRule="auto"/>
+        <w:outlineLvl w:val="1"/>
+        <w:rPr>
+          <w:rFonts w:ascii="Times New Roman" w:eastAsia="Times New Roman" w:hAnsi="Times New Roman" w:cs="Times New Roman"/>
+          <w:b/>
+          <w:bCs/>
+          <w:kern w:val="0"/>
+          <w:sz w:val="36"/>
+          <w:szCs w:val="36"/>
+          <w:lang w:eastAsia="en-GB"/>
+          <w14:ligatures w14:val="none"/>
+        </w:rPr>
+      </w:pPr>
+      <w:r>
+        <w:rPr>
+          <w:rFonts w:ascii="Times New Roman" w:eastAsia="Times New Roman" w:hAnsi="Times New Roman" w:cs="Times New Roman"/>
+          <w:b/>
+          <w:bCs/>
+          <w:kern w:val="0"/>
+          <w:sz w:val="36"/>
+          <w:szCs w:val="36"/>
+          <w:lang w:eastAsia="en-GB"/>
+          <w14:ligatures w14:val="none"/>
+        </w:rPr>
+        <w:t>Part 5 – Resume Parsing Module</w:t>
+      </w:r>
+    </w:p>
+    <w:p>
+      <w:pPr>
+        <w:numPr>
+          <w:ilvl w:val="0"/>
+          <w:numId w:val="22"/>
+        </w:numPr>
+        <w:spacing w:before="100" w:beforeAutospacing="1" w:after="100" w:afterAutospacing="1" w:line="240" w:lineRule="auto"/>
+        <w:rPr>
+          <w:rFonts w:ascii="Times New Roman" w:eastAsia="Times New Roman" w:hAnsi="Times New Roman" w:cs="Times New Roman"/>
+          <w:kern w:val="0"/>
+          <w:lang w:eastAsia="en-GB"/>
+          <w14:ligatures w14:val="none"/>
+        </w:rPr>
+      </w:pPr>
+      <w:r>
+        <w:rPr>
+          <w:rFonts w:ascii="Times New Roman" w:eastAsia="Times New Roman" w:hAnsi="Times New Roman" w:cs="Times New Roman"/>
+          <w:kern w:val="0"/>
+          <w:lang w:eastAsia="en-GB"/>
+          <w14:ligatures w14:val="none"/>
+        </w:rPr>
+        <w:t xml:space="preserve">Upload Resume </w:t>
+      </w:r>
+    </w:p>
+    <w:p>
+      <w:pPr>
+        <w:numPr>
+          <w:ilvl w:val="0"/>
+          <w:numId w:val="22"/>
+        </w:numPr>
+        <w:spacing w:before="100" w:beforeAutospacing="1" w:after="100" w:afterAutospacing="1" w:line="240" w:lineRule="auto"/>
+        <w:rPr>
+          <w:rFonts w:ascii="Times New Roman" w:eastAsia="Times New Roman" w:hAnsi="Times New Roman" w:cs="Times New Roman"/>
+          <w:kern w:val="0"/>
+          <w:lang w:eastAsia="en-GB"/>
+          <w14:ligatures w14:val="none"/>
+        </w:rPr>
+      </w:pPr>
+      <w:r>
+        <w:rPr>
+          <w:rFonts w:ascii="Times New Roman" w:eastAsia="Times New Roman" w:hAnsi="Times New Roman" w:cs="Times New Roman"/>
+          <w:kern w:val="0"/>
+          <w:lang w:eastAsia="en-GB"/>
+          <w14:ligatures w14:val="none"/>
+        </w:rPr>
+        <w:t xml:space="preserve">PDF Parsing </w:t>
+      </w:r>
+    </w:p>
+    <w:p>
+      <w:pPr>
+        <w:numPr>
+          <w:ilvl w:val="0"/>
+          <w:numId w:val="22"/>
+        </w:numPr>
+        <w:spacing w:before="100" w:beforeAutospacing="1" w:after="100" w:afterAutospacing="1" w:line="240" w:lineRule="auto"/>
+        <w:rPr>
+          <w:rFonts w:ascii="Times New Roman" w:eastAsia="Times New Roman" w:hAnsi="Times New Roman" w:cs="Times New Roman"/>
+          <w:kern w:val="0"/>
+          <w:lang w:eastAsia="en-GB"/>
+          <w14:ligatures w14:val="none"/>
+        </w:rPr>
+      </w:pPr>
+      <w:r>
+        <w:rPr>
+          <w:rFonts w:ascii="Times New Roman" w:eastAsia="Times New Roman" w:hAnsi="Times New Roman" w:cs="Times New Roman"/>
+          <w:kern w:val="0"/>
+          <w:lang w:eastAsia="en-GB"/>
+          <w14:ligatures w14:val="none"/>
+        </w:rPr>
+        <w:t xml:space="preserve">OCR </w:t>
+      </w:r>
+    </w:p>
+    <w:p>
+      <w:pPr>
+        <w:numPr>
+          <w:ilvl w:val="0"/>
+          <w:numId w:val="22"/>
+        </w:numPr>
+        <w:spacing w:before="100" w:beforeAutospacing="1" w:after="100" w:afterAutospacing="1" w:line="240" w:lineRule="auto"/>
+        <w:rPr>
+          <w:rFonts w:ascii="Times New Roman" w:eastAsia="Times New Roman" w:hAnsi="Times New Roman" w:cs="Times New Roman"/>
+          <w:kern w:val="0"/>
+          <w:lang w:eastAsia="en-GB"/>
+          <w14:ligatures w14:val="none"/>
+        </w:rPr>
+      </w:pPr>
+      <w:r>
+        <w:rPr>
+          <w:rFonts w:ascii="Times New Roman" w:eastAsia="Times New Roman" w:hAnsi="Times New Roman" w:cs="Times New Roman"/>
+          <w:kern w:val="0"/>
+          <w:lang w:eastAsia="en-GB"/>
+          <w14:ligatures w14:val="none"/>
+        </w:rPr>
+        <w:t xml:space="preserve">Embeddings </w:t>
+      </w:r>
+    </w:p>
+    <w:p>
+      <w:pPr>
+        <w:numPr>
+          <w:ilvl w:val="0"/>
+          <w:numId w:val="22"/>
+        </w:numPr>
+        <w:spacing w:before="100" w:beforeAutospacing="1" w:after="100" w:afterAutospacing="1" w:line="240" w:lineRule="auto"/>
+        <w:rPr>
+          <w:rFonts w:ascii="Times New Roman" w:eastAsia="Times New Roman" w:hAnsi="Times New Roman" w:cs="Times New Roman"/>
+          <w:kern w:val="0"/>
+          <w:lang w:eastAsia="en-GB"/>
+          <w14:ligatures w14:val="none"/>
+        </w:rPr>
+      </w:pPr>
+      <w:r>
+        <w:rPr>
+          <w:rFonts w:ascii="Times New Roman" w:eastAsia="Times New Roman" w:hAnsi="Times New Roman" w:cs="Times New Roman"/>
+          <w:kern w:val="0"/>
+          <w:lang w:eastAsia="en-GB"/>
+          <w14:ligatures w14:val="none"/>
+        </w:rPr>
+        <w:t xml:space="preserve">Resume Matching </w:t>
+      </w:r>
+    </w:p>
+    <w:p>
+      <w:pPr>
+        <w:numPr>
+          <w:ilvl w:val="0"/>
+          <w:numId w:val="22"/>
+        </w:numPr>
+        <w:spacing w:before="100" w:beforeAutospacing="1" w:after="100" w:afterAutospacing="1" w:line="240" w:lineRule="auto"/>
+        <w:rPr>
+          <w:rFonts w:ascii="Times New Roman" w:eastAsia="Times New Roman" w:hAnsi="Times New Roman" w:cs="Times New Roman"/>
+          <w:kern w:val="0"/>
+          <w:lang w:eastAsia="en-GB"/>
+          <w14:ligatures w14:val="none"/>
+        </w:rPr>
+      </w:pPr>
+      <w:r>
+        <w:rPr>
+          <w:rFonts w:ascii="Times New Roman" w:eastAsia="Times New Roman" w:hAnsi="Times New Roman" w:cs="Times New Roman"/>
+          <w:kern w:val="0"/>
+          <w:lang w:eastAsia="en-GB"/>
+          <w14:ligatures w14:val="none"/>
+        </w:rPr>
+        <w:t xml:space="preserve">GPT Recommendation Engine </w:t>
+      </w:r>
+    </w:p>
+    <w:p>
+      <w:pPr>
+        <w:spacing w:after="0" w:line="240" w:lineRule="auto"/>
+        <w:rPr>
+          <w:rFonts w:ascii="Times New Roman" w:eastAsia="Times New Roman" w:hAnsi="Times New Roman" w:cs="Times New Roman"/>
+          <w:kern w:val="0"/>
+          <w:lang w:eastAsia="en-GB"/>
+          <w14:ligatures w14:val="none"/>
+        </w:rPr>
+      </w:pPr>
+      <w:r>
+        <w:rPr>
+          <w:rFonts w:ascii="Times New Roman" w:eastAsia="Times New Roman" w:hAnsi="Times New Roman" w:cs="Times New Roman"/>
+          <w:kern w:val="0"/>
+          <w:lang w:eastAsia="en-GB"/>
+          <w14:ligatures w14:val="none"/>
+        </w:rPr>
+        <w:pict w14:anchorId="1D18F1DF">
+          <v:rect id="_x0000_i1030" style="width:0;height:1.5pt" o:hralign="center" o:hrstd="t" o:hr="t" fillcolor="#a0a0a0" stroked="f"/>
+        </w:pict>
+      </w:r>
+    </w:p>
+    <w:p>
+      <w:pPr>
+        <w:spacing w:before="100" w:beforeAutospacing="1" w:after="100" w:afterAutospacing="1" w:line="240" w:lineRule="auto"/>
+        <w:outlineLvl w:val="1"/>
+        <w:rPr>
+          <w:rFonts w:ascii="Times New Roman" w:eastAsia="Times New Roman" w:hAnsi="Times New Roman" w:cs="Times New Roman"/>
+          <w:b/>
+          <w:bCs/>
+          <w:kern w:val="0"/>
+          <w:sz w:val="36"/>
+          <w:szCs w:val="36"/>
+          <w:lang w:eastAsia="en-GB"/>
+          <w14:ligatures w14:val="none"/>
+        </w:rPr>
+      </w:pPr>
+      <w:r>
+        <w:rPr>
+          <w:rFonts w:ascii="Times New Roman" w:eastAsia="Times New Roman" w:hAnsi="Times New Roman" w:cs="Times New Roman"/>
+          <w:b/>
+          <w:bCs/>
+          <w:kern w:val="0"/>
+          <w:sz w:val="36"/>
+          <w:szCs w:val="36"/>
+          <w:lang w:eastAsia="en-GB"/>
+          <w14:ligatures w14:val="none"/>
+        </w:rPr>
+        <w:t>Part 6 – Interview Engine</w:t>
+      </w:r>
+    </w:p>
+    <w:p>
+      <w:pPr>
+        <w:numPr>
+          <w:ilvl w:val="0"/>
+          <w:numId w:val="23"/>
+        </w:numPr>
+        <w:spacing w:before="100" w:beforeAutospacing="1" w:after="100" w:afterAutospacing="1" w:line="240" w:lineRule="auto"/>
+        <w:rPr>
+          <w:rFonts w:ascii="Times New Roman" w:eastAsia="Times New Roman" w:hAnsi="Times New Roman" w:cs="Times New Roman"/>
+          <w:kern w:val="0"/>
+          <w:lang w:eastAsia="en-GB"/>
+          <w14:ligatures w14:val="none"/>
+        </w:rPr>
+      </w:pPr>
+      <w:r>
+        <w:rPr>
+          <w:rFonts w:ascii="Times New Roman" w:eastAsia="Times New Roman" w:hAnsi="Times New Roman" w:cs="Times New Roman"/>
+          <w:kern w:val="0"/>
+          <w:lang w:eastAsia="en-GB"/>
+          <w14:ligatures w14:val="none"/>
+        </w:rPr>
+        <w:t xml:space="preserve">Question Generator </w:t>
+      </w:r>
+    </w:p>
+    <w:p>
+      <w:pPr>
+        <w:numPr>
+          <w:ilvl w:val="0"/>
+          <w:numId w:val="23"/>
+        </w:numPr>
+        <w:spacing w:before="100" w:beforeAutospacing="1" w:after="100" w:afterAutospacing="1" w:line="240" w:lineRule="auto"/>
+        <w:rPr>
+          <w:rFonts w:ascii="Times New Roman" w:eastAsia="Times New Roman" w:hAnsi="Times New Roman" w:cs="Times New Roman"/>
+          <w:kern w:val="0"/>
+          <w:lang w:eastAsia="en-GB"/>
+          <w14:ligatures w14:val="none"/>
+        </w:rPr>
+      </w:pPr>
+      <w:r>
+        <w:rPr>
+          <w:rFonts w:ascii="Times New Roman" w:eastAsia="Times New Roman" w:hAnsi="Times New Roman" w:cs="Times New Roman"/>
+          <w:kern w:val="0"/>
+          <w:lang w:eastAsia="en-GB"/>
+          <w14:ligatures w14:val="none"/>
+        </w:rPr>
+        <w:t xml:space="preserve">Audio Recording </w:t>
+      </w:r>
+    </w:p>
+    <w:p>
+      <w:pPr>
+        <w:numPr>
+          <w:ilvl w:val="0"/>
+          <w:numId w:val="23"/>
+        </w:numPr>
+        <w:spacing w:before="100" w:beforeAutospacing="1" w:after="100" w:afterAutospacing="1" w:line="240" w:lineRule="auto"/>
+        <w:rPr>
+          <w:rFonts w:ascii="Times New Roman" w:eastAsia="Times New Roman" w:hAnsi="Times New Roman" w:cs="Times New Roman"/>
+          <w:kern w:val="0"/>
+          <w:lang w:eastAsia="en-GB"/>
+          <w14:ligatures w14:val="none"/>
+        </w:rPr>
+      </w:pPr>
+      <w:r>
+        <w:rPr>
+          <w:rFonts w:ascii="Times New Roman" w:eastAsia="Times New Roman" w:hAnsi="Times New Roman" w:cs="Times New Roman"/>
+          <w:kern w:val="0"/>
+          <w:lang w:eastAsia="en-GB"/>
+          <w14:ligatures w14:val="none"/>
+        </w:rPr>
+        <w:t xml:space="preserve">Speech-to-Text </w:t>
+      </w:r>
+    </w:p>
+    <w:p>
+      <w:pPr>
+        <w:numPr>
+          <w:ilvl w:val="0"/>
+          <w:numId w:val="23"/>
+        </w:numPr>
+        <w:spacing w:before="100" w:beforeAutospacing="1" w:after="100" w:afterAutospacing="1" w:line="240" w:lineRule="auto"/>
+        <w:rPr>
+          <w:rFonts w:ascii="Times New Roman" w:eastAsia="Times New Roman" w:hAnsi="Times New Roman" w:cs="Times New Roman"/>
+          <w:kern w:val="0"/>
+          <w:lang w:eastAsia="en-GB"/>
+          <w14:ligatures w14:val="none"/>
+        </w:rPr>
+      </w:pPr>
+      <w:r>
+        <w:rPr>
+          <w:rFonts w:ascii="Times New Roman" w:eastAsia="Times New Roman" w:hAnsi="Times New Roman" w:cs="Times New Roman"/>
+          <w:kern w:val="0"/>
+          <w:lang w:eastAsia="en-GB"/>
+          <w14:ligatures w14:val="none"/>
+        </w:rPr>
+        <w:t xml:space="preserve">GPT Evaluation </w:t>
+      </w:r>
+    </w:p>
+    <w:p>
+      <w:pPr>
+        <w:numPr>
+          <w:ilvl w:val="0"/>
+          <w:numId w:val="23"/>
+        </w:numPr>
+        <w:spacing w:before="100" w:beforeAutospacing="1" w:after="100" w:afterAutospacing="1" w:line="240" w:lineRule="auto"/>
+        <w:rPr>
+          <w:rFonts w:ascii="Times New Roman" w:eastAsia="Times New Roman" w:hAnsi="Times New Roman" w:cs="Times New Roman"/>
+          <w:kern w:val="0"/>
+          <w:lang w:eastAsia="en-GB"/>
+          <w14:ligatures w14:val="none"/>
+        </w:rPr>
+      </w:pPr>
+      <w:r>
+        <w:rPr>
+          <w:rFonts w:ascii="Times New Roman" w:eastAsia="Times New Roman" w:hAnsi="Times New Roman" w:cs="Times New Roman"/>
+          <w:kern w:val="0"/>
+          <w:lang w:eastAsia="en-GB"/>
+          <w14:ligatures w14:val="none"/>
+        </w:rPr>
+        <w:t xml:space="preserve">Score Calculation </w:t>
+      </w:r>
+    </w:p>
+    <w:p>
+      <w:pPr>
+        <w:numPr>
+          <w:ilvl w:val="0"/>
+          <w:numId w:val="23"/>
+        </w:numPr>
+        <w:spacing w:before="100" w:beforeAutospacing="1" w:after="100" w:afterAutospacing="1" w:line="240" w:lineRule="auto"/>
+        <w:rPr>
+          <w:rFonts w:ascii="Times New Roman" w:eastAsia="Times New Roman" w:hAnsi="Times New Roman" w:cs="Times New Roman"/>
+          <w:kern w:val="0"/>
+          <w:lang w:eastAsia="en-GB"/>
+          <w14:ligatures w14:val="none"/>
+        </w:rPr>
+      </w:pPr>
+      <w:r>
+        <w:rPr>
+          <w:rFonts w:ascii="Times New Roman" w:eastAsia="Times New Roman" w:hAnsi="Times New Roman" w:cs="Times New Roman"/>
+          <w:kern w:val="0"/>
+          <w:lang w:eastAsia="en-GB"/>
+          <w14:ligatures w14:val="none"/>
+        </w:rPr>
+        <w:t xml:space="preserve">Feedback Report </w:t>
+      </w:r>
+    </w:p>
+    <w:p>
+      <w:pPr>
+        <w:spacing w:after="0" w:line="240" w:lineRule="auto"/>
+        <w:rPr>
+          <w:rFonts w:ascii="Times New Roman" w:eastAsia="Times New Roman" w:hAnsi="Times New Roman" w:cs="Times New Roman"/>
+          <w:kern w:val="0"/>
+          <w:lang w:eastAsia="en-GB"/>
+          <w14:ligatures w14:val="none"/>
+        </w:rPr>
+      </w:pPr>
+      <w:r>
+        <w:rPr>
+          <w:rFonts w:ascii="Times New Roman" w:eastAsia="Times New Roman" w:hAnsi="Times New Roman" w:cs="Times New Roman"/>
+          <w:kern w:val="0"/>
+          <w:lang w:eastAsia="en-GB"/>
+          <w14:ligatures w14:val="none"/>
+        </w:rPr>
+        <w:pict w14:anchorId="6103A8F0">
+          <v:rect id="_x0000_i1031" style="width:0;height:1.5pt" o:hralign="center" o:hrstd="t" o:hr="t" fillcolor="#a0a0a0" stroked="f"/>
+        </w:pict>
+      </w:r>
+    </w:p>
+    <w:p>
+      <w:pPr>
+        <w:spacing w:before="100" w:beforeAutospacing="1" w:after="100" w:afterAutospacing="1" w:line="240" w:lineRule="auto"/>
+        <w:outlineLvl w:val="1"/>
+        <w:rPr>
+          <w:rFonts w:ascii="Times New Roman" w:eastAsia="Times New Roman" w:hAnsi="Times New Roman" w:cs="Times New Roman"/>
+          <w:b/>
+          <w:bCs/>
+          <w:kern w:val="0"/>
+          <w:sz w:val="36"/>
+          <w:szCs w:val="36"/>
+          <w:lang w:eastAsia="en-GB"/>
+          <w14:ligatures w14:val="none"/>
+        </w:rPr>
+      </w:pPr>
+      <w:r>
+        <w:rPr>
+          <w:rFonts w:ascii="Times New Roman" w:eastAsia="Times New Roman" w:hAnsi="Times New Roman" w:cs="Times New Roman"/>
+          <w:b/>
+          <w:bCs/>
+          <w:kern w:val="0"/>
+          <w:sz w:val="36"/>
+          <w:szCs w:val="36"/>
+          <w:lang w:eastAsia="en-GB"/>
+          <w14:ligatures w14:val="none"/>
+        </w:rPr>
+        <w:t>Part 7 – Multimodal AI</w:t>
+      </w:r>
+    </w:p>
+    <w:p>
+      <w:pPr>
+        <w:numPr>
+          <w:ilvl w:val="0"/>
+          <w:numId w:val="24"/>
+        </w:numPr>
+        <w:spacing w:before="100" w:beforeAutospacing="1" w:after="100" w:afterAutospacing="1" w:line="240" w:lineRule="auto"/>
+        <w:rPr>
+          <w:rFonts w:ascii="Times New Roman" w:eastAsia="Times New Roman" w:hAnsi="Times New Roman" w:cs="Times New Roman"/>
+          <w:kern w:val="0"/>
+          <w:lang w:eastAsia="en-GB"/>
+          <w14:ligatures w14:val="none"/>
+        </w:rPr>
+      </w:pPr>
+      <w:r>
+        <w:rPr>
+          <w:rFonts w:ascii="Times New Roman" w:eastAsia="Times New Roman" w:hAnsi="Times New Roman" w:cs="Times New Roman"/>
+          <w:kern w:val="0"/>
+          <w:lang w:eastAsia="en-GB"/>
+          <w14:ligatures w14:val="none"/>
+        </w:rPr>
+        <w:t xml:space="preserve">Face Detection </w:t>
+      </w:r>
+    </w:p>
+    <w:p>
+      <w:pPr>
+        <w:numPr>
+          <w:ilvl w:val="0"/>
+          <w:numId w:val="24"/>
+        </w:numPr>
+        <w:spacing w:before="100" w:beforeAutospacing="1" w:after="100" w:afterAutospacing="1" w:line="240" w:lineRule="auto"/>
+        <w:rPr>
+          <w:rFonts w:ascii="Times New Roman" w:eastAsia="Times New Roman" w:hAnsi="Times New Roman" w:cs="Times New Roman"/>
+          <w:kern w:val="0"/>
+          <w:lang w:eastAsia="en-GB"/>
+          <w14:ligatures w14:val="none"/>
+        </w:rPr>
+      </w:pPr>
+      <w:r>
+        <w:rPr>
+          <w:rFonts w:ascii="Times New Roman" w:eastAsia="Times New Roman" w:hAnsi="Times New Roman" w:cs="Times New Roman"/>
+          <w:kern w:val="0"/>
+          <w:lang w:eastAsia="en-GB"/>
+          <w14:ligatures w14:val="none"/>
+        </w:rPr>
+        <w:t xml:space="preserve">Emotion Detection </w:t>
+      </w:r>
+    </w:p>
+    <w:p>
+      <w:pPr>
+        <w:numPr>
+          <w:ilvl w:val="0"/>
+          <w:numId w:val="24"/>
+        </w:numPr>
+        <w:spacing w:before="100" w:beforeAutospacing="1" w:after="100" w:afterAutospacing="1" w:line="240" w:lineRule="auto"/>
+        <w:rPr>
+          <w:rFonts w:ascii="Times New Roman" w:eastAsia="Times New Roman" w:hAnsi="Times New Roman" w:cs="Times New Roman"/>
+          <w:kern w:val="0"/>
+          <w:lang w:eastAsia="en-GB"/>
+          <w14:ligatures w14:val="none"/>
+        </w:rPr>
+      </w:pPr>
+      <w:r>
+        <w:rPr>
+          <w:rFonts w:ascii="Times New Roman" w:eastAsia="Times New Roman" w:hAnsi="Times New Roman" w:cs="Times New Roman"/>
+          <w:kern w:val="0"/>
+          <w:lang w:eastAsia="en-GB"/>
+          <w14:ligatures w14:val="none"/>
+        </w:rPr>
+        <w:t xml:space="preserve">Voice Analysis </w:t>
+      </w:r>
+    </w:p>
+    <w:p>
+      <w:pPr>
+        <w:numPr>
+          <w:ilvl w:val="0"/>
+          <w:numId w:val="24"/>
+        </w:numPr>
+        <w:spacing w:before="100" w:beforeAutospacing="1" w:after="100" w:afterAutospacing="1" w:line="240" w:lineRule="auto"/>
+        <w:rPr>
+          <w:rFonts w:ascii="Times New Roman" w:eastAsia="Times New Roman" w:hAnsi="Times New Roman" w:cs="Times New Roman"/>
+          <w:kern w:val="0"/>
+          <w:lang w:eastAsia="en-GB"/>
+          <w14:ligatures w14:val="none"/>
+        </w:rPr>
+      </w:pPr>
+      <w:r>
+        <w:rPr>
+          <w:rFonts w:ascii="Times New Roman" w:eastAsia="Times New Roman" w:hAnsi="Times New Roman" w:cs="Times New Roman"/>
+          <w:kern w:val="0"/>
+          <w:lang w:eastAsia="en-GB"/>
+          <w14:ligatures w14:val="none"/>
+        </w:rPr>
+        <w:t xml:space="preserve">Final Score Fusion </w:t>
+      </w:r>
+    </w:p>
+    <w:p>
+      <w:pPr>
+        <w:spacing w:after="0" w:line="240" w:lineRule="auto"/>
+        <w:rPr>
+          <w:rFonts w:ascii="Times New Roman" w:eastAsia="Times New Roman" w:hAnsi="Times New Roman" w:cs="Times New Roman"/>
+          <w:kern w:val="0"/>
+          <w:lang w:eastAsia="en-GB"/>
+          <w14:ligatures w14:val="none"/>
+        </w:rPr>
+      </w:pPr>
+      <w:r>
+        <w:rPr>
+          <w:rFonts w:ascii="Times New Roman" w:eastAsia="Times New Roman" w:hAnsi="Times New Roman" w:cs="Times New Roman"/>
+          <w:kern w:val="0"/>
+          <w:lang w:eastAsia="en-GB"/>
+          <w14:ligatures w14:val="none"/>
+        </w:rPr>
+        <w:pict w14:anchorId="6474F07A">
+          <v:rect id="_x0000_i1032" style="width:0;height:1.5pt" o:hralign="center" o:hrstd="t" o:hr="t" fillcolor="#a0a0a0" stroked="f"/>
+        </w:pict>
+      </w:r>
+    </w:p>
+    <w:p>
+      <w:pPr>
+        <w:spacing w:before="100" w:beforeAutospacing="1" w:after="100" w:afterAutospacing="1" w:line="240" w:lineRule="auto"/>
+        <w:outlineLvl w:val="1"/>
+        <w:rPr>
+          <w:rFonts w:ascii="Times New Roman" w:eastAsia="Times New Roman" w:hAnsi="Times New Roman" w:cs="Times New Roman"/>
+          <w:b/>
+          <w:bCs/>
+          <w:kern w:val="0"/>
+          <w:sz w:val="36"/>
+          <w:szCs w:val="36"/>
+          <w:lang w:eastAsia="en-GB"/>
+          <w14:ligatures w14:val="none"/>
+        </w:rPr>
+      </w:pPr>
+      <w:r>
+        <w:rPr>
+          <w:rFonts w:ascii="Times New Roman" w:eastAsia="Times New Roman" w:hAnsi="Times New Roman" w:cs="Times New Roman"/>
+          <w:b/>
+          <w:bCs/>
+          <w:kern w:val="0"/>
+          <w:sz w:val="36"/>
+          <w:szCs w:val="36"/>
+          <w:lang w:eastAsia="en-GB"/>
+          <w14:ligatures w14:val="none"/>
+        </w:rPr>
+        <w:lastRenderedPageBreak/>
+        <w:t>Part 8 – Company Portal</w:t>
+      </w:r>
+    </w:p>
+    <w:p>
+      <w:pPr>
+        <w:numPr>
+          <w:ilvl w:val="0"/>
+          <w:numId w:val="25"/>
+        </w:numPr>
+        <w:spacing w:before="100" w:beforeAutospacing="1" w:after="100" w:afterAutospacing="1" w:line="240" w:lineRule="auto"/>
+        <w:rPr>
+          <w:rFonts w:ascii="Times New Roman" w:eastAsia="Times New Roman" w:hAnsi="Times New Roman" w:cs="Times New Roman"/>
+          <w:kern w:val="0"/>
+          <w:lang w:eastAsia="en-GB"/>
+          <w14:ligatures w14:val="none"/>
+        </w:rPr>
+      </w:pPr>
+      <w:r>
+        <w:rPr>
+          <w:rFonts w:ascii="Times New Roman" w:eastAsia="Times New Roman" w:hAnsi="Times New Roman" w:cs="Times New Roman"/>
+          <w:kern w:val="0"/>
+          <w:lang w:eastAsia="en-GB"/>
+          <w14:ligatures w14:val="none"/>
+        </w:rPr>
+        <w:t xml:space="preserve">Company Login </w:t>
+      </w:r>
+    </w:p>
+    <w:p>
+      <w:pPr>
+        <w:numPr>
+          <w:ilvl w:val="0"/>
+          <w:numId w:val="25"/>
+        </w:numPr>
+        <w:spacing w:before="100" w:beforeAutospacing="1" w:after="100" w:afterAutospacing="1" w:line="240" w:lineRule="auto"/>
+        <w:rPr>
+          <w:rFonts w:ascii="Times New Roman" w:eastAsia="Times New Roman" w:hAnsi="Times New Roman" w:cs="Times New Roman"/>
+          <w:kern w:val="0"/>
+          <w:lang w:eastAsia="en-GB"/>
+          <w14:ligatures w14:val="none"/>
+        </w:rPr>
+      </w:pPr>
+      <w:r>
+        <w:rPr>
+          <w:rFonts w:ascii="Times New Roman" w:eastAsia="Times New Roman" w:hAnsi="Times New Roman" w:cs="Times New Roman"/>
+          <w:kern w:val="0"/>
+          <w:lang w:eastAsia="en-GB"/>
+          <w14:ligatures w14:val="none"/>
+        </w:rPr>
+        <w:t xml:space="preserve">Job Posting </w:t>
+      </w:r>
+    </w:p>
+    <w:p>
+      <w:pPr>
+        <w:numPr>
+          <w:ilvl w:val="0"/>
+          <w:numId w:val="25"/>
+        </w:numPr>
+        <w:spacing w:before="100" w:beforeAutospacing="1" w:after="100" w:afterAutospacing="1" w:line="240" w:lineRule="auto"/>
+        <w:rPr>
+          <w:rFonts w:ascii="Times New Roman" w:eastAsia="Times New Roman" w:hAnsi="Times New Roman" w:cs="Times New Roman"/>
+          <w:kern w:val="0"/>
+          <w:lang w:eastAsia="en-GB"/>
+          <w14:ligatures w14:val="none"/>
+        </w:rPr>
+      </w:pPr>
+      <w:r>
+        <w:rPr>
+          <w:rFonts w:ascii="Times New Roman" w:eastAsia="Times New Roman" w:hAnsi="Times New Roman" w:cs="Times New Roman"/>
+          <w:kern w:val="0"/>
+          <w:lang w:eastAsia="en-GB"/>
+          <w14:ligatures w14:val="none"/>
+        </w:rPr>
+        <w:t xml:space="preserve">Candidate Applications </w:t>
+      </w:r>
+    </w:p>
+    <w:p>
+      <w:pPr>
+        <w:numPr>
+          <w:ilvl w:val="0"/>
+          <w:numId w:val="25"/>
+        </w:numPr>
+        <w:spacing w:before="100" w:beforeAutospacing="1" w:after="100" w:afterAutospacing="1" w:line="240" w:lineRule="auto"/>
+        <w:rPr>
+          <w:rFonts w:ascii="Times New Roman" w:eastAsia="Times New Roman" w:hAnsi="Times New Roman" w:cs="Times New Roman"/>
+          <w:kern w:val="0"/>
+          <w:lang w:eastAsia="en-GB"/>
+          <w14:ligatures w14:val="none"/>
+        </w:rPr>
+      </w:pPr>
+      <w:r>
+        <w:rPr>
+          <w:rFonts w:ascii="Times New Roman" w:eastAsia="Times New Roman" w:hAnsi="Times New Roman" w:cs="Times New Roman"/>
+          <w:kern w:val="0"/>
+          <w:lang w:eastAsia="en-GB"/>
+          <w14:ligatures w14:val="none"/>
+        </w:rPr>
+        <w:t xml:space="preserve">Dashboard </w:t>
+      </w:r>
+    </w:p>
+    <w:p>
+      <w:pPr>
+        <w:numPr>
+          <w:ilvl w:val="0"/>
+          <w:numId w:val="25"/>
+        </w:numPr>
+        <w:spacing w:before="100" w:beforeAutospacing="1" w:after="100" w:afterAutospacing="1" w:line="240" w:lineRule="auto"/>
+        <w:rPr>
+          <w:rFonts w:ascii="Times New Roman" w:eastAsia="Times New Roman" w:hAnsi="Times New Roman" w:cs="Times New Roman"/>
+          <w:kern w:val="0"/>
+          <w:lang w:eastAsia="en-GB"/>
+          <w14:ligatures w14:val="none"/>
+        </w:rPr>
+      </w:pPr>
+      <w:r>
+        <w:rPr>
+          <w:rFonts w:ascii="Times New Roman" w:eastAsia="Times New Roman" w:hAnsi="Times New Roman" w:cs="Times New Roman"/>
+          <w:kern w:val="0"/>
+          <w:lang w:eastAsia="en-GB"/>
+          <w14:ligatures w14:val="none"/>
+        </w:rPr>
+        <w:t xml:space="preserve">Candidate Ranking </w:t>
+      </w:r>
+    </w:p>
+    <w:p>
+      <w:pPr>
+        <w:spacing w:after="0" w:line="240" w:lineRule="auto"/>
+        <w:rPr>
+          <w:rFonts w:ascii="Times New Roman" w:eastAsia="Times New Roman" w:hAnsi="Times New Roman" w:cs="Times New Roman"/>
+          <w:kern w:val="0"/>
+          <w:lang w:eastAsia="en-GB"/>
+          <w14:ligatures w14:val="none"/>
+        </w:rPr>
+      </w:pPr>
+      <w:r>
+        <w:rPr>
+          <w:rFonts w:ascii="Times New Roman" w:eastAsia="Times New Roman" w:hAnsi="Times New Roman" w:cs="Times New Roman"/>
+          <w:kern w:val="0"/>
+          <w:lang w:eastAsia="en-GB"/>
+          <w14:ligatures w14:val="none"/>
+        </w:rPr>
+        <w:pict w14:anchorId="753A6ABC">
+          <v:rect id="_x0000_i1033" style="width:0;height:1.5pt" o:hralign="center" o:hrstd="t" o:hr="t" fillcolor="#a0a0a0" stroked="f"/>
+        </w:pict>
+      </w:r>
+    </w:p>
+    <w:p>
+      <w:pPr>
+        <w:spacing w:before="100" w:beforeAutospacing="1" w:after="100" w:afterAutospacing="1" w:line="240" w:lineRule="auto"/>
+        <w:outlineLvl w:val="1"/>
+        <w:rPr>
+          <w:rFonts w:ascii="Times New Roman" w:eastAsia="Times New Roman" w:hAnsi="Times New Roman" w:cs="Times New Roman"/>
+          <w:b/>
+          <w:bCs/>
+          <w:kern w:val="0"/>
+          <w:sz w:val="36"/>
+          <w:szCs w:val="36"/>
+          <w:lang w:eastAsia="en-GB"/>
+          <w14:ligatures w14:val="none"/>
+        </w:rPr>
+      </w:pPr>
+      <w:r>
+        <w:rPr>
+          <w:rFonts w:ascii="Times New Roman" w:eastAsia="Times New Roman" w:hAnsi="Times New Roman" w:cs="Times New Roman"/>
+          <w:b/>
+          <w:bCs/>
+          <w:kern w:val="0"/>
+          <w:sz w:val="36"/>
+          <w:szCs w:val="36"/>
+          <w:lang w:eastAsia="en-GB"/>
+          <w14:ligatures w14:val="none"/>
+        </w:rPr>
+        <w:t>Part 9 – Production</w:t>
+      </w:r>
+    </w:p>
+    <w:p>
+      <w:pPr>
+        <w:numPr>
+          <w:ilvl w:val="0"/>
+          <w:numId w:val="26"/>
+        </w:numPr>
+        <w:spacing w:before="100" w:beforeAutospacing="1" w:after="100" w:afterAutospacing="1" w:line="240" w:lineRule="auto"/>
+        <w:rPr>
+          <w:rFonts w:ascii="Times New Roman" w:eastAsia="Times New Roman" w:hAnsi="Times New Roman" w:cs="Times New Roman"/>
+          <w:kern w:val="0"/>
+          <w:lang w:eastAsia="en-GB"/>
+          <w14:ligatures w14:val="none"/>
+        </w:rPr>
+      </w:pPr>
+      <w:r>
+        <w:rPr>
+          <w:rFonts w:ascii="Times New Roman" w:eastAsia="Times New Roman" w:hAnsi="Times New Roman" w:cs="Times New Roman"/>
+          <w:kern w:val="0"/>
+          <w:lang w:eastAsia="en-GB"/>
+          <w14:ligatures w14:val="none"/>
+        </w:rPr>
+        <w:t xml:space="preserve">Docker </w:t>
+      </w:r>
+    </w:p>
+    <w:p>
+      <w:pPr>
+        <w:numPr>
+          <w:ilvl w:val="0"/>
+          <w:numId w:val="26"/>
+        </w:numPr>
+        <w:spacing w:before="100" w:beforeAutospacing="1" w:after="100" w:afterAutospacing="1" w:line="240" w:lineRule="auto"/>
+        <w:rPr>
+          <w:rFonts w:ascii="Times New Roman" w:eastAsia="Times New Roman" w:hAnsi="Times New Roman" w:cs="Times New Roman"/>
+          <w:kern w:val="0"/>
+          <w:lang w:eastAsia="en-GB"/>
+          <w14:ligatures w14:val="none"/>
+        </w:rPr>
+      </w:pPr>
+      <w:r>
+        <w:rPr>
+          <w:rFonts w:ascii="Times New Roman" w:eastAsia="Times New Roman" w:hAnsi="Times New Roman" w:cs="Times New Roman"/>
+          <w:kern w:val="0"/>
+          <w:lang w:eastAsia="en-GB"/>
+          <w14:ligatures w14:val="none"/>
+        </w:rPr>
+        <w:t xml:space="preserve">Nginx </w:t>
+      </w:r>
+    </w:p>
+    <w:p>
+      <w:pPr>
+        <w:numPr>
+          <w:ilvl w:val="0"/>
+          <w:numId w:val="26"/>
+        </w:numPr>
+        <w:spacing w:before="100" w:beforeAutospacing="1" w:after="100" w:afterAutospacing="1" w:line="240" w:lineRule="auto"/>
+        <w:rPr>
+          <w:rFonts w:ascii="Times New Roman" w:eastAsia="Times New Roman" w:hAnsi="Times New Roman" w:cs="Times New Roman"/>
+          <w:kern w:val="0"/>
+          <w:lang w:eastAsia="en-GB"/>
+          <w14:ligatures w14:val="none"/>
+        </w:rPr>
+      </w:pPr>
+      <w:r>
+        <w:rPr>
+          <w:rFonts w:ascii="Times New Roman" w:eastAsia="Times New Roman" w:hAnsi="Times New Roman" w:cs="Times New Roman"/>
+          <w:kern w:val="0"/>
+          <w:lang w:eastAsia="en-GB"/>
+          <w14:ligatures w14:val="none"/>
+        </w:rPr>
+        <w:t xml:space="preserve">PostgreSQL </w:t>
+      </w:r>
+    </w:p>
+    <w:p>
+      <w:pPr>
+        <w:numPr>
+          <w:ilvl w:val="0"/>
+          <w:numId w:val="26"/>
+        </w:numPr>
+        <w:spacing w:before="100" w:beforeAutospacing="1" w:after="100" w:afterAutospacing="1" w:line="240" w:lineRule="auto"/>
+        <w:rPr>
+          <w:rFonts w:ascii="Times New Roman" w:eastAsia="Times New Roman" w:hAnsi="Times New Roman" w:cs="Times New Roman"/>
+          <w:kern w:val="0"/>
+          <w:lang w:eastAsia="en-GB"/>
+          <w14:ligatures w14:val="none"/>
+        </w:rPr>
+      </w:pPr>
+      <w:r>
+        <w:rPr>
+          <w:rFonts w:ascii="Times New Roman" w:eastAsia="Times New Roman" w:hAnsi="Times New Roman" w:cs="Times New Roman"/>
+          <w:kern w:val="0"/>
+          <w:lang w:eastAsia="en-GB"/>
+          <w14:ligatures w14:val="none"/>
+        </w:rPr>
+        <w:t xml:space="preserve">Redis </w:t>
+      </w:r>
+    </w:p>
+    <w:p>
+      <w:pPr>
+        <w:numPr>
+          <w:ilvl w:val="0"/>
+          <w:numId w:val="26"/>
+        </w:numPr>
+        <w:spacing w:before="100" w:beforeAutospacing="1" w:after="100" w:afterAutospacing="1" w:line="240" w:lineRule="auto"/>
+        <w:rPr>
+          <w:rFonts w:ascii="Times New Roman" w:eastAsia="Times New Roman" w:hAnsi="Times New Roman" w:cs="Times New Roman"/>
+          <w:kern w:val="0"/>
+          <w:lang w:eastAsia="en-GB"/>
+          <w14:ligatures w14:val="none"/>
+        </w:rPr>
+      </w:pPr>
+      <w:r>
+        <w:rPr>
+          <w:rFonts w:ascii="Times New Roman" w:eastAsia="Times New Roman" w:hAnsi="Times New Roman" w:cs="Times New Roman"/>
+          <w:kern w:val="0"/>
+          <w:lang w:eastAsia="en-GB"/>
+          <w14:ligatures w14:val="none"/>
+        </w:rPr>
+        <w:t xml:space="preserve">Deployment </w:t>
+      </w:r>
+    </w:p>
+    <w:p>
+      <w:pPr>
+        <w:numPr>
+          <w:ilvl w:val="0"/>
+          <w:numId w:val="26"/>
+        </w:numPr>
+        <w:spacing w:before="100" w:beforeAutospacing="1" w:after="100" w:afterAutospacing="1" w:line="240" w:lineRule="auto"/>
+        <w:rPr>
+          <w:rFonts w:ascii="Times New Roman" w:eastAsia="Times New Roman" w:hAnsi="Times New Roman" w:cs="Times New Roman"/>
+          <w:kern w:val="0"/>
+          <w:lang w:eastAsia="en-GB"/>
+          <w14:ligatures w14:val="none"/>
+        </w:rPr>
+      </w:pPr>
+      <w:r>
+        <w:rPr>
+          <w:rFonts w:ascii="Times New Roman" w:eastAsia="Times New Roman" w:hAnsi="Times New Roman" w:cs="Times New Roman"/>
+          <w:kern w:val="0"/>
+          <w:lang w:eastAsia="en-GB"/>
+          <w14:ligatures w14:val="none"/>
+        </w:rPr>
+        <w:t xml:space="preserve">Monitoring </w:t>
+      </w:r>
+    </w:p>
+    <w:p>
+      <w:pPr>
+        <w:spacing w:after="0" w:line="240" w:lineRule="auto"/>
+        <w:rPr>
+          <w:rFonts w:ascii="Times New Roman" w:eastAsia="Times New Roman" w:hAnsi="Times New Roman" w:cs="Times New Roman"/>
+          <w:kern w:val="0"/>
+          <w:lang w:eastAsia="en-GB"/>
+          <w14:ligatures w14:val="none"/>
+        </w:rPr>
+      </w:pPr>
+      <w:r>
+        <w:rPr>
+          <w:rFonts w:ascii="Times New Roman" w:eastAsia="Times New Roman" w:hAnsi="Times New Roman" w:cs="Times New Roman"/>
+          <w:kern w:val="0"/>
+          <w:lang w:eastAsia="en-GB"/>
+          <w14:ligatures w14:val="none"/>
+        </w:rPr>
+        <w:pict w14:anchorId="5D1D9625">
+          <v:rect id="_x0000_i1034" style="width:0;height:1.5pt" o:hralign="center" o:hrstd="t" o:hr="t" fillcolor="#a0a0a0" stroked="f"/>
         </w:pict>
       </w:r>
     </w:p>
@@ -800,1894 +2642,7 @@
           <w:lang w:eastAsia="en-GB"/>
           <w14:ligatures w14:val="none"/>
         </w:rPr>
-        <w:t>Table of Contents</w:t>
-      </w:r>
-    </w:p>
-    <w:p>
-      <w:pPr>
-        <w:spacing w:before="100" w:beforeAutospacing="1" w:after="100" w:afterAutospacing="1" w:line="240" w:lineRule="auto"/>
-        <w:outlineLvl w:val="1"/>
-        <w:rPr>
-          <w:rFonts w:ascii="Times New Roman" w:eastAsia="Times New Roman" w:hAnsi="Times New Roman" w:cs="Times New Roman"/>
-          <w:b/>
-          <w:bCs/>
-          <w:kern w:val="0"/>
-          <w:sz w:val="36"/>
-          <w:szCs w:val="36"/>
-          <w:lang w:eastAsia="en-GB"/>
-          <w14:ligatures w14:val="none"/>
-        </w:rPr>
-      </w:pPr>
-      <w:r>
-        <w:rPr>
-          <w:rFonts w:ascii="Times New Roman" w:eastAsia="Times New Roman" w:hAnsi="Times New Roman" w:cs="Times New Roman"/>
-          <w:b/>
-          <w:bCs/>
-          <w:kern w:val="0"/>
-          <w:sz w:val="36"/>
-          <w:szCs w:val="36"/>
-          <w:lang w:eastAsia="en-GB"/>
-          <w14:ligatures w14:val="none"/>
-        </w:rPr>
-        <w:t>Part 1 – Introduction</w:t>
-      </w:r>
-    </w:p>
-    <w:p>
-      <w:pPr>
-        <w:numPr>
-          <w:ilvl w:val="0"/>
-          <w:numId w:val="18"/>
-        </w:numPr>
-        <w:spacing w:before="100" w:beforeAutospacing="1" w:after="100" w:afterAutospacing="1" w:line="240" w:lineRule="auto"/>
-        <w:rPr>
-          <w:rFonts w:ascii="Times New Roman" w:eastAsia="Times New Roman" w:hAnsi="Times New Roman" w:cs="Times New Roman"/>
-          <w:kern w:val="0"/>
-          <w:lang w:eastAsia="en-GB"/>
-          <w14:ligatures w14:val="none"/>
-        </w:rPr>
-      </w:pPr>
-      <w:r>
-        <w:rPr>
-          <w:rFonts w:ascii="Times New Roman" w:eastAsia="Times New Roman" w:hAnsi="Times New Roman" w:cs="Times New Roman"/>
-          <w:kern w:val="0"/>
-          <w:lang w:eastAsia="en-GB"/>
-          <w14:ligatures w14:val="none"/>
-        </w:rPr>
-        <w:t xml:space="preserve">Why </w:t>
-      </w:r>
-      <w:proofErr w:type="spellStart"/>
-      <w:r>
-        <w:rPr>
-          <w:rFonts w:ascii="Times New Roman" w:eastAsia="Times New Roman" w:hAnsi="Times New Roman" w:cs="Times New Roman"/>
-          <w:kern w:val="0"/>
-          <w:lang w:eastAsia="en-GB"/>
-          <w14:ligatures w14:val="none"/>
-        </w:rPr>
-        <w:t>FastAPI</w:t>
-      </w:r>
-      <w:proofErr w:type="spellEnd"/>
-      <w:r>
-        <w:rPr>
-          <w:rFonts w:ascii="Times New Roman" w:eastAsia="Times New Roman" w:hAnsi="Times New Roman" w:cs="Times New Roman"/>
-          <w:kern w:val="0"/>
-          <w:lang w:eastAsia="en-GB"/>
-          <w14:ligatures w14:val="none"/>
-        </w:rPr>
-        <w:t xml:space="preserve">? </w:t>
-      </w:r>
-    </w:p>
-    <w:p>
-      <w:pPr>
-        <w:numPr>
-          <w:ilvl w:val="0"/>
-          <w:numId w:val="18"/>
-        </w:numPr>
-        <w:spacing w:before="100" w:beforeAutospacing="1" w:after="100" w:afterAutospacing="1" w:line="240" w:lineRule="auto"/>
-        <w:rPr>
-          <w:rFonts w:ascii="Times New Roman" w:eastAsia="Times New Roman" w:hAnsi="Times New Roman" w:cs="Times New Roman"/>
-          <w:kern w:val="0"/>
-          <w:lang w:eastAsia="en-GB"/>
-          <w14:ligatures w14:val="none"/>
-        </w:rPr>
-      </w:pPr>
-      <w:proofErr w:type="spellStart"/>
-      <w:r>
-        <w:rPr>
-          <w:rFonts w:ascii="Times New Roman" w:eastAsia="Times New Roman" w:hAnsi="Times New Roman" w:cs="Times New Roman"/>
-          <w:kern w:val="0"/>
-          <w:lang w:eastAsia="en-GB"/>
-          <w14:ligatures w14:val="none"/>
-        </w:rPr>
-        <w:t>FastAPI</w:t>
-      </w:r>
-      <w:proofErr w:type="spellEnd"/>
-      <w:r>
-        <w:rPr>
-          <w:rFonts w:ascii="Times New Roman" w:eastAsia="Times New Roman" w:hAnsi="Times New Roman" w:cs="Times New Roman"/>
-          <w:kern w:val="0"/>
-          <w:lang w:eastAsia="en-GB"/>
-          <w14:ligatures w14:val="none"/>
-        </w:rPr>
-        <w:t xml:space="preserve"> vs Flask vs Django </w:t>
-      </w:r>
-    </w:p>
-    <w:p>
-      <w:pPr>
-        <w:numPr>
-          <w:ilvl w:val="0"/>
-          <w:numId w:val="18"/>
-        </w:numPr>
-        <w:spacing w:before="100" w:beforeAutospacing="1" w:after="100" w:afterAutospacing="1" w:line="240" w:lineRule="auto"/>
-        <w:rPr>
-          <w:rFonts w:ascii="Times New Roman" w:eastAsia="Times New Roman" w:hAnsi="Times New Roman" w:cs="Times New Roman"/>
-          <w:kern w:val="0"/>
-          <w:lang w:eastAsia="en-GB"/>
-          <w14:ligatures w14:val="none"/>
-        </w:rPr>
-      </w:pPr>
-      <w:r>
-        <w:rPr>
-          <w:rFonts w:ascii="Times New Roman" w:eastAsia="Times New Roman" w:hAnsi="Times New Roman" w:cs="Times New Roman"/>
-          <w:kern w:val="0"/>
-          <w:lang w:eastAsia="en-GB"/>
-          <w14:ligatures w14:val="none"/>
-        </w:rPr>
-        <w:t xml:space="preserve">How </w:t>
-      </w:r>
-      <w:proofErr w:type="spellStart"/>
-      <w:r>
-        <w:rPr>
-          <w:rFonts w:ascii="Times New Roman" w:eastAsia="Times New Roman" w:hAnsi="Times New Roman" w:cs="Times New Roman"/>
-          <w:kern w:val="0"/>
-          <w:lang w:eastAsia="en-GB"/>
-          <w14:ligatures w14:val="none"/>
-        </w:rPr>
-        <w:t>FastAPI</w:t>
-      </w:r>
-      <w:proofErr w:type="spellEnd"/>
-      <w:r>
-        <w:rPr>
-          <w:rFonts w:ascii="Times New Roman" w:eastAsia="Times New Roman" w:hAnsi="Times New Roman" w:cs="Times New Roman"/>
-          <w:kern w:val="0"/>
-          <w:lang w:eastAsia="en-GB"/>
-          <w14:ligatures w14:val="none"/>
-        </w:rPr>
-        <w:t xml:space="preserve"> Works </w:t>
-      </w:r>
-    </w:p>
-    <w:p>
-      <w:pPr>
-        <w:numPr>
-          <w:ilvl w:val="0"/>
-          <w:numId w:val="18"/>
-        </w:numPr>
-        <w:spacing w:before="100" w:beforeAutospacing="1" w:after="100" w:afterAutospacing="1" w:line="240" w:lineRule="auto"/>
-        <w:rPr>
-          <w:rFonts w:ascii="Times New Roman" w:eastAsia="Times New Roman" w:hAnsi="Times New Roman" w:cs="Times New Roman"/>
-          <w:kern w:val="0"/>
-          <w:lang w:eastAsia="en-GB"/>
-          <w14:ligatures w14:val="none"/>
-        </w:rPr>
-      </w:pPr>
-      <w:proofErr w:type="spellStart"/>
-      <w:r>
-        <w:rPr>
-          <w:rFonts w:ascii="Times New Roman" w:eastAsia="Times New Roman" w:hAnsi="Times New Roman" w:cs="Times New Roman"/>
-          <w:kern w:val="0"/>
-          <w:lang w:eastAsia="en-GB"/>
-          <w14:ligatures w14:val="none"/>
-        </w:rPr>
-        <w:t>FastAPI</w:t>
-      </w:r>
-      <w:proofErr w:type="spellEnd"/>
-      <w:r>
-        <w:rPr>
-          <w:rFonts w:ascii="Times New Roman" w:eastAsia="Times New Roman" w:hAnsi="Times New Roman" w:cs="Times New Roman"/>
-          <w:kern w:val="0"/>
-          <w:lang w:eastAsia="en-GB"/>
-          <w14:ligatures w14:val="none"/>
-        </w:rPr>
-        <w:t xml:space="preserve"> Request Lifecycle </w:t>
-      </w:r>
-    </w:p>
-    <w:p>
-      <w:pPr>
-        <w:spacing w:after="0" w:line="240" w:lineRule="auto"/>
-        <w:rPr>
-          <w:rFonts w:ascii="Times New Roman" w:eastAsia="Times New Roman" w:hAnsi="Times New Roman" w:cs="Times New Roman"/>
-          <w:kern w:val="0"/>
-          <w:lang w:eastAsia="en-GB"/>
-          <w14:ligatures w14:val="none"/>
-        </w:rPr>
-      </w:pPr>
-      <w:r>
-        <w:rPr>
-          <w:rFonts w:ascii="Times New Roman" w:eastAsia="Times New Roman" w:hAnsi="Times New Roman" w:cs="Times New Roman"/>
-          <w:kern w:val="0"/>
-          <w:lang w:eastAsia="en-GB"/>
-          <w14:ligatures w14:val="none"/>
-        </w:rPr>
-        <w:pict w14:anchorId="4110CF04">
-          <v:rect id="_x0000_i2181" style="width:0;height:1.5pt" o:hralign="center" o:hrstd="t" o:hr="t" fillcolor="#a0a0a0" stroked="f"/>
-        </w:pict>
-      </w:r>
-    </w:p>
-    <w:p>
-      <w:pPr>
-        <w:spacing w:before="100" w:beforeAutospacing="1" w:after="100" w:afterAutospacing="1" w:line="240" w:lineRule="auto"/>
-        <w:outlineLvl w:val="1"/>
-        <w:rPr>
-          <w:rFonts w:ascii="Times New Roman" w:eastAsia="Times New Roman" w:hAnsi="Times New Roman" w:cs="Times New Roman"/>
-          <w:b/>
-          <w:bCs/>
-          <w:kern w:val="0"/>
-          <w:sz w:val="36"/>
-          <w:szCs w:val="36"/>
-          <w:lang w:eastAsia="en-GB"/>
-          <w14:ligatures w14:val="none"/>
-        </w:rPr>
-      </w:pPr>
-      <w:r>
-        <w:rPr>
-          <w:rFonts w:ascii="Times New Roman" w:eastAsia="Times New Roman" w:hAnsi="Times New Roman" w:cs="Times New Roman"/>
-          <w:b/>
-          <w:bCs/>
-          <w:kern w:val="0"/>
-          <w:sz w:val="36"/>
-          <w:szCs w:val="36"/>
-          <w:lang w:eastAsia="en-GB"/>
-          <w14:ligatures w14:val="none"/>
-        </w:rPr>
-        <w:t>Part 2 – Project Setup</w:t>
-      </w:r>
-    </w:p>
-    <w:p>
-      <w:pPr>
-        <w:numPr>
-          <w:ilvl w:val="0"/>
-          <w:numId w:val="19"/>
-        </w:numPr>
-        <w:spacing w:before="100" w:beforeAutospacing="1" w:after="100" w:afterAutospacing="1" w:line="240" w:lineRule="auto"/>
-        <w:rPr>
-          <w:rFonts w:ascii="Times New Roman" w:eastAsia="Times New Roman" w:hAnsi="Times New Roman" w:cs="Times New Roman"/>
-          <w:kern w:val="0"/>
-          <w:lang w:eastAsia="en-GB"/>
-          <w14:ligatures w14:val="none"/>
-        </w:rPr>
-      </w:pPr>
-      <w:r>
-        <w:rPr>
-          <w:rFonts w:ascii="Times New Roman" w:eastAsia="Times New Roman" w:hAnsi="Times New Roman" w:cs="Times New Roman"/>
-          <w:kern w:val="0"/>
-          <w:lang w:eastAsia="en-GB"/>
-          <w14:ligatures w14:val="none"/>
-        </w:rPr>
-        <w:t xml:space="preserve">Installing </w:t>
-      </w:r>
-      <w:proofErr w:type="spellStart"/>
-      <w:r>
-        <w:rPr>
-          <w:rFonts w:ascii="Times New Roman" w:eastAsia="Times New Roman" w:hAnsi="Times New Roman" w:cs="Times New Roman"/>
-          <w:kern w:val="0"/>
-          <w:lang w:eastAsia="en-GB"/>
-          <w14:ligatures w14:val="none"/>
-        </w:rPr>
-        <w:t>FastAPI</w:t>
-      </w:r>
-      <w:proofErr w:type="spellEnd"/>
-      <w:r>
-        <w:rPr>
-          <w:rFonts w:ascii="Times New Roman" w:eastAsia="Times New Roman" w:hAnsi="Times New Roman" w:cs="Times New Roman"/>
-          <w:kern w:val="0"/>
-          <w:lang w:eastAsia="en-GB"/>
-          <w14:ligatures w14:val="none"/>
-        </w:rPr>
-        <w:t xml:space="preserve"> </w:t>
-      </w:r>
-    </w:p>
-    <w:p>
-      <w:pPr>
-        <w:numPr>
-          <w:ilvl w:val="0"/>
-          <w:numId w:val="19"/>
-        </w:numPr>
-        <w:spacing w:before="100" w:beforeAutospacing="1" w:after="100" w:afterAutospacing="1" w:line="240" w:lineRule="auto"/>
-        <w:rPr>
-          <w:rFonts w:ascii="Times New Roman" w:eastAsia="Times New Roman" w:hAnsi="Times New Roman" w:cs="Times New Roman"/>
-          <w:kern w:val="0"/>
-          <w:lang w:eastAsia="en-GB"/>
-          <w14:ligatures w14:val="none"/>
-        </w:rPr>
-      </w:pPr>
-      <w:r>
-        <w:rPr>
-          <w:rFonts w:ascii="Times New Roman" w:eastAsia="Times New Roman" w:hAnsi="Times New Roman" w:cs="Times New Roman"/>
-          <w:kern w:val="0"/>
-          <w:lang w:eastAsia="en-GB"/>
-          <w14:ligatures w14:val="none"/>
-        </w:rPr>
-        <w:t xml:space="preserve">Creating a Project </w:t>
-      </w:r>
-    </w:p>
-    <w:p>
-      <w:pPr>
-        <w:numPr>
-          <w:ilvl w:val="0"/>
-          <w:numId w:val="19"/>
-        </w:numPr>
-        <w:spacing w:before="100" w:beforeAutospacing="1" w:after="100" w:afterAutospacing="1" w:line="240" w:lineRule="auto"/>
-        <w:rPr>
-          <w:rFonts w:ascii="Times New Roman" w:eastAsia="Times New Roman" w:hAnsi="Times New Roman" w:cs="Times New Roman"/>
-          <w:kern w:val="0"/>
-          <w:lang w:eastAsia="en-GB"/>
-          <w14:ligatures w14:val="none"/>
-        </w:rPr>
-      </w:pPr>
-      <w:r>
-        <w:rPr>
-          <w:rFonts w:ascii="Times New Roman" w:eastAsia="Times New Roman" w:hAnsi="Times New Roman" w:cs="Times New Roman"/>
-          <w:kern w:val="0"/>
-          <w:lang w:eastAsia="en-GB"/>
-          <w14:ligatures w14:val="none"/>
-        </w:rPr>
-        <w:t xml:space="preserve">Understanding Project Structure </w:t>
-      </w:r>
-    </w:p>
-    <w:p>
-      <w:pPr>
-        <w:numPr>
-          <w:ilvl w:val="0"/>
-          <w:numId w:val="19"/>
-        </w:numPr>
-        <w:spacing w:before="100" w:beforeAutospacing="1" w:after="100" w:afterAutospacing="1" w:line="240" w:lineRule="auto"/>
-        <w:rPr>
-          <w:rFonts w:ascii="Times New Roman" w:eastAsia="Times New Roman" w:hAnsi="Times New Roman" w:cs="Times New Roman"/>
-          <w:kern w:val="0"/>
-          <w:lang w:eastAsia="en-GB"/>
-          <w14:ligatures w14:val="none"/>
-        </w:rPr>
-      </w:pPr>
-      <w:r>
-        <w:rPr>
-          <w:rFonts w:ascii="Times New Roman" w:eastAsia="Times New Roman" w:hAnsi="Times New Roman" w:cs="Times New Roman"/>
-          <w:kern w:val="0"/>
-          <w:lang w:eastAsia="en-GB"/>
-          <w14:ligatures w14:val="none"/>
-        </w:rPr>
-        <w:t xml:space="preserve">Running the Server </w:t>
-      </w:r>
-    </w:p>
-    <w:p>
-      <w:pPr>
-        <w:numPr>
-          <w:ilvl w:val="0"/>
-          <w:numId w:val="19"/>
-        </w:numPr>
-        <w:spacing w:before="100" w:beforeAutospacing="1" w:after="100" w:afterAutospacing="1" w:line="240" w:lineRule="auto"/>
-        <w:rPr>
-          <w:rFonts w:ascii="Times New Roman" w:eastAsia="Times New Roman" w:hAnsi="Times New Roman" w:cs="Times New Roman"/>
-          <w:kern w:val="0"/>
-          <w:lang w:eastAsia="en-GB"/>
-          <w14:ligatures w14:val="none"/>
-        </w:rPr>
-      </w:pPr>
-      <w:r>
-        <w:rPr>
-          <w:rFonts w:ascii="Times New Roman" w:eastAsia="Times New Roman" w:hAnsi="Times New Roman" w:cs="Times New Roman"/>
-          <w:kern w:val="0"/>
-          <w:lang w:eastAsia="en-GB"/>
-          <w14:ligatures w14:val="none"/>
-        </w:rPr>
-        <w:t xml:space="preserve">Connecting with React/Next.js </w:t>
-      </w:r>
-    </w:p>
-    <w:p>
-      <w:pPr>
-        <w:spacing w:after="0" w:line="240" w:lineRule="auto"/>
-        <w:rPr>
-          <w:rFonts w:ascii="Times New Roman" w:eastAsia="Times New Roman" w:hAnsi="Times New Roman" w:cs="Times New Roman"/>
-          <w:kern w:val="0"/>
-          <w:lang w:eastAsia="en-GB"/>
-          <w14:ligatures w14:val="none"/>
-        </w:rPr>
-      </w:pPr>
-      <w:r>
-        <w:rPr>
-          <w:rFonts w:ascii="Times New Roman" w:eastAsia="Times New Roman" w:hAnsi="Times New Roman" w:cs="Times New Roman"/>
-          <w:kern w:val="0"/>
-          <w:lang w:eastAsia="en-GB"/>
-          <w14:ligatures w14:val="none"/>
-        </w:rPr>
-        <w:pict w14:anchorId="3CE2ABC3">
-          <v:rect id="_x0000_i2182" style="width:0;height:1.5pt" o:hralign="center" o:hrstd="t" o:hr="t" fillcolor="#a0a0a0" stroked="f"/>
-        </w:pict>
-      </w:r>
-    </w:p>
-    <w:p>
-      <w:pPr>
-        <w:spacing w:before="100" w:beforeAutospacing="1" w:after="100" w:afterAutospacing="1" w:line="240" w:lineRule="auto"/>
-        <w:outlineLvl w:val="1"/>
-        <w:rPr>
-          <w:rFonts w:ascii="Times New Roman" w:eastAsia="Times New Roman" w:hAnsi="Times New Roman" w:cs="Times New Roman"/>
-          <w:b/>
-          <w:bCs/>
-          <w:kern w:val="0"/>
-          <w:sz w:val="36"/>
-          <w:szCs w:val="36"/>
-          <w:lang w:eastAsia="en-GB"/>
-          <w14:ligatures w14:val="none"/>
-        </w:rPr>
-      </w:pPr>
-      <w:r>
-        <w:rPr>
-          <w:rFonts w:ascii="Times New Roman" w:eastAsia="Times New Roman" w:hAnsi="Times New Roman" w:cs="Times New Roman"/>
-          <w:b/>
-          <w:bCs/>
-          <w:kern w:val="0"/>
-          <w:sz w:val="36"/>
-          <w:szCs w:val="36"/>
-          <w:lang w:eastAsia="en-GB"/>
-          <w14:ligatures w14:val="none"/>
-        </w:rPr>
-        <w:t xml:space="preserve">Part 3 – Core </w:t>
-      </w:r>
-      <w:proofErr w:type="spellStart"/>
-      <w:r>
-        <w:rPr>
-          <w:rFonts w:ascii="Times New Roman" w:eastAsia="Times New Roman" w:hAnsi="Times New Roman" w:cs="Times New Roman"/>
-          <w:b/>
-          <w:bCs/>
-          <w:kern w:val="0"/>
-          <w:sz w:val="36"/>
-          <w:szCs w:val="36"/>
-          <w:lang w:eastAsia="en-GB"/>
-          <w14:ligatures w14:val="none"/>
-        </w:rPr>
-        <w:t>FastAPI</w:t>
-      </w:r>
-      <w:proofErr w:type="spellEnd"/>
-      <w:r>
-        <w:rPr>
-          <w:rFonts w:ascii="Times New Roman" w:eastAsia="Times New Roman" w:hAnsi="Times New Roman" w:cs="Times New Roman"/>
-          <w:b/>
-          <w:bCs/>
-          <w:kern w:val="0"/>
-          <w:sz w:val="36"/>
-          <w:szCs w:val="36"/>
-          <w:lang w:eastAsia="en-GB"/>
-          <w14:ligatures w14:val="none"/>
-        </w:rPr>
-        <w:t xml:space="preserve"> Concepts</w:t>
-      </w:r>
-    </w:p>
-    <w:p>
-      <w:pPr>
-        <w:numPr>
-          <w:ilvl w:val="0"/>
-          <w:numId w:val="20"/>
-        </w:numPr>
-        <w:spacing w:before="100" w:beforeAutospacing="1" w:after="100" w:afterAutospacing="1" w:line="240" w:lineRule="auto"/>
-        <w:rPr>
-          <w:rFonts w:ascii="Times New Roman" w:eastAsia="Times New Roman" w:hAnsi="Times New Roman" w:cs="Times New Roman"/>
-          <w:kern w:val="0"/>
-          <w:lang w:eastAsia="en-GB"/>
-          <w14:ligatures w14:val="none"/>
-        </w:rPr>
-      </w:pPr>
-      <w:r>
-        <w:rPr>
-          <w:rFonts w:ascii="Times New Roman" w:eastAsia="Times New Roman" w:hAnsi="Times New Roman" w:cs="Times New Roman"/>
-          <w:kern w:val="0"/>
-          <w:lang w:eastAsia="en-GB"/>
-          <w14:ligatures w14:val="none"/>
-        </w:rPr>
-        <w:t xml:space="preserve">main.py </w:t>
-      </w:r>
-    </w:p>
-    <w:p>
-      <w:pPr>
-        <w:numPr>
-          <w:ilvl w:val="0"/>
-          <w:numId w:val="20"/>
-        </w:numPr>
-        <w:spacing w:before="100" w:beforeAutospacing="1" w:after="100" w:afterAutospacing="1" w:line="240" w:lineRule="auto"/>
-        <w:rPr>
-          <w:rFonts w:ascii="Times New Roman" w:eastAsia="Times New Roman" w:hAnsi="Times New Roman" w:cs="Times New Roman"/>
-          <w:kern w:val="0"/>
-          <w:lang w:eastAsia="en-GB"/>
-          <w14:ligatures w14:val="none"/>
-        </w:rPr>
-      </w:pPr>
-      <w:r>
-        <w:rPr>
-          <w:rFonts w:ascii="Times New Roman" w:eastAsia="Times New Roman" w:hAnsi="Times New Roman" w:cs="Times New Roman"/>
-          <w:kern w:val="0"/>
-          <w:lang w:eastAsia="en-GB"/>
-          <w14:ligatures w14:val="none"/>
-        </w:rPr>
-        <w:t xml:space="preserve">app/ </w:t>
-      </w:r>
-    </w:p>
-    <w:p>
-      <w:pPr>
-        <w:numPr>
-          <w:ilvl w:val="0"/>
-          <w:numId w:val="20"/>
-        </w:numPr>
-        <w:spacing w:before="100" w:beforeAutospacing="1" w:after="100" w:afterAutospacing="1" w:line="240" w:lineRule="auto"/>
-        <w:rPr>
-          <w:rFonts w:ascii="Times New Roman" w:eastAsia="Times New Roman" w:hAnsi="Times New Roman" w:cs="Times New Roman"/>
-          <w:kern w:val="0"/>
-          <w:lang w:eastAsia="en-GB"/>
-          <w14:ligatures w14:val="none"/>
-        </w:rPr>
-      </w:pPr>
-      <w:r>
-        <w:rPr>
-          <w:rFonts w:ascii="Times New Roman" w:eastAsia="Times New Roman" w:hAnsi="Times New Roman" w:cs="Times New Roman"/>
-          <w:kern w:val="0"/>
-          <w:lang w:eastAsia="en-GB"/>
-          <w14:ligatures w14:val="none"/>
-        </w:rPr>
-        <w:t xml:space="preserve">config.py </w:t>
-      </w:r>
-    </w:p>
-    <w:p>
-      <w:pPr>
-        <w:numPr>
-          <w:ilvl w:val="0"/>
-          <w:numId w:val="20"/>
-        </w:numPr>
-        <w:spacing w:before="100" w:beforeAutospacing="1" w:after="100" w:afterAutospacing="1" w:line="240" w:lineRule="auto"/>
-        <w:rPr>
-          <w:rFonts w:ascii="Times New Roman" w:eastAsia="Times New Roman" w:hAnsi="Times New Roman" w:cs="Times New Roman"/>
-          <w:kern w:val="0"/>
-          <w:lang w:eastAsia="en-GB"/>
-          <w14:ligatures w14:val="none"/>
-        </w:rPr>
-      </w:pPr>
-      <w:r>
-        <w:rPr>
-          <w:rFonts w:ascii="Times New Roman" w:eastAsia="Times New Roman" w:hAnsi="Times New Roman" w:cs="Times New Roman"/>
-          <w:kern w:val="0"/>
-          <w:lang w:eastAsia="en-GB"/>
-          <w14:ligatures w14:val="none"/>
-        </w:rPr>
-        <w:t xml:space="preserve">dependencies.py </w:t>
-      </w:r>
-    </w:p>
-    <w:p>
-      <w:pPr>
-        <w:numPr>
-          <w:ilvl w:val="0"/>
-          <w:numId w:val="20"/>
-        </w:numPr>
-        <w:spacing w:before="100" w:beforeAutospacing="1" w:after="100" w:afterAutospacing="1" w:line="240" w:lineRule="auto"/>
-        <w:rPr>
-          <w:rFonts w:ascii="Times New Roman" w:eastAsia="Times New Roman" w:hAnsi="Times New Roman" w:cs="Times New Roman"/>
-          <w:kern w:val="0"/>
-          <w:lang w:eastAsia="en-GB"/>
-          <w14:ligatures w14:val="none"/>
-        </w:rPr>
-      </w:pPr>
-      <w:r>
-        <w:rPr>
-          <w:rFonts w:ascii="Times New Roman" w:eastAsia="Times New Roman" w:hAnsi="Times New Roman" w:cs="Times New Roman"/>
-          <w:kern w:val="0"/>
-          <w:lang w:eastAsia="en-GB"/>
-          <w14:ligatures w14:val="none"/>
-        </w:rPr>
-        <w:t>Routers (</w:t>
-      </w:r>
-      <w:proofErr w:type="spellStart"/>
-      <w:r>
-        <w:rPr>
-          <w:rFonts w:ascii="Times New Roman" w:eastAsia="Times New Roman" w:hAnsi="Times New Roman" w:cs="Times New Roman"/>
-          <w:kern w:val="0"/>
-          <w:lang w:eastAsia="en-GB"/>
-          <w14:ligatures w14:val="none"/>
-        </w:rPr>
-        <w:t>api</w:t>
-      </w:r>
-      <w:proofErr w:type="spellEnd"/>
-      <w:r>
-        <w:rPr>
-          <w:rFonts w:ascii="Times New Roman" w:eastAsia="Times New Roman" w:hAnsi="Times New Roman" w:cs="Times New Roman"/>
-          <w:kern w:val="0"/>
-          <w:lang w:eastAsia="en-GB"/>
-          <w14:ligatures w14:val="none"/>
-        </w:rPr>
-        <w:t xml:space="preserve">/) </w:t>
-      </w:r>
-    </w:p>
-    <w:p>
-      <w:pPr>
-        <w:numPr>
-          <w:ilvl w:val="0"/>
-          <w:numId w:val="20"/>
-        </w:numPr>
-        <w:spacing w:before="100" w:beforeAutospacing="1" w:after="100" w:afterAutospacing="1" w:line="240" w:lineRule="auto"/>
-        <w:rPr>
-          <w:rFonts w:ascii="Times New Roman" w:eastAsia="Times New Roman" w:hAnsi="Times New Roman" w:cs="Times New Roman"/>
-          <w:kern w:val="0"/>
-          <w:lang w:eastAsia="en-GB"/>
-          <w14:ligatures w14:val="none"/>
-        </w:rPr>
-      </w:pPr>
-      <w:r>
-        <w:rPr>
-          <w:rFonts w:ascii="Times New Roman" w:eastAsia="Times New Roman" w:hAnsi="Times New Roman" w:cs="Times New Roman"/>
-          <w:kern w:val="0"/>
-          <w:lang w:eastAsia="en-GB"/>
-          <w14:ligatures w14:val="none"/>
-        </w:rPr>
-        <w:t xml:space="preserve">Schemas </w:t>
-      </w:r>
-    </w:p>
-    <w:p>
-      <w:pPr>
-        <w:numPr>
-          <w:ilvl w:val="0"/>
-          <w:numId w:val="20"/>
-        </w:numPr>
-        <w:spacing w:before="100" w:beforeAutospacing="1" w:after="100" w:afterAutospacing="1" w:line="240" w:lineRule="auto"/>
-        <w:rPr>
-          <w:rFonts w:ascii="Times New Roman" w:eastAsia="Times New Roman" w:hAnsi="Times New Roman" w:cs="Times New Roman"/>
-          <w:kern w:val="0"/>
-          <w:lang w:eastAsia="en-GB"/>
-          <w14:ligatures w14:val="none"/>
-        </w:rPr>
-      </w:pPr>
-      <w:r>
-        <w:rPr>
-          <w:rFonts w:ascii="Times New Roman" w:eastAsia="Times New Roman" w:hAnsi="Times New Roman" w:cs="Times New Roman"/>
-          <w:kern w:val="0"/>
-          <w:lang w:eastAsia="en-GB"/>
-          <w14:ligatures w14:val="none"/>
-        </w:rPr>
-        <w:t xml:space="preserve">Models </w:t>
-      </w:r>
-    </w:p>
-    <w:p>
-      <w:pPr>
-        <w:numPr>
-          <w:ilvl w:val="0"/>
-          <w:numId w:val="20"/>
-        </w:numPr>
-        <w:spacing w:before="100" w:beforeAutospacing="1" w:after="100" w:afterAutospacing="1" w:line="240" w:lineRule="auto"/>
-        <w:rPr>
-          <w:rFonts w:ascii="Times New Roman" w:eastAsia="Times New Roman" w:hAnsi="Times New Roman" w:cs="Times New Roman"/>
-          <w:kern w:val="0"/>
-          <w:lang w:eastAsia="en-GB"/>
-          <w14:ligatures w14:val="none"/>
-        </w:rPr>
-      </w:pPr>
-      <w:r>
-        <w:rPr>
-          <w:rFonts w:ascii="Times New Roman" w:eastAsia="Times New Roman" w:hAnsi="Times New Roman" w:cs="Times New Roman"/>
-          <w:kern w:val="0"/>
-          <w:lang w:eastAsia="en-GB"/>
-          <w14:ligatures w14:val="none"/>
-        </w:rPr>
-        <w:t xml:space="preserve">Services </w:t>
-      </w:r>
-    </w:p>
-    <w:p>
-      <w:pPr>
-        <w:numPr>
-          <w:ilvl w:val="0"/>
-          <w:numId w:val="20"/>
-        </w:numPr>
-        <w:spacing w:before="100" w:beforeAutospacing="1" w:after="100" w:afterAutospacing="1" w:line="240" w:lineRule="auto"/>
-        <w:rPr>
-          <w:rFonts w:ascii="Times New Roman" w:eastAsia="Times New Roman" w:hAnsi="Times New Roman" w:cs="Times New Roman"/>
-          <w:kern w:val="0"/>
-          <w:lang w:eastAsia="en-GB"/>
-          <w14:ligatures w14:val="none"/>
-        </w:rPr>
-      </w:pPr>
-      <w:r>
-        <w:rPr>
-          <w:rFonts w:ascii="Times New Roman" w:eastAsia="Times New Roman" w:hAnsi="Times New Roman" w:cs="Times New Roman"/>
-          <w:kern w:val="0"/>
-          <w:lang w:eastAsia="en-GB"/>
-          <w14:ligatures w14:val="none"/>
-        </w:rPr>
-        <w:t xml:space="preserve">Repositories </w:t>
-      </w:r>
-    </w:p>
-    <w:p>
-      <w:pPr>
-        <w:numPr>
-          <w:ilvl w:val="0"/>
-          <w:numId w:val="20"/>
-        </w:numPr>
-        <w:spacing w:before="100" w:beforeAutospacing="1" w:after="100" w:afterAutospacing="1" w:line="240" w:lineRule="auto"/>
-        <w:rPr>
-          <w:rFonts w:ascii="Times New Roman" w:eastAsia="Times New Roman" w:hAnsi="Times New Roman" w:cs="Times New Roman"/>
-          <w:kern w:val="0"/>
-          <w:lang w:eastAsia="en-GB"/>
-          <w14:ligatures w14:val="none"/>
-        </w:rPr>
-      </w:pPr>
-      <w:r>
-        <w:rPr>
-          <w:rFonts w:ascii="Times New Roman" w:eastAsia="Times New Roman" w:hAnsi="Times New Roman" w:cs="Times New Roman"/>
-          <w:kern w:val="0"/>
-          <w:lang w:eastAsia="en-GB"/>
-          <w14:ligatures w14:val="none"/>
-        </w:rPr>
-        <w:t xml:space="preserve">Database </w:t>
-      </w:r>
-    </w:p>
-    <w:p>
-      <w:pPr>
-        <w:numPr>
-          <w:ilvl w:val="0"/>
-          <w:numId w:val="20"/>
-        </w:numPr>
-        <w:spacing w:before="100" w:beforeAutospacing="1" w:after="100" w:afterAutospacing="1" w:line="240" w:lineRule="auto"/>
-        <w:rPr>
-          <w:rFonts w:ascii="Times New Roman" w:eastAsia="Times New Roman" w:hAnsi="Times New Roman" w:cs="Times New Roman"/>
-          <w:kern w:val="0"/>
-          <w:lang w:eastAsia="en-GB"/>
-          <w14:ligatures w14:val="none"/>
-        </w:rPr>
-      </w:pPr>
-      <w:r>
-        <w:rPr>
-          <w:rFonts w:ascii="Times New Roman" w:eastAsia="Times New Roman" w:hAnsi="Times New Roman" w:cs="Times New Roman"/>
-          <w:kern w:val="0"/>
-          <w:lang w:eastAsia="en-GB"/>
-          <w14:ligatures w14:val="none"/>
-        </w:rPr>
-        <w:t xml:space="preserve">Middleware </w:t>
-      </w:r>
-    </w:p>
-    <w:p>
-      <w:pPr>
-        <w:numPr>
-          <w:ilvl w:val="0"/>
-          <w:numId w:val="20"/>
-        </w:numPr>
-        <w:spacing w:before="100" w:beforeAutospacing="1" w:after="100" w:afterAutospacing="1" w:line="240" w:lineRule="auto"/>
-        <w:rPr>
-          <w:rFonts w:ascii="Times New Roman" w:eastAsia="Times New Roman" w:hAnsi="Times New Roman" w:cs="Times New Roman"/>
-          <w:kern w:val="0"/>
-          <w:lang w:eastAsia="en-GB"/>
-          <w14:ligatures w14:val="none"/>
-        </w:rPr>
-      </w:pPr>
-      <w:r>
-        <w:rPr>
-          <w:rFonts w:ascii="Times New Roman" w:eastAsia="Times New Roman" w:hAnsi="Times New Roman" w:cs="Times New Roman"/>
-          <w:kern w:val="0"/>
-          <w:lang w:eastAsia="en-GB"/>
-          <w14:ligatures w14:val="none"/>
-        </w:rPr>
-        <w:t xml:space="preserve">Utils </w:t>
-      </w:r>
-    </w:p>
-    <w:p>
-      <w:pPr>
-        <w:spacing w:after="0" w:line="240" w:lineRule="auto"/>
-        <w:rPr>
-          <w:rFonts w:ascii="Times New Roman" w:eastAsia="Times New Roman" w:hAnsi="Times New Roman" w:cs="Times New Roman"/>
-          <w:kern w:val="0"/>
-          <w:lang w:eastAsia="en-GB"/>
-          <w14:ligatures w14:val="none"/>
-        </w:rPr>
-      </w:pPr>
-      <w:r>
-        <w:rPr>
-          <w:rFonts w:ascii="Times New Roman" w:eastAsia="Times New Roman" w:hAnsi="Times New Roman" w:cs="Times New Roman"/>
-          <w:kern w:val="0"/>
-          <w:lang w:eastAsia="en-GB"/>
-          <w14:ligatures w14:val="none"/>
-        </w:rPr>
-        <w:pict w14:anchorId="5EE4337A">
-          <v:rect id="_x0000_i2183" style="width:0;height:1.5pt" o:hralign="center" o:hrstd="t" o:hr="t" fillcolor="#a0a0a0" stroked="f"/>
-        </w:pict>
-      </w:r>
-    </w:p>
-    <w:p>
-      <w:pPr>
-        <w:spacing w:before="100" w:beforeAutospacing="1" w:after="100" w:afterAutospacing="1" w:line="240" w:lineRule="auto"/>
-        <w:outlineLvl w:val="1"/>
-        <w:rPr>
-          <w:rFonts w:ascii="Times New Roman" w:eastAsia="Times New Roman" w:hAnsi="Times New Roman" w:cs="Times New Roman"/>
-          <w:b/>
-          <w:bCs/>
-          <w:kern w:val="0"/>
-          <w:sz w:val="36"/>
-          <w:szCs w:val="36"/>
-          <w:lang w:eastAsia="en-GB"/>
-          <w14:ligatures w14:val="none"/>
-        </w:rPr>
-      </w:pPr>
-      <w:r>
-        <w:rPr>
-          <w:rFonts w:ascii="Times New Roman" w:eastAsia="Times New Roman" w:hAnsi="Times New Roman" w:cs="Times New Roman"/>
-          <w:b/>
-          <w:bCs/>
-          <w:kern w:val="0"/>
-          <w:sz w:val="36"/>
-          <w:szCs w:val="36"/>
-          <w:lang w:eastAsia="en-GB"/>
-          <w14:ligatures w14:val="none"/>
-        </w:rPr>
-        <w:lastRenderedPageBreak/>
-        <w:t>Part 4 – Authentication</w:t>
-      </w:r>
-    </w:p>
-    <w:p>
-      <w:pPr>
-        <w:numPr>
-          <w:ilvl w:val="0"/>
-          <w:numId w:val="21"/>
-        </w:numPr>
-        <w:spacing w:before="100" w:beforeAutospacing="1" w:after="100" w:afterAutospacing="1" w:line="240" w:lineRule="auto"/>
-        <w:rPr>
-          <w:rFonts w:ascii="Times New Roman" w:eastAsia="Times New Roman" w:hAnsi="Times New Roman" w:cs="Times New Roman"/>
-          <w:kern w:val="0"/>
-          <w:lang w:eastAsia="en-GB"/>
-          <w14:ligatures w14:val="none"/>
-        </w:rPr>
-      </w:pPr>
-      <w:r>
-        <w:rPr>
-          <w:rFonts w:ascii="Times New Roman" w:eastAsia="Times New Roman" w:hAnsi="Times New Roman" w:cs="Times New Roman"/>
-          <w:kern w:val="0"/>
-          <w:lang w:eastAsia="en-GB"/>
-          <w14:ligatures w14:val="none"/>
-        </w:rPr>
-        <w:t xml:space="preserve">JWT Authentication </w:t>
-      </w:r>
-    </w:p>
-    <w:p>
-      <w:pPr>
-        <w:numPr>
-          <w:ilvl w:val="0"/>
-          <w:numId w:val="21"/>
-        </w:numPr>
-        <w:spacing w:before="100" w:beforeAutospacing="1" w:after="100" w:afterAutospacing="1" w:line="240" w:lineRule="auto"/>
-        <w:rPr>
-          <w:rFonts w:ascii="Times New Roman" w:eastAsia="Times New Roman" w:hAnsi="Times New Roman" w:cs="Times New Roman"/>
-          <w:kern w:val="0"/>
-          <w:lang w:eastAsia="en-GB"/>
-          <w14:ligatures w14:val="none"/>
-        </w:rPr>
-      </w:pPr>
-      <w:r>
-        <w:rPr>
-          <w:rFonts w:ascii="Times New Roman" w:eastAsia="Times New Roman" w:hAnsi="Times New Roman" w:cs="Times New Roman"/>
-          <w:kern w:val="0"/>
-          <w:lang w:eastAsia="en-GB"/>
-          <w14:ligatures w14:val="none"/>
-        </w:rPr>
-        <w:t xml:space="preserve">Login </w:t>
-      </w:r>
-    </w:p>
-    <w:p>
-      <w:pPr>
-        <w:numPr>
-          <w:ilvl w:val="0"/>
-          <w:numId w:val="21"/>
-        </w:numPr>
-        <w:spacing w:before="100" w:beforeAutospacing="1" w:after="100" w:afterAutospacing="1" w:line="240" w:lineRule="auto"/>
-        <w:rPr>
-          <w:rFonts w:ascii="Times New Roman" w:eastAsia="Times New Roman" w:hAnsi="Times New Roman" w:cs="Times New Roman"/>
-          <w:kern w:val="0"/>
-          <w:lang w:eastAsia="en-GB"/>
-          <w14:ligatures w14:val="none"/>
-        </w:rPr>
-      </w:pPr>
-      <w:r>
-        <w:rPr>
-          <w:rFonts w:ascii="Times New Roman" w:eastAsia="Times New Roman" w:hAnsi="Times New Roman" w:cs="Times New Roman"/>
-          <w:kern w:val="0"/>
-          <w:lang w:eastAsia="en-GB"/>
-          <w14:ligatures w14:val="none"/>
-        </w:rPr>
-        <w:t xml:space="preserve">Signup </w:t>
-      </w:r>
-    </w:p>
-    <w:p>
-      <w:pPr>
-        <w:numPr>
-          <w:ilvl w:val="0"/>
-          <w:numId w:val="21"/>
-        </w:numPr>
-        <w:spacing w:before="100" w:beforeAutospacing="1" w:after="100" w:afterAutospacing="1" w:line="240" w:lineRule="auto"/>
-        <w:rPr>
-          <w:rFonts w:ascii="Times New Roman" w:eastAsia="Times New Roman" w:hAnsi="Times New Roman" w:cs="Times New Roman"/>
-          <w:kern w:val="0"/>
-          <w:lang w:eastAsia="en-GB"/>
-          <w14:ligatures w14:val="none"/>
-        </w:rPr>
-      </w:pPr>
-      <w:r>
-        <w:rPr>
-          <w:rFonts w:ascii="Times New Roman" w:eastAsia="Times New Roman" w:hAnsi="Times New Roman" w:cs="Times New Roman"/>
-          <w:kern w:val="0"/>
-          <w:lang w:eastAsia="en-GB"/>
-          <w14:ligatures w14:val="none"/>
-        </w:rPr>
-        <w:t xml:space="preserve">Current User </w:t>
-      </w:r>
-    </w:p>
-    <w:p>
-      <w:pPr>
-        <w:numPr>
-          <w:ilvl w:val="0"/>
-          <w:numId w:val="21"/>
-        </w:numPr>
-        <w:spacing w:before="100" w:beforeAutospacing="1" w:after="100" w:afterAutospacing="1" w:line="240" w:lineRule="auto"/>
-        <w:rPr>
-          <w:rFonts w:ascii="Times New Roman" w:eastAsia="Times New Roman" w:hAnsi="Times New Roman" w:cs="Times New Roman"/>
-          <w:kern w:val="0"/>
-          <w:lang w:eastAsia="en-GB"/>
-          <w14:ligatures w14:val="none"/>
-        </w:rPr>
-      </w:pPr>
-      <w:r>
-        <w:rPr>
-          <w:rFonts w:ascii="Times New Roman" w:eastAsia="Times New Roman" w:hAnsi="Times New Roman" w:cs="Times New Roman"/>
-          <w:kern w:val="0"/>
-          <w:lang w:eastAsia="en-GB"/>
-          <w14:ligatures w14:val="none"/>
-        </w:rPr>
-        <w:t xml:space="preserve">Password Hashing </w:t>
-      </w:r>
-    </w:p>
-    <w:p>
-      <w:pPr>
-        <w:numPr>
-          <w:ilvl w:val="0"/>
-          <w:numId w:val="21"/>
-        </w:numPr>
-        <w:spacing w:before="100" w:beforeAutospacing="1" w:after="100" w:afterAutospacing="1" w:line="240" w:lineRule="auto"/>
-        <w:rPr>
-          <w:rFonts w:ascii="Times New Roman" w:eastAsia="Times New Roman" w:hAnsi="Times New Roman" w:cs="Times New Roman"/>
-          <w:kern w:val="0"/>
-          <w:lang w:eastAsia="en-GB"/>
-          <w14:ligatures w14:val="none"/>
-        </w:rPr>
-      </w:pPr>
-      <w:r>
-        <w:rPr>
-          <w:rFonts w:ascii="Times New Roman" w:eastAsia="Times New Roman" w:hAnsi="Times New Roman" w:cs="Times New Roman"/>
-          <w:kern w:val="0"/>
-          <w:lang w:eastAsia="en-GB"/>
-          <w14:ligatures w14:val="none"/>
-        </w:rPr>
-        <w:t xml:space="preserve">Permissions </w:t>
-      </w:r>
-    </w:p>
-    <w:p>
-      <w:pPr>
-        <w:spacing w:after="0" w:line="240" w:lineRule="auto"/>
-        <w:rPr>
-          <w:rFonts w:ascii="Times New Roman" w:eastAsia="Times New Roman" w:hAnsi="Times New Roman" w:cs="Times New Roman"/>
-          <w:kern w:val="0"/>
-          <w:lang w:eastAsia="en-GB"/>
-          <w14:ligatures w14:val="none"/>
-        </w:rPr>
-      </w:pPr>
-      <w:r>
-        <w:rPr>
-          <w:rFonts w:ascii="Times New Roman" w:eastAsia="Times New Roman" w:hAnsi="Times New Roman" w:cs="Times New Roman"/>
-          <w:kern w:val="0"/>
-          <w:lang w:eastAsia="en-GB"/>
-          <w14:ligatures w14:val="none"/>
-        </w:rPr>
-        <w:pict w14:anchorId="7397AEC7">
-          <v:rect id="_x0000_i2184" style="width:0;height:1.5pt" o:hralign="center" o:hrstd="t" o:hr="t" fillcolor="#a0a0a0" stroked="f"/>
-        </w:pict>
-      </w:r>
-    </w:p>
-    <w:p>
-      <w:pPr>
-        <w:spacing w:before="100" w:beforeAutospacing="1" w:after="100" w:afterAutospacing="1" w:line="240" w:lineRule="auto"/>
-        <w:outlineLvl w:val="1"/>
-        <w:rPr>
-          <w:rFonts w:ascii="Times New Roman" w:eastAsia="Times New Roman" w:hAnsi="Times New Roman" w:cs="Times New Roman"/>
-          <w:b/>
-          <w:bCs/>
-          <w:kern w:val="0"/>
-          <w:sz w:val="36"/>
-          <w:szCs w:val="36"/>
-          <w:lang w:eastAsia="en-GB"/>
-          <w14:ligatures w14:val="none"/>
-        </w:rPr>
-      </w:pPr>
-      <w:r>
-        <w:rPr>
-          <w:rFonts w:ascii="Times New Roman" w:eastAsia="Times New Roman" w:hAnsi="Times New Roman" w:cs="Times New Roman"/>
-          <w:b/>
-          <w:bCs/>
-          <w:kern w:val="0"/>
-          <w:sz w:val="36"/>
-          <w:szCs w:val="36"/>
-          <w:lang w:eastAsia="en-GB"/>
-          <w14:ligatures w14:val="none"/>
-        </w:rPr>
-        <w:t>Part 5 – Resume Parsing Module</w:t>
-      </w:r>
-    </w:p>
-    <w:p>
-      <w:pPr>
-        <w:numPr>
-          <w:ilvl w:val="0"/>
-          <w:numId w:val="22"/>
-        </w:numPr>
-        <w:spacing w:before="100" w:beforeAutospacing="1" w:after="100" w:afterAutospacing="1" w:line="240" w:lineRule="auto"/>
-        <w:rPr>
-          <w:rFonts w:ascii="Times New Roman" w:eastAsia="Times New Roman" w:hAnsi="Times New Roman" w:cs="Times New Roman"/>
-          <w:kern w:val="0"/>
-          <w:lang w:eastAsia="en-GB"/>
-          <w14:ligatures w14:val="none"/>
-        </w:rPr>
-      </w:pPr>
-      <w:r>
-        <w:rPr>
-          <w:rFonts w:ascii="Times New Roman" w:eastAsia="Times New Roman" w:hAnsi="Times New Roman" w:cs="Times New Roman"/>
-          <w:kern w:val="0"/>
-          <w:lang w:eastAsia="en-GB"/>
-          <w14:ligatures w14:val="none"/>
-        </w:rPr>
-        <w:t xml:space="preserve">Upload Resume </w:t>
-      </w:r>
-    </w:p>
-    <w:p>
-      <w:pPr>
-        <w:numPr>
-          <w:ilvl w:val="0"/>
-          <w:numId w:val="22"/>
-        </w:numPr>
-        <w:spacing w:before="100" w:beforeAutospacing="1" w:after="100" w:afterAutospacing="1" w:line="240" w:lineRule="auto"/>
-        <w:rPr>
-          <w:rFonts w:ascii="Times New Roman" w:eastAsia="Times New Roman" w:hAnsi="Times New Roman" w:cs="Times New Roman"/>
-          <w:kern w:val="0"/>
-          <w:lang w:eastAsia="en-GB"/>
-          <w14:ligatures w14:val="none"/>
-        </w:rPr>
-      </w:pPr>
-      <w:r>
-        <w:rPr>
-          <w:rFonts w:ascii="Times New Roman" w:eastAsia="Times New Roman" w:hAnsi="Times New Roman" w:cs="Times New Roman"/>
-          <w:kern w:val="0"/>
-          <w:lang w:eastAsia="en-GB"/>
-          <w14:ligatures w14:val="none"/>
-        </w:rPr>
-        <w:t xml:space="preserve">PDF Parsing </w:t>
-      </w:r>
-    </w:p>
-    <w:p>
-      <w:pPr>
-        <w:numPr>
-          <w:ilvl w:val="0"/>
-          <w:numId w:val="22"/>
-        </w:numPr>
-        <w:spacing w:before="100" w:beforeAutospacing="1" w:after="100" w:afterAutospacing="1" w:line="240" w:lineRule="auto"/>
-        <w:rPr>
-          <w:rFonts w:ascii="Times New Roman" w:eastAsia="Times New Roman" w:hAnsi="Times New Roman" w:cs="Times New Roman"/>
-          <w:kern w:val="0"/>
-          <w:lang w:eastAsia="en-GB"/>
-          <w14:ligatures w14:val="none"/>
-        </w:rPr>
-      </w:pPr>
-      <w:r>
-        <w:rPr>
-          <w:rFonts w:ascii="Times New Roman" w:eastAsia="Times New Roman" w:hAnsi="Times New Roman" w:cs="Times New Roman"/>
-          <w:kern w:val="0"/>
-          <w:lang w:eastAsia="en-GB"/>
-          <w14:ligatures w14:val="none"/>
-        </w:rPr>
-        <w:t xml:space="preserve">OCR </w:t>
-      </w:r>
-    </w:p>
-    <w:p>
-      <w:pPr>
-        <w:numPr>
-          <w:ilvl w:val="0"/>
-          <w:numId w:val="22"/>
-        </w:numPr>
-        <w:spacing w:before="100" w:beforeAutospacing="1" w:after="100" w:afterAutospacing="1" w:line="240" w:lineRule="auto"/>
-        <w:rPr>
-          <w:rFonts w:ascii="Times New Roman" w:eastAsia="Times New Roman" w:hAnsi="Times New Roman" w:cs="Times New Roman"/>
-          <w:kern w:val="0"/>
-          <w:lang w:eastAsia="en-GB"/>
-          <w14:ligatures w14:val="none"/>
-        </w:rPr>
-      </w:pPr>
-      <w:r>
-        <w:rPr>
-          <w:rFonts w:ascii="Times New Roman" w:eastAsia="Times New Roman" w:hAnsi="Times New Roman" w:cs="Times New Roman"/>
-          <w:kern w:val="0"/>
-          <w:lang w:eastAsia="en-GB"/>
-          <w14:ligatures w14:val="none"/>
-        </w:rPr>
-        <w:t xml:space="preserve">Embeddings </w:t>
-      </w:r>
-    </w:p>
-    <w:p>
-      <w:pPr>
-        <w:numPr>
-          <w:ilvl w:val="0"/>
-          <w:numId w:val="22"/>
-        </w:numPr>
-        <w:spacing w:before="100" w:beforeAutospacing="1" w:after="100" w:afterAutospacing="1" w:line="240" w:lineRule="auto"/>
-        <w:rPr>
-          <w:rFonts w:ascii="Times New Roman" w:eastAsia="Times New Roman" w:hAnsi="Times New Roman" w:cs="Times New Roman"/>
-          <w:kern w:val="0"/>
-          <w:lang w:eastAsia="en-GB"/>
-          <w14:ligatures w14:val="none"/>
-        </w:rPr>
-      </w:pPr>
-      <w:r>
-        <w:rPr>
-          <w:rFonts w:ascii="Times New Roman" w:eastAsia="Times New Roman" w:hAnsi="Times New Roman" w:cs="Times New Roman"/>
-          <w:kern w:val="0"/>
-          <w:lang w:eastAsia="en-GB"/>
-          <w14:ligatures w14:val="none"/>
-        </w:rPr>
-        <w:t xml:space="preserve">Resume Matching </w:t>
-      </w:r>
-    </w:p>
-    <w:p>
-      <w:pPr>
-        <w:numPr>
-          <w:ilvl w:val="0"/>
-          <w:numId w:val="22"/>
-        </w:numPr>
-        <w:spacing w:before="100" w:beforeAutospacing="1" w:after="100" w:afterAutospacing="1" w:line="240" w:lineRule="auto"/>
-        <w:rPr>
-          <w:rFonts w:ascii="Times New Roman" w:eastAsia="Times New Roman" w:hAnsi="Times New Roman" w:cs="Times New Roman"/>
-          <w:kern w:val="0"/>
-          <w:lang w:eastAsia="en-GB"/>
-          <w14:ligatures w14:val="none"/>
-        </w:rPr>
-      </w:pPr>
-      <w:r>
-        <w:rPr>
-          <w:rFonts w:ascii="Times New Roman" w:eastAsia="Times New Roman" w:hAnsi="Times New Roman" w:cs="Times New Roman"/>
-          <w:kern w:val="0"/>
-          <w:lang w:eastAsia="en-GB"/>
-          <w14:ligatures w14:val="none"/>
-        </w:rPr>
-        <w:t xml:space="preserve">GPT Recommendation Engine </w:t>
-      </w:r>
-    </w:p>
-    <w:p>
-      <w:pPr>
-        <w:spacing w:after="0" w:line="240" w:lineRule="auto"/>
-        <w:rPr>
-          <w:rFonts w:ascii="Times New Roman" w:eastAsia="Times New Roman" w:hAnsi="Times New Roman" w:cs="Times New Roman"/>
-          <w:kern w:val="0"/>
-          <w:lang w:eastAsia="en-GB"/>
-          <w14:ligatures w14:val="none"/>
-        </w:rPr>
-      </w:pPr>
-      <w:r>
-        <w:rPr>
-          <w:rFonts w:ascii="Times New Roman" w:eastAsia="Times New Roman" w:hAnsi="Times New Roman" w:cs="Times New Roman"/>
-          <w:kern w:val="0"/>
-          <w:lang w:eastAsia="en-GB"/>
-          <w14:ligatures w14:val="none"/>
-        </w:rPr>
-        <w:pict w14:anchorId="1D18F1DF">
-          <v:rect id="_x0000_i2185" style="width:0;height:1.5pt" o:hralign="center" o:hrstd="t" o:hr="t" fillcolor="#a0a0a0" stroked="f"/>
-        </w:pict>
-      </w:r>
-    </w:p>
-    <w:p>
-      <w:pPr>
-        <w:spacing w:before="100" w:beforeAutospacing="1" w:after="100" w:afterAutospacing="1" w:line="240" w:lineRule="auto"/>
-        <w:outlineLvl w:val="1"/>
-        <w:rPr>
-          <w:rFonts w:ascii="Times New Roman" w:eastAsia="Times New Roman" w:hAnsi="Times New Roman" w:cs="Times New Roman"/>
-          <w:b/>
-          <w:bCs/>
-          <w:kern w:val="0"/>
-          <w:sz w:val="36"/>
-          <w:szCs w:val="36"/>
-          <w:lang w:eastAsia="en-GB"/>
-          <w14:ligatures w14:val="none"/>
-        </w:rPr>
-      </w:pPr>
-      <w:r>
-        <w:rPr>
-          <w:rFonts w:ascii="Times New Roman" w:eastAsia="Times New Roman" w:hAnsi="Times New Roman" w:cs="Times New Roman"/>
-          <w:b/>
-          <w:bCs/>
-          <w:kern w:val="0"/>
-          <w:sz w:val="36"/>
-          <w:szCs w:val="36"/>
-          <w:lang w:eastAsia="en-GB"/>
-          <w14:ligatures w14:val="none"/>
-        </w:rPr>
-        <w:t>Part 6 – Interview Engine</w:t>
-      </w:r>
-    </w:p>
-    <w:p>
-      <w:pPr>
-        <w:numPr>
-          <w:ilvl w:val="0"/>
-          <w:numId w:val="23"/>
-        </w:numPr>
-        <w:spacing w:before="100" w:beforeAutospacing="1" w:after="100" w:afterAutospacing="1" w:line="240" w:lineRule="auto"/>
-        <w:rPr>
-          <w:rFonts w:ascii="Times New Roman" w:eastAsia="Times New Roman" w:hAnsi="Times New Roman" w:cs="Times New Roman"/>
-          <w:kern w:val="0"/>
-          <w:lang w:eastAsia="en-GB"/>
-          <w14:ligatures w14:val="none"/>
-        </w:rPr>
-      </w:pPr>
-      <w:r>
-        <w:rPr>
-          <w:rFonts w:ascii="Times New Roman" w:eastAsia="Times New Roman" w:hAnsi="Times New Roman" w:cs="Times New Roman"/>
-          <w:kern w:val="0"/>
-          <w:lang w:eastAsia="en-GB"/>
-          <w14:ligatures w14:val="none"/>
-        </w:rPr>
-        <w:t xml:space="preserve">Question Generator </w:t>
-      </w:r>
-    </w:p>
-    <w:p>
-      <w:pPr>
-        <w:numPr>
-          <w:ilvl w:val="0"/>
-          <w:numId w:val="23"/>
-        </w:numPr>
-        <w:spacing w:before="100" w:beforeAutospacing="1" w:after="100" w:afterAutospacing="1" w:line="240" w:lineRule="auto"/>
-        <w:rPr>
-          <w:rFonts w:ascii="Times New Roman" w:eastAsia="Times New Roman" w:hAnsi="Times New Roman" w:cs="Times New Roman"/>
-          <w:kern w:val="0"/>
-          <w:lang w:eastAsia="en-GB"/>
-          <w14:ligatures w14:val="none"/>
-        </w:rPr>
-      </w:pPr>
-      <w:r>
-        <w:rPr>
-          <w:rFonts w:ascii="Times New Roman" w:eastAsia="Times New Roman" w:hAnsi="Times New Roman" w:cs="Times New Roman"/>
-          <w:kern w:val="0"/>
-          <w:lang w:eastAsia="en-GB"/>
-          <w14:ligatures w14:val="none"/>
-        </w:rPr>
-        <w:t xml:space="preserve">Audio Recording </w:t>
-      </w:r>
-    </w:p>
-    <w:p>
-      <w:pPr>
-        <w:numPr>
-          <w:ilvl w:val="0"/>
-          <w:numId w:val="23"/>
-        </w:numPr>
-        <w:spacing w:before="100" w:beforeAutospacing="1" w:after="100" w:afterAutospacing="1" w:line="240" w:lineRule="auto"/>
-        <w:rPr>
-          <w:rFonts w:ascii="Times New Roman" w:eastAsia="Times New Roman" w:hAnsi="Times New Roman" w:cs="Times New Roman"/>
-          <w:kern w:val="0"/>
-          <w:lang w:eastAsia="en-GB"/>
-          <w14:ligatures w14:val="none"/>
-        </w:rPr>
-      </w:pPr>
-      <w:r>
-        <w:rPr>
-          <w:rFonts w:ascii="Times New Roman" w:eastAsia="Times New Roman" w:hAnsi="Times New Roman" w:cs="Times New Roman"/>
-          <w:kern w:val="0"/>
-          <w:lang w:eastAsia="en-GB"/>
-          <w14:ligatures w14:val="none"/>
-        </w:rPr>
-        <w:t xml:space="preserve">Speech-to-Text </w:t>
-      </w:r>
-    </w:p>
-    <w:p>
-      <w:pPr>
-        <w:numPr>
-          <w:ilvl w:val="0"/>
-          <w:numId w:val="23"/>
-        </w:numPr>
-        <w:spacing w:before="100" w:beforeAutospacing="1" w:after="100" w:afterAutospacing="1" w:line="240" w:lineRule="auto"/>
-        <w:rPr>
-          <w:rFonts w:ascii="Times New Roman" w:eastAsia="Times New Roman" w:hAnsi="Times New Roman" w:cs="Times New Roman"/>
-          <w:kern w:val="0"/>
-          <w:lang w:eastAsia="en-GB"/>
-          <w14:ligatures w14:val="none"/>
-        </w:rPr>
-      </w:pPr>
-      <w:r>
-        <w:rPr>
-          <w:rFonts w:ascii="Times New Roman" w:eastAsia="Times New Roman" w:hAnsi="Times New Roman" w:cs="Times New Roman"/>
-          <w:kern w:val="0"/>
-          <w:lang w:eastAsia="en-GB"/>
-          <w14:ligatures w14:val="none"/>
-        </w:rPr>
-        <w:t xml:space="preserve">GPT Evaluation </w:t>
-      </w:r>
-    </w:p>
-    <w:p>
-      <w:pPr>
-        <w:numPr>
-          <w:ilvl w:val="0"/>
-          <w:numId w:val="23"/>
-        </w:numPr>
-        <w:spacing w:before="100" w:beforeAutospacing="1" w:after="100" w:afterAutospacing="1" w:line="240" w:lineRule="auto"/>
-        <w:rPr>
-          <w:rFonts w:ascii="Times New Roman" w:eastAsia="Times New Roman" w:hAnsi="Times New Roman" w:cs="Times New Roman"/>
-          <w:kern w:val="0"/>
-          <w:lang w:eastAsia="en-GB"/>
-          <w14:ligatures w14:val="none"/>
-        </w:rPr>
-      </w:pPr>
-      <w:r>
-        <w:rPr>
-          <w:rFonts w:ascii="Times New Roman" w:eastAsia="Times New Roman" w:hAnsi="Times New Roman" w:cs="Times New Roman"/>
-          <w:kern w:val="0"/>
-          <w:lang w:eastAsia="en-GB"/>
-          <w14:ligatures w14:val="none"/>
-        </w:rPr>
-        <w:t xml:space="preserve">Score Calculation </w:t>
-      </w:r>
-    </w:p>
-    <w:p>
-      <w:pPr>
-        <w:numPr>
-          <w:ilvl w:val="0"/>
-          <w:numId w:val="23"/>
-        </w:numPr>
-        <w:spacing w:before="100" w:beforeAutospacing="1" w:after="100" w:afterAutospacing="1" w:line="240" w:lineRule="auto"/>
-        <w:rPr>
-          <w:rFonts w:ascii="Times New Roman" w:eastAsia="Times New Roman" w:hAnsi="Times New Roman" w:cs="Times New Roman"/>
-          <w:kern w:val="0"/>
-          <w:lang w:eastAsia="en-GB"/>
-          <w14:ligatures w14:val="none"/>
-        </w:rPr>
-      </w:pPr>
-      <w:r>
-        <w:rPr>
-          <w:rFonts w:ascii="Times New Roman" w:eastAsia="Times New Roman" w:hAnsi="Times New Roman" w:cs="Times New Roman"/>
-          <w:kern w:val="0"/>
-          <w:lang w:eastAsia="en-GB"/>
-          <w14:ligatures w14:val="none"/>
-        </w:rPr>
-        <w:t xml:space="preserve">Feedback Report </w:t>
-      </w:r>
-    </w:p>
-    <w:p>
-      <w:pPr>
-        <w:spacing w:after="0" w:line="240" w:lineRule="auto"/>
-        <w:rPr>
-          <w:rFonts w:ascii="Times New Roman" w:eastAsia="Times New Roman" w:hAnsi="Times New Roman" w:cs="Times New Roman"/>
-          <w:kern w:val="0"/>
-          <w:lang w:eastAsia="en-GB"/>
-          <w14:ligatures w14:val="none"/>
-        </w:rPr>
-      </w:pPr>
-      <w:r>
-        <w:rPr>
-          <w:rFonts w:ascii="Times New Roman" w:eastAsia="Times New Roman" w:hAnsi="Times New Roman" w:cs="Times New Roman"/>
-          <w:kern w:val="0"/>
-          <w:lang w:eastAsia="en-GB"/>
-          <w14:ligatures w14:val="none"/>
-        </w:rPr>
-        <w:pict w14:anchorId="6103A8F0">
-          <v:rect id="_x0000_i2186" style="width:0;height:1.5pt" o:hralign="center" o:hrstd="t" o:hr="t" fillcolor="#a0a0a0" stroked="f"/>
-        </w:pict>
-      </w:r>
-    </w:p>
-    <w:p>
-      <w:pPr>
-        <w:spacing w:before="100" w:beforeAutospacing="1" w:after="100" w:afterAutospacing="1" w:line="240" w:lineRule="auto"/>
-        <w:outlineLvl w:val="1"/>
-        <w:rPr>
-          <w:rFonts w:ascii="Times New Roman" w:eastAsia="Times New Roman" w:hAnsi="Times New Roman" w:cs="Times New Roman"/>
-          <w:b/>
-          <w:bCs/>
-          <w:kern w:val="0"/>
-          <w:sz w:val="36"/>
-          <w:szCs w:val="36"/>
-          <w:lang w:eastAsia="en-GB"/>
-          <w14:ligatures w14:val="none"/>
-        </w:rPr>
-      </w:pPr>
-      <w:r>
-        <w:rPr>
-          <w:rFonts w:ascii="Times New Roman" w:eastAsia="Times New Roman" w:hAnsi="Times New Roman" w:cs="Times New Roman"/>
-          <w:b/>
-          <w:bCs/>
-          <w:kern w:val="0"/>
-          <w:sz w:val="36"/>
-          <w:szCs w:val="36"/>
-          <w:lang w:eastAsia="en-GB"/>
-          <w14:ligatures w14:val="none"/>
-        </w:rPr>
-        <w:t>Part 7 – Multimodal AI</w:t>
-      </w:r>
-    </w:p>
-    <w:p>
-      <w:pPr>
-        <w:numPr>
-          <w:ilvl w:val="0"/>
-          <w:numId w:val="24"/>
-        </w:numPr>
-        <w:spacing w:before="100" w:beforeAutospacing="1" w:after="100" w:afterAutospacing="1" w:line="240" w:lineRule="auto"/>
-        <w:rPr>
-          <w:rFonts w:ascii="Times New Roman" w:eastAsia="Times New Roman" w:hAnsi="Times New Roman" w:cs="Times New Roman"/>
-          <w:kern w:val="0"/>
-          <w:lang w:eastAsia="en-GB"/>
-          <w14:ligatures w14:val="none"/>
-        </w:rPr>
-      </w:pPr>
-      <w:r>
-        <w:rPr>
-          <w:rFonts w:ascii="Times New Roman" w:eastAsia="Times New Roman" w:hAnsi="Times New Roman" w:cs="Times New Roman"/>
-          <w:kern w:val="0"/>
-          <w:lang w:eastAsia="en-GB"/>
-          <w14:ligatures w14:val="none"/>
-        </w:rPr>
-        <w:t xml:space="preserve">Face Detection </w:t>
-      </w:r>
-    </w:p>
-    <w:p>
-      <w:pPr>
-        <w:numPr>
-          <w:ilvl w:val="0"/>
-          <w:numId w:val="24"/>
-        </w:numPr>
-        <w:spacing w:before="100" w:beforeAutospacing="1" w:after="100" w:afterAutospacing="1" w:line="240" w:lineRule="auto"/>
-        <w:rPr>
-          <w:rFonts w:ascii="Times New Roman" w:eastAsia="Times New Roman" w:hAnsi="Times New Roman" w:cs="Times New Roman"/>
-          <w:kern w:val="0"/>
-          <w:lang w:eastAsia="en-GB"/>
-          <w14:ligatures w14:val="none"/>
-        </w:rPr>
-      </w:pPr>
-      <w:r>
-        <w:rPr>
-          <w:rFonts w:ascii="Times New Roman" w:eastAsia="Times New Roman" w:hAnsi="Times New Roman" w:cs="Times New Roman"/>
-          <w:kern w:val="0"/>
-          <w:lang w:eastAsia="en-GB"/>
-          <w14:ligatures w14:val="none"/>
-        </w:rPr>
-        <w:t xml:space="preserve">Emotion Detection </w:t>
-      </w:r>
-    </w:p>
-    <w:p>
-      <w:pPr>
-        <w:numPr>
-          <w:ilvl w:val="0"/>
-          <w:numId w:val="24"/>
-        </w:numPr>
-        <w:spacing w:before="100" w:beforeAutospacing="1" w:after="100" w:afterAutospacing="1" w:line="240" w:lineRule="auto"/>
-        <w:rPr>
-          <w:rFonts w:ascii="Times New Roman" w:eastAsia="Times New Roman" w:hAnsi="Times New Roman" w:cs="Times New Roman"/>
-          <w:kern w:val="0"/>
-          <w:lang w:eastAsia="en-GB"/>
-          <w14:ligatures w14:val="none"/>
-        </w:rPr>
-      </w:pPr>
-      <w:r>
-        <w:rPr>
-          <w:rFonts w:ascii="Times New Roman" w:eastAsia="Times New Roman" w:hAnsi="Times New Roman" w:cs="Times New Roman"/>
-          <w:kern w:val="0"/>
-          <w:lang w:eastAsia="en-GB"/>
-          <w14:ligatures w14:val="none"/>
-        </w:rPr>
-        <w:t xml:space="preserve">Voice Analysis </w:t>
-      </w:r>
-    </w:p>
-    <w:p>
-      <w:pPr>
-        <w:numPr>
-          <w:ilvl w:val="0"/>
-          <w:numId w:val="24"/>
-        </w:numPr>
-        <w:spacing w:before="100" w:beforeAutospacing="1" w:after="100" w:afterAutospacing="1" w:line="240" w:lineRule="auto"/>
-        <w:rPr>
-          <w:rFonts w:ascii="Times New Roman" w:eastAsia="Times New Roman" w:hAnsi="Times New Roman" w:cs="Times New Roman"/>
-          <w:kern w:val="0"/>
-          <w:lang w:eastAsia="en-GB"/>
-          <w14:ligatures w14:val="none"/>
-        </w:rPr>
-      </w:pPr>
-      <w:r>
-        <w:rPr>
-          <w:rFonts w:ascii="Times New Roman" w:eastAsia="Times New Roman" w:hAnsi="Times New Roman" w:cs="Times New Roman"/>
-          <w:kern w:val="0"/>
-          <w:lang w:eastAsia="en-GB"/>
-          <w14:ligatures w14:val="none"/>
-        </w:rPr>
-        <w:t xml:space="preserve">Final Score Fusion </w:t>
-      </w:r>
-    </w:p>
-    <w:p>
-      <w:pPr>
-        <w:spacing w:after="0" w:line="240" w:lineRule="auto"/>
-        <w:rPr>
-          <w:rFonts w:ascii="Times New Roman" w:eastAsia="Times New Roman" w:hAnsi="Times New Roman" w:cs="Times New Roman"/>
-          <w:kern w:val="0"/>
-          <w:lang w:eastAsia="en-GB"/>
-          <w14:ligatures w14:val="none"/>
-        </w:rPr>
-      </w:pPr>
-      <w:r>
-        <w:rPr>
-          <w:rFonts w:ascii="Times New Roman" w:eastAsia="Times New Roman" w:hAnsi="Times New Roman" w:cs="Times New Roman"/>
-          <w:kern w:val="0"/>
-          <w:lang w:eastAsia="en-GB"/>
-          <w14:ligatures w14:val="none"/>
-        </w:rPr>
-        <w:pict w14:anchorId="6474F07A">
-          <v:rect id="_x0000_i2187" style="width:0;height:1.5pt" o:hralign="center" o:hrstd="t" o:hr="t" fillcolor="#a0a0a0" stroked="f"/>
-        </w:pict>
-      </w:r>
-    </w:p>
-    <w:p>
-      <w:pPr>
-        <w:spacing w:before="100" w:beforeAutospacing="1" w:after="100" w:afterAutospacing="1" w:line="240" w:lineRule="auto"/>
-        <w:outlineLvl w:val="1"/>
-        <w:rPr>
-          <w:rFonts w:ascii="Times New Roman" w:eastAsia="Times New Roman" w:hAnsi="Times New Roman" w:cs="Times New Roman"/>
-          <w:b/>
-          <w:bCs/>
-          <w:kern w:val="0"/>
-          <w:sz w:val="36"/>
-          <w:szCs w:val="36"/>
-          <w:lang w:eastAsia="en-GB"/>
-          <w14:ligatures w14:val="none"/>
-        </w:rPr>
-      </w:pPr>
-      <w:r>
-        <w:rPr>
-          <w:rFonts w:ascii="Times New Roman" w:eastAsia="Times New Roman" w:hAnsi="Times New Roman" w:cs="Times New Roman"/>
-          <w:b/>
-          <w:bCs/>
-          <w:kern w:val="0"/>
-          <w:sz w:val="36"/>
-          <w:szCs w:val="36"/>
-          <w:lang w:eastAsia="en-GB"/>
-          <w14:ligatures w14:val="none"/>
-        </w:rPr>
-        <w:t>Part 8 – Company Portal</w:t>
-      </w:r>
-    </w:p>
-    <w:p>
-      <w:pPr>
-        <w:numPr>
-          <w:ilvl w:val="0"/>
-          <w:numId w:val="25"/>
-        </w:numPr>
-        <w:spacing w:before="100" w:beforeAutospacing="1" w:after="100" w:afterAutospacing="1" w:line="240" w:lineRule="auto"/>
-        <w:rPr>
-          <w:rFonts w:ascii="Times New Roman" w:eastAsia="Times New Roman" w:hAnsi="Times New Roman" w:cs="Times New Roman"/>
-          <w:kern w:val="0"/>
-          <w:lang w:eastAsia="en-GB"/>
-          <w14:ligatures w14:val="none"/>
-        </w:rPr>
-      </w:pPr>
-      <w:r>
-        <w:rPr>
-          <w:rFonts w:ascii="Times New Roman" w:eastAsia="Times New Roman" w:hAnsi="Times New Roman" w:cs="Times New Roman"/>
-          <w:kern w:val="0"/>
-          <w:lang w:eastAsia="en-GB"/>
-          <w14:ligatures w14:val="none"/>
-        </w:rPr>
-        <w:t xml:space="preserve">Company Login </w:t>
-      </w:r>
-    </w:p>
-    <w:p>
-      <w:pPr>
-        <w:numPr>
-          <w:ilvl w:val="0"/>
-          <w:numId w:val="25"/>
-        </w:numPr>
-        <w:spacing w:before="100" w:beforeAutospacing="1" w:after="100" w:afterAutospacing="1" w:line="240" w:lineRule="auto"/>
-        <w:rPr>
-          <w:rFonts w:ascii="Times New Roman" w:eastAsia="Times New Roman" w:hAnsi="Times New Roman" w:cs="Times New Roman"/>
-          <w:kern w:val="0"/>
-          <w:lang w:eastAsia="en-GB"/>
-          <w14:ligatures w14:val="none"/>
-        </w:rPr>
-      </w:pPr>
-      <w:r>
-        <w:rPr>
-          <w:rFonts w:ascii="Times New Roman" w:eastAsia="Times New Roman" w:hAnsi="Times New Roman" w:cs="Times New Roman"/>
-          <w:kern w:val="0"/>
-          <w:lang w:eastAsia="en-GB"/>
-          <w14:ligatures w14:val="none"/>
-        </w:rPr>
-        <w:t xml:space="preserve">Job Posting </w:t>
-      </w:r>
-    </w:p>
-    <w:p>
-      <w:pPr>
-        <w:numPr>
-          <w:ilvl w:val="0"/>
-          <w:numId w:val="25"/>
-        </w:numPr>
-        <w:spacing w:before="100" w:beforeAutospacing="1" w:after="100" w:afterAutospacing="1" w:line="240" w:lineRule="auto"/>
-        <w:rPr>
-          <w:rFonts w:ascii="Times New Roman" w:eastAsia="Times New Roman" w:hAnsi="Times New Roman" w:cs="Times New Roman"/>
-          <w:kern w:val="0"/>
-          <w:lang w:eastAsia="en-GB"/>
-          <w14:ligatures w14:val="none"/>
-        </w:rPr>
-      </w:pPr>
-      <w:r>
-        <w:rPr>
-          <w:rFonts w:ascii="Times New Roman" w:eastAsia="Times New Roman" w:hAnsi="Times New Roman" w:cs="Times New Roman"/>
-          <w:kern w:val="0"/>
-          <w:lang w:eastAsia="en-GB"/>
-          <w14:ligatures w14:val="none"/>
-        </w:rPr>
-        <w:t xml:space="preserve">Candidate Applications </w:t>
-      </w:r>
-    </w:p>
-    <w:p>
-      <w:pPr>
-        <w:numPr>
-          <w:ilvl w:val="0"/>
-          <w:numId w:val="25"/>
-        </w:numPr>
-        <w:spacing w:before="100" w:beforeAutospacing="1" w:after="100" w:afterAutospacing="1" w:line="240" w:lineRule="auto"/>
-        <w:rPr>
-          <w:rFonts w:ascii="Times New Roman" w:eastAsia="Times New Roman" w:hAnsi="Times New Roman" w:cs="Times New Roman"/>
-          <w:kern w:val="0"/>
-          <w:lang w:eastAsia="en-GB"/>
-          <w14:ligatures w14:val="none"/>
-        </w:rPr>
-      </w:pPr>
-      <w:r>
-        <w:rPr>
-          <w:rFonts w:ascii="Times New Roman" w:eastAsia="Times New Roman" w:hAnsi="Times New Roman" w:cs="Times New Roman"/>
-          <w:kern w:val="0"/>
-          <w:lang w:eastAsia="en-GB"/>
-          <w14:ligatures w14:val="none"/>
-        </w:rPr>
-        <w:lastRenderedPageBreak/>
-        <w:t xml:space="preserve">Dashboard </w:t>
-      </w:r>
-    </w:p>
-    <w:p>
-      <w:pPr>
-        <w:numPr>
-          <w:ilvl w:val="0"/>
-          <w:numId w:val="25"/>
-        </w:numPr>
-        <w:spacing w:before="100" w:beforeAutospacing="1" w:after="100" w:afterAutospacing="1" w:line="240" w:lineRule="auto"/>
-        <w:rPr>
-          <w:rFonts w:ascii="Times New Roman" w:eastAsia="Times New Roman" w:hAnsi="Times New Roman" w:cs="Times New Roman"/>
-          <w:kern w:val="0"/>
-          <w:lang w:eastAsia="en-GB"/>
-          <w14:ligatures w14:val="none"/>
-        </w:rPr>
-      </w:pPr>
-      <w:r>
-        <w:rPr>
-          <w:rFonts w:ascii="Times New Roman" w:eastAsia="Times New Roman" w:hAnsi="Times New Roman" w:cs="Times New Roman"/>
-          <w:kern w:val="0"/>
-          <w:lang w:eastAsia="en-GB"/>
-          <w14:ligatures w14:val="none"/>
-        </w:rPr>
-        <w:t xml:space="preserve">Candidate Ranking </w:t>
-      </w:r>
-    </w:p>
-    <w:p>
-      <w:pPr>
-        <w:spacing w:after="0" w:line="240" w:lineRule="auto"/>
-        <w:rPr>
-          <w:rFonts w:ascii="Times New Roman" w:eastAsia="Times New Roman" w:hAnsi="Times New Roman" w:cs="Times New Roman"/>
-          <w:kern w:val="0"/>
-          <w:lang w:eastAsia="en-GB"/>
-          <w14:ligatures w14:val="none"/>
-        </w:rPr>
-      </w:pPr>
-      <w:r>
-        <w:rPr>
-          <w:rFonts w:ascii="Times New Roman" w:eastAsia="Times New Roman" w:hAnsi="Times New Roman" w:cs="Times New Roman"/>
-          <w:kern w:val="0"/>
-          <w:lang w:eastAsia="en-GB"/>
-          <w14:ligatures w14:val="none"/>
-        </w:rPr>
-        <w:pict w14:anchorId="753A6ABC">
-          <v:rect id="_x0000_i2188" style="width:0;height:1.5pt" o:hralign="center" o:hrstd="t" o:hr="t" fillcolor="#a0a0a0" stroked="f"/>
-        </w:pict>
-      </w:r>
-    </w:p>
-    <w:p>
-      <w:pPr>
-        <w:spacing w:before="100" w:beforeAutospacing="1" w:after="100" w:afterAutospacing="1" w:line="240" w:lineRule="auto"/>
-        <w:outlineLvl w:val="1"/>
-        <w:rPr>
-          <w:rFonts w:ascii="Times New Roman" w:eastAsia="Times New Roman" w:hAnsi="Times New Roman" w:cs="Times New Roman"/>
-          <w:b/>
-          <w:bCs/>
-          <w:kern w:val="0"/>
-          <w:sz w:val="36"/>
-          <w:szCs w:val="36"/>
-          <w:lang w:eastAsia="en-GB"/>
-          <w14:ligatures w14:val="none"/>
-        </w:rPr>
-      </w:pPr>
-      <w:r>
-        <w:rPr>
-          <w:rFonts w:ascii="Times New Roman" w:eastAsia="Times New Roman" w:hAnsi="Times New Roman" w:cs="Times New Roman"/>
-          <w:b/>
-          <w:bCs/>
-          <w:kern w:val="0"/>
-          <w:sz w:val="36"/>
-          <w:szCs w:val="36"/>
-          <w:lang w:eastAsia="en-GB"/>
-          <w14:ligatures w14:val="none"/>
-        </w:rPr>
-        <w:t>Part 9 – Production</w:t>
-      </w:r>
-    </w:p>
-    <w:p>
-      <w:pPr>
-        <w:numPr>
-          <w:ilvl w:val="0"/>
-          <w:numId w:val="26"/>
-        </w:numPr>
-        <w:spacing w:before="100" w:beforeAutospacing="1" w:after="100" w:afterAutospacing="1" w:line="240" w:lineRule="auto"/>
-        <w:rPr>
-          <w:rFonts w:ascii="Times New Roman" w:eastAsia="Times New Roman" w:hAnsi="Times New Roman" w:cs="Times New Roman"/>
-          <w:kern w:val="0"/>
-          <w:lang w:eastAsia="en-GB"/>
-          <w14:ligatures w14:val="none"/>
-        </w:rPr>
-      </w:pPr>
-      <w:r>
-        <w:rPr>
-          <w:rFonts w:ascii="Times New Roman" w:eastAsia="Times New Roman" w:hAnsi="Times New Roman" w:cs="Times New Roman"/>
-          <w:kern w:val="0"/>
-          <w:lang w:eastAsia="en-GB"/>
-          <w14:ligatures w14:val="none"/>
-        </w:rPr>
-        <w:t xml:space="preserve">Docker </w:t>
-      </w:r>
-    </w:p>
-    <w:p>
-      <w:pPr>
-        <w:numPr>
-          <w:ilvl w:val="0"/>
-          <w:numId w:val="26"/>
-        </w:numPr>
-        <w:spacing w:before="100" w:beforeAutospacing="1" w:after="100" w:afterAutospacing="1" w:line="240" w:lineRule="auto"/>
-        <w:rPr>
-          <w:rFonts w:ascii="Times New Roman" w:eastAsia="Times New Roman" w:hAnsi="Times New Roman" w:cs="Times New Roman"/>
-          <w:kern w:val="0"/>
-          <w:lang w:eastAsia="en-GB"/>
-          <w14:ligatures w14:val="none"/>
-        </w:rPr>
-      </w:pPr>
-      <w:r>
-        <w:rPr>
-          <w:rFonts w:ascii="Times New Roman" w:eastAsia="Times New Roman" w:hAnsi="Times New Roman" w:cs="Times New Roman"/>
-          <w:kern w:val="0"/>
-          <w:lang w:eastAsia="en-GB"/>
-          <w14:ligatures w14:val="none"/>
-        </w:rPr>
-        <w:t xml:space="preserve">Nginx </w:t>
-      </w:r>
-    </w:p>
-    <w:p>
-      <w:pPr>
-        <w:numPr>
-          <w:ilvl w:val="0"/>
-          <w:numId w:val="26"/>
-        </w:numPr>
-        <w:spacing w:before="100" w:beforeAutospacing="1" w:after="100" w:afterAutospacing="1" w:line="240" w:lineRule="auto"/>
-        <w:rPr>
-          <w:rFonts w:ascii="Times New Roman" w:eastAsia="Times New Roman" w:hAnsi="Times New Roman" w:cs="Times New Roman"/>
-          <w:kern w:val="0"/>
-          <w:lang w:eastAsia="en-GB"/>
-          <w14:ligatures w14:val="none"/>
-        </w:rPr>
-      </w:pPr>
-      <w:r>
-        <w:rPr>
-          <w:rFonts w:ascii="Times New Roman" w:eastAsia="Times New Roman" w:hAnsi="Times New Roman" w:cs="Times New Roman"/>
-          <w:kern w:val="0"/>
-          <w:lang w:eastAsia="en-GB"/>
-          <w14:ligatures w14:val="none"/>
-        </w:rPr>
-        <w:t xml:space="preserve">PostgreSQL </w:t>
-      </w:r>
-    </w:p>
-    <w:p>
-      <w:pPr>
-        <w:numPr>
-          <w:ilvl w:val="0"/>
-          <w:numId w:val="26"/>
-        </w:numPr>
-        <w:spacing w:before="100" w:beforeAutospacing="1" w:after="100" w:afterAutospacing="1" w:line="240" w:lineRule="auto"/>
-        <w:rPr>
-          <w:rFonts w:ascii="Times New Roman" w:eastAsia="Times New Roman" w:hAnsi="Times New Roman" w:cs="Times New Roman"/>
-          <w:kern w:val="0"/>
-          <w:lang w:eastAsia="en-GB"/>
-          <w14:ligatures w14:val="none"/>
-        </w:rPr>
-      </w:pPr>
-      <w:r>
-        <w:rPr>
-          <w:rFonts w:ascii="Times New Roman" w:eastAsia="Times New Roman" w:hAnsi="Times New Roman" w:cs="Times New Roman"/>
-          <w:kern w:val="0"/>
-          <w:lang w:eastAsia="en-GB"/>
-          <w14:ligatures w14:val="none"/>
-        </w:rPr>
-        <w:t xml:space="preserve">Redis </w:t>
-      </w:r>
-    </w:p>
-    <w:p>
-      <w:pPr>
-        <w:numPr>
-          <w:ilvl w:val="0"/>
-          <w:numId w:val="26"/>
-        </w:numPr>
-        <w:spacing w:before="100" w:beforeAutospacing="1" w:after="100" w:afterAutospacing="1" w:line="240" w:lineRule="auto"/>
-        <w:rPr>
-          <w:rFonts w:ascii="Times New Roman" w:eastAsia="Times New Roman" w:hAnsi="Times New Roman" w:cs="Times New Roman"/>
-          <w:kern w:val="0"/>
-          <w:lang w:eastAsia="en-GB"/>
-          <w14:ligatures w14:val="none"/>
-        </w:rPr>
-      </w:pPr>
-      <w:r>
-        <w:rPr>
-          <w:rFonts w:ascii="Times New Roman" w:eastAsia="Times New Roman" w:hAnsi="Times New Roman" w:cs="Times New Roman"/>
-          <w:kern w:val="0"/>
-          <w:lang w:eastAsia="en-GB"/>
-          <w14:ligatures w14:val="none"/>
-        </w:rPr>
-        <w:t xml:space="preserve">Deployment </w:t>
-      </w:r>
-    </w:p>
-    <w:p>
-      <w:pPr>
-        <w:numPr>
-          <w:ilvl w:val="0"/>
-          <w:numId w:val="26"/>
-        </w:numPr>
-        <w:spacing w:before="100" w:beforeAutospacing="1" w:after="100" w:afterAutospacing="1" w:line="240" w:lineRule="auto"/>
-        <w:rPr>
-          <w:rFonts w:ascii="Times New Roman" w:eastAsia="Times New Roman" w:hAnsi="Times New Roman" w:cs="Times New Roman"/>
-          <w:kern w:val="0"/>
-          <w:lang w:eastAsia="en-GB"/>
-          <w14:ligatures w14:val="none"/>
-        </w:rPr>
-      </w:pPr>
-      <w:r>
-        <w:rPr>
-          <w:rFonts w:ascii="Times New Roman" w:eastAsia="Times New Roman" w:hAnsi="Times New Roman" w:cs="Times New Roman"/>
-          <w:kern w:val="0"/>
-          <w:lang w:eastAsia="en-GB"/>
-          <w14:ligatures w14:val="none"/>
-        </w:rPr>
-        <w:t xml:space="preserve">Monitoring </w:t>
-      </w:r>
-    </w:p>
-    <w:p>
-      <w:pPr>
-        <w:spacing w:after="0" w:line="240" w:lineRule="auto"/>
-        <w:rPr>
-          <w:rFonts w:ascii="Times New Roman" w:eastAsia="Times New Roman" w:hAnsi="Times New Roman" w:cs="Times New Roman"/>
-          <w:kern w:val="0"/>
-          <w:lang w:eastAsia="en-GB"/>
-          <w14:ligatures w14:val="none"/>
-        </w:rPr>
-      </w:pPr>
-      <w:r>
-        <w:rPr>
-          <w:rFonts w:ascii="Times New Roman" w:eastAsia="Times New Roman" w:hAnsi="Times New Roman" w:cs="Times New Roman"/>
-          <w:kern w:val="0"/>
-          <w:lang w:eastAsia="en-GB"/>
-          <w14:ligatures w14:val="none"/>
-        </w:rPr>
-        <w:pict w14:anchorId="5D1D9625">
-          <v:rect id="_x0000_i2189" style="width:0;height:1.5pt" o:hralign="center" o:hrstd="t" o:hr="t" fillcolor="#a0a0a0" stroked="f"/>
-        </w:pict>
+        <w:t>Chapter 1</w:t>
       </w:r>
     </w:p>
     <w:p>
@@ -2716,35 +2671,6 @@
           <w:lang w:eastAsia="en-GB"/>
           <w14:ligatures w14:val="none"/>
         </w:rPr>
-        <w:t>Chapter 1</w:t>
-      </w:r>
-    </w:p>
-    <w:p>
-      <w:pPr>
-        <w:spacing w:before="100" w:beforeAutospacing="1" w:after="100" w:afterAutospacing="1" w:line="240" w:lineRule="auto"/>
-        <w:outlineLvl w:val="0"/>
-        <w:rPr>
-          <w:rFonts w:ascii="Times New Roman" w:eastAsia="Times New Roman" w:hAnsi="Times New Roman" w:cs="Times New Roman"/>
-          <w:b/>
-          <w:bCs/>
-          <w:kern w:val="36"/>
-          <w:sz w:val="48"/>
-          <w:szCs w:val="48"/>
-          <w:lang w:eastAsia="en-GB"/>
-          <w14:ligatures w14:val="none"/>
-        </w:rPr>
-      </w:pPr>
-      <w:r>
-        <w:rPr>
-          <w:rFonts w:ascii="Times New Roman" w:eastAsia="Times New Roman" w:hAnsi="Times New Roman" w:cs="Times New Roman"/>
-          <w:b/>
-          <w:bCs/>
-          <w:kern w:val="36"/>
-          <w:sz w:val="48"/>
-          <w:szCs w:val="48"/>
-          <w:lang w:eastAsia="en-GB"/>
-          <w14:ligatures w14:val="none"/>
-        </w:rPr>
         <w:t>Understanding the Folder Structure</w:t>
       </w:r>
     </w:p>
@@ -2766,7 +2692,7 @@
           <w14:ligatures w14:val="none"/>
         </w:rPr>
         <w:pict w14:anchorId="5316005A">
-          <v:rect id="_x0000_i2190" style="width:0;height:1.5pt" o:hralign="center" o:hrstd="t" o:hr="t" fillcolor="#a0a0a0" stroked="f"/>
+          <v:rect id="_x0000_i1035" style="width:0;height:1.5pt" o:hralign="center" o:hrstd="t" o:hr="t" fillcolor="#a0a0a0" stroked="f"/>
         </w:pict>
       </w:r>
     </w:p>
@@ -3050,8 +2976,9 @@
           <w:lang w:eastAsia="en-GB"/>
           <w14:ligatures w14:val="none"/>
         </w:rPr>
+        <w:lastRenderedPageBreak/>
         <w:pict w14:anchorId="0E1860A7">
-          <v:rect id="_x0000_i2191" style="width:0;height:1.5pt" o:hralign="center" o:hrstd="t" o:hr="t" fillcolor="#a0a0a0" stroked="f"/>
+          <v:rect id="_x0000_i1036" style="width:0;height:1.5pt" o:hralign="center" o:hrstd="t" o:hr="t" fillcolor="#a0a0a0" stroked="f"/>
         </w:pict>
       </w:r>
     </w:p>
@@ -3143,7 +3070,6 @@
           <w:lang w:eastAsia="en-GB"/>
           <w14:ligatures w14:val="none"/>
         </w:rPr>
-        <w:lastRenderedPageBreak/>
         <w:t>Think of this as Django's project folder.</w:t>
       </w:r>
     </w:p>
@@ -3185,7 +3111,7 @@
           <w14:ligatures w14:val="none"/>
         </w:rPr>
         <w:pict w14:anchorId="5840A5FB">
-          <v:rect id="_x0000_i2192" style="width:0;height:1.5pt" o:hralign="center" o:hrstd="t" o:hr="t" fillcolor="#a0a0a0" stroked="f"/>
+          <v:rect id="_x0000_i1037" style="width:0;height:1.5pt" o:hralign="center" o:hrstd="t" o:hr="t" fillcolor="#a0a0a0" stroked="f"/>
         </w:pict>
       </w:r>
     </w:p>
@@ -3235,27 +3161,7 @@
           <w:lang w:eastAsia="en-GB"/>
           <w14:ligatures w14:val="none"/>
         </w:rPr>
-        <w:t xml:space="preserve">This is the starting point of </w:t>
-      </w:r>
-      <w:proofErr w:type="spellStart"/>
-      <w:r>
-        <w:rPr>
-          <w:rFonts w:ascii="Times New Roman" w:eastAsia="Times New Roman" w:hAnsi="Times New Roman" w:cs="Times New Roman"/>
-          <w:kern w:val="0"/>
-          <w:lang w:eastAsia="en-GB"/>
-          <w14:ligatures w14:val="none"/>
-        </w:rPr>
-        <w:t>FastAPI</w:t>
-      </w:r>
-      <w:proofErr w:type="spellEnd"/>
-      <w:r>
-        <w:rPr>
-          <w:rFonts w:ascii="Times New Roman" w:eastAsia="Times New Roman" w:hAnsi="Times New Roman" w:cs="Times New Roman"/>
-          <w:kern w:val="0"/>
-          <w:lang w:eastAsia="en-GB"/>
-          <w14:ligatures w14:val="none"/>
-        </w:rPr>
-        <w:t>.</w:t>
+        <w:t>This is the starting point of FastAPI.</w:t>
       </w:r>
     </w:p>
     <w:p>
@@ -3308,66 +3214,16 @@
           <w14:ligatures w14:val="none"/>
         </w:rPr>
       </w:pPr>
-      <w:proofErr w:type="spellStart"/>
-      <w:r>
-        <w:rPr>
-          <w:rFonts w:ascii="Courier New" w:eastAsia="Times New Roman" w:hAnsi="Courier New" w:cs="Courier New"/>
-          <w:kern w:val="0"/>
-          <w:sz w:val="20"/>
-          <w:szCs w:val="20"/>
-          <w:lang w:eastAsia="en-GB"/>
-          <w14:ligatures w14:val="none"/>
-        </w:rPr>
-        <w:t>uvicorn</w:t>
-      </w:r>
-      <w:proofErr w:type="spellEnd"/>
-      <w:r>
-        <w:rPr>
-          <w:rFonts w:ascii="Courier New" w:eastAsia="Times New Roman" w:hAnsi="Courier New" w:cs="Courier New"/>
-          <w:kern w:val="0"/>
-          <w:sz w:val="20"/>
-          <w:szCs w:val="20"/>
-          <w:lang w:eastAsia="en-GB"/>
-          <w14:ligatures w14:val="none"/>
-        </w:rPr>
-        <w:t xml:space="preserve"> </w:t>
-      </w:r>
-      <w:proofErr w:type="spellStart"/>
-      <w:proofErr w:type="gramStart"/>
-      <w:r>
-        <w:rPr>
-          <w:rFonts w:ascii="Courier New" w:eastAsia="Times New Roman" w:hAnsi="Courier New" w:cs="Courier New"/>
-          <w:kern w:val="0"/>
-          <w:sz w:val="20"/>
-          <w:szCs w:val="20"/>
-          <w:lang w:eastAsia="en-GB"/>
-          <w14:ligatures w14:val="none"/>
-        </w:rPr>
-        <w:t>app.main</w:t>
-      </w:r>
-      <w:proofErr w:type="gramEnd"/>
-      <w:r>
-        <w:rPr>
-          <w:rFonts w:ascii="Courier New" w:eastAsia="Times New Roman" w:hAnsi="Courier New" w:cs="Courier New"/>
-          <w:kern w:val="0"/>
-          <w:sz w:val="20"/>
-          <w:szCs w:val="20"/>
-          <w:lang w:eastAsia="en-GB"/>
-          <w14:ligatures w14:val="none"/>
-        </w:rPr>
-        <w:t>:app</w:t>
-      </w:r>
-      <w:proofErr w:type="spellEnd"/>
-      <w:r>
-        <w:rPr>
-          <w:rFonts w:ascii="Courier New" w:eastAsia="Times New Roman" w:hAnsi="Courier New" w:cs="Courier New"/>
-          <w:kern w:val="0"/>
-          <w:sz w:val="20"/>
-          <w:szCs w:val="20"/>
-          <w:lang w:eastAsia="en-GB"/>
-          <w14:ligatures w14:val="none"/>
-        </w:rPr>
-        <w:t xml:space="preserve"> --reload</w:t>
+      <w:r>
+        <w:rPr>
+          <w:rFonts w:ascii="Courier New" w:eastAsia="Times New Roman" w:hAnsi="Courier New" w:cs="Courier New"/>
+          <w:kern w:val="0"/>
+          <w:sz w:val="20"/>
+          <w:szCs w:val="20"/>
+          <w:lang w:eastAsia="en-GB"/>
+          <w14:ligatures w14:val="none"/>
+        </w:rPr>
+        <w:t>uvicorn app.main:app --reload</w:t>
       </w:r>
     </w:p>
     <w:p>
@@ -3473,27 +3329,7 @@
           <w:lang w:eastAsia="en-GB"/>
           <w14:ligatures w14:val="none"/>
         </w:rPr>
-        <w:t xml:space="preserve">Create </w:t>
-      </w:r>
-      <w:proofErr w:type="spellStart"/>
-      <w:r>
-        <w:rPr>
-          <w:rFonts w:ascii="Times New Roman" w:eastAsia="Times New Roman" w:hAnsi="Times New Roman" w:cs="Times New Roman"/>
-          <w:kern w:val="0"/>
-          <w:lang w:eastAsia="en-GB"/>
-          <w14:ligatures w14:val="none"/>
-        </w:rPr>
-        <w:t>FastAPI</w:t>
-      </w:r>
-      <w:proofErr w:type="spellEnd"/>
-      <w:r>
-        <w:rPr>
-          <w:rFonts w:ascii="Times New Roman" w:eastAsia="Times New Roman" w:hAnsi="Times New Roman" w:cs="Times New Roman"/>
-          <w:kern w:val="0"/>
-          <w:lang w:eastAsia="en-GB"/>
-          <w14:ligatures w14:val="none"/>
-        </w:rPr>
-        <w:t xml:space="preserve"> application </w:t>
+        <w:t xml:space="preserve">Create FastAPI application </w:t>
       </w:r>
     </w:p>
     <w:p>
@@ -3675,31 +3511,7 @@
           <w:lang w:eastAsia="en-GB"/>
           <w14:ligatures w14:val="none"/>
         </w:rPr>
-        <w:t xml:space="preserve">app = </w:t>
-      </w:r>
-      <w:proofErr w:type="spellStart"/>
-      <w:r>
-        <w:rPr>
-          <w:rFonts w:ascii="Courier New" w:eastAsia="Times New Roman" w:hAnsi="Courier New" w:cs="Courier New"/>
-          <w:kern w:val="0"/>
-          <w:sz w:val="20"/>
-          <w:szCs w:val="20"/>
-          <w:lang w:eastAsia="en-GB"/>
-          <w14:ligatures w14:val="none"/>
-        </w:rPr>
-        <w:t>FastAPI</w:t>
-      </w:r>
-      <w:proofErr w:type="spellEnd"/>
-      <w:r>
-        <w:rPr>
-          <w:rFonts w:ascii="Courier New" w:eastAsia="Times New Roman" w:hAnsi="Courier New" w:cs="Courier New"/>
-          <w:kern w:val="0"/>
-          <w:sz w:val="20"/>
-          <w:szCs w:val="20"/>
-          <w:lang w:eastAsia="en-GB"/>
-          <w14:ligatures w14:val="none"/>
-        </w:rPr>
-        <w:t>()</w:t>
+        <w:t>app = FastAPI()</w:t>
       </w:r>
       <w:r>
         <w:rPr>
@@ -3722,69 +3534,7 @@
           <w14:ligatures w14:val="none"/>
         </w:rPr>
         <w:br/>
-      </w:r>
-      <w:proofErr w:type="spellStart"/>
-      <w:proofErr w:type="gramStart"/>
-      <w:r>
-        <w:rPr>
-          <w:rFonts w:ascii="Courier New" w:eastAsia="Times New Roman" w:hAnsi="Courier New" w:cs="Courier New"/>
-          <w:kern w:val="0"/>
-          <w:sz w:val="20"/>
-          <w:szCs w:val="20"/>
-          <w:lang w:eastAsia="en-GB"/>
-          <w14:ligatures w14:val="none"/>
-        </w:rPr>
-        <w:t>app.include</w:t>
-      </w:r>
-      <w:proofErr w:type="gramEnd"/>
-      <w:r>
-        <w:rPr>
-          <w:rFonts w:ascii="Courier New" w:eastAsia="Times New Roman" w:hAnsi="Courier New" w:cs="Courier New"/>
-          <w:kern w:val="0"/>
-          <w:sz w:val="20"/>
-          <w:szCs w:val="20"/>
-          <w:lang w:eastAsia="en-GB"/>
-          <w14:ligatures w14:val="none"/>
-        </w:rPr>
-        <w:t>_router</w:t>
-      </w:r>
-      <w:proofErr w:type="spellEnd"/>
-      <w:r>
-        <w:rPr>
-          <w:rFonts w:ascii="Courier New" w:eastAsia="Times New Roman" w:hAnsi="Courier New" w:cs="Courier New"/>
-          <w:kern w:val="0"/>
-          <w:sz w:val="20"/>
-          <w:szCs w:val="20"/>
-          <w:lang w:eastAsia="en-GB"/>
-          <w14:ligatures w14:val="none"/>
-        </w:rPr>
-        <w:t>(</w:t>
-      </w:r>
-      <w:proofErr w:type="spellStart"/>
-      <w:proofErr w:type="gramStart"/>
-      <w:r>
-        <w:rPr>
-          <w:rFonts w:ascii="Courier New" w:eastAsia="Times New Roman" w:hAnsi="Courier New" w:cs="Courier New"/>
-          <w:kern w:val="0"/>
-          <w:sz w:val="20"/>
-          <w:szCs w:val="20"/>
-          <w:lang w:eastAsia="en-GB"/>
-          <w14:ligatures w14:val="none"/>
-        </w:rPr>
-        <w:t>auth.router</w:t>
-      </w:r>
-      <w:proofErr w:type="spellEnd"/>
-      <w:proofErr w:type="gramEnd"/>
-      <w:r>
-        <w:rPr>
-          <w:rFonts w:ascii="Courier New" w:eastAsia="Times New Roman" w:hAnsi="Courier New" w:cs="Courier New"/>
-          <w:kern w:val="0"/>
-          <w:sz w:val="20"/>
-          <w:szCs w:val="20"/>
-          <w:lang w:eastAsia="en-GB"/>
-          <w14:ligatures w14:val="none"/>
-        </w:rPr>
-        <w:t>)</w:t>
+        <w:t>app.include_router(auth.router)</w:t>
       </w:r>
       <w:r>
         <w:rPr>
@@ -3807,69 +3557,7 @@
           <w14:ligatures w14:val="none"/>
         </w:rPr>
         <w:br/>
-      </w:r>
-      <w:proofErr w:type="spellStart"/>
-      <w:proofErr w:type="gramStart"/>
-      <w:r>
-        <w:rPr>
-          <w:rFonts w:ascii="Courier New" w:eastAsia="Times New Roman" w:hAnsi="Courier New" w:cs="Courier New"/>
-          <w:kern w:val="0"/>
-          <w:sz w:val="20"/>
-          <w:szCs w:val="20"/>
-          <w:lang w:eastAsia="en-GB"/>
-          <w14:ligatures w14:val="none"/>
-        </w:rPr>
-        <w:t>app.include</w:t>
-      </w:r>
-      <w:proofErr w:type="gramEnd"/>
-      <w:r>
-        <w:rPr>
-          <w:rFonts w:ascii="Courier New" w:eastAsia="Times New Roman" w:hAnsi="Courier New" w:cs="Courier New"/>
-          <w:kern w:val="0"/>
-          <w:sz w:val="20"/>
-          <w:szCs w:val="20"/>
-          <w:lang w:eastAsia="en-GB"/>
-          <w14:ligatures w14:val="none"/>
-        </w:rPr>
-        <w:t>_router</w:t>
-      </w:r>
-      <w:proofErr w:type="spellEnd"/>
-      <w:r>
-        <w:rPr>
-          <w:rFonts w:ascii="Courier New" w:eastAsia="Times New Roman" w:hAnsi="Courier New" w:cs="Courier New"/>
-          <w:kern w:val="0"/>
-          <w:sz w:val="20"/>
-          <w:szCs w:val="20"/>
-          <w:lang w:eastAsia="en-GB"/>
-          <w14:ligatures w14:val="none"/>
-        </w:rPr>
-        <w:t>(</w:t>
-      </w:r>
-      <w:proofErr w:type="spellStart"/>
-      <w:proofErr w:type="gramStart"/>
-      <w:r>
-        <w:rPr>
-          <w:rFonts w:ascii="Courier New" w:eastAsia="Times New Roman" w:hAnsi="Courier New" w:cs="Courier New"/>
-          <w:kern w:val="0"/>
-          <w:sz w:val="20"/>
-          <w:szCs w:val="20"/>
-          <w:lang w:eastAsia="en-GB"/>
-          <w14:ligatures w14:val="none"/>
-        </w:rPr>
-        <w:t>resume.router</w:t>
-      </w:r>
-      <w:proofErr w:type="spellEnd"/>
-      <w:proofErr w:type="gramEnd"/>
-      <w:r>
-        <w:rPr>
-          <w:rFonts w:ascii="Courier New" w:eastAsia="Times New Roman" w:hAnsi="Courier New" w:cs="Courier New"/>
-          <w:kern w:val="0"/>
-          <w:sz w:val="20"/>
-          <w:szCs w:val="20"/>
-          <w:lang w:eastAsia="en-GB"/>
-          <w14:ligatures w14:val="none"/>
-        </w:rPr>
-        <w:t>)</w:t>
+        <w:t>app.include_router(resume.router)</w:t>
       </w:r>
     </w:p>
     <w:p>
@@ -4019,8 +3707,9 @@
           <w:lang w:eastAsia="en-GB"/>
           <w14:ligatures w14:val="none"/>
         </w:rPr>
+        <w:lastRenderedPageBreak/>
         <w:pict w14:anchorId="432C7AAE">
-          <v:rect id="_x0000_i2193" style="width:0;height:1.5pt" o:hralign="center" o:hrstd="t" o:hr="t" fillcolor="#a0a0a0" stroked="f"/>
+          <v:rect id="_x0000_i1038" style="width:0;height:1.5pt" o:hralign="center" o:hrstd="t" o:hr="t" fillcolor="#a0a0a0" stroked="f"/>
         </w:pict>
       </w:r>
     </w:p>
@@ -4090,7 +3779,6 @@
           <w:lang w:eastAsia="en-GB"/>
           <w14:ligatures w14:val="none"/>
         </w:rPr>
-        <w:lastRenderedPageBreak/>
         <w:t>Store every configuration.</w:t>
       </w:r>
     </w:p>
@@ -4321,31 +4009,16 @@
           <w14:ligatures w14:val="none"/>
         </w:rPr>
       </w:pPr>
-      <w:proofErr w:type="spellStart"/>
-      <w:proofErr w:type="gramStart"/>
-      <w:r>
-        <w:rPr>
-          <w:rFonts w:ascii="Courier New" w:eastAsia="Times New Roman" w:hAnsi="Courier New" w:cs="Courier New"/>
-          <w:kern w:val="0"/>
-          <w:sz w:val="20"/>
-          <w:szCs w:val="20"/>
-          <w:lang w:eastAsia="en-GB"/>
-          <w14:ligatures w14:val="none"/>
-        </w:rPr>
-        <w:t>os.getenv</w:t>
-      </w:r>
-      <w:proofErr w:type="spellEnd"/>
-      <w:proofErr w:type="gramEnd"/>
-      <w:r>
-        <w:rPr>
-          <w:rFonts w:ascii="Courier New" w:eastAsia="Times New Roman" w:hAnsi="Courier New" w:cs="Courier New"/>
-          <w:kern w:val="0"/>
-          <w:sz w:val="20"/>
-          <w:szCs w:val="20"/>
-          <w:lang w:eastAsia="en-GB"/>
-          <w14:ligatures w14:val="none"/>
-        </w:rPr>
-        <w:t>("OPENAI_KEY")</w:t>
+      <w:r>
+        <w:rPr>
+          <w:rFonts w:ascii="Courier New" w:eastAsia="Times New Roman" w:hAnsi="Courier New" w:cs="Courier New"/>
+          <w:kern w:val="0"/>
+          <w:sz w:val="20"/>
+          <w:szCs w:val="20"/>
+          <w:lang w:eastAsia="en-GB"/>
+          <w14:ligatures w14:val="none"/>
+        </w:rPr>
+        <w:t>os.getenv("OPENAI_KEY")</w:t>
       </w:r>
     </w:p>
     <w:p>
@@ -4426,7 +4099,7 @@
           <w14:ligatures w14:val="none"/>
         </w:rPr>
         <w:pict w14:anchorId="1C6B3FA7">
-          <v:rect id="_x0000_i2194" style="width:0;height:1.5pt" o:hralign="center" o:hrstd="t" o:hr="t" fillcolor="#a0a0a0" stroked="f"/>
+          <v:rect id="_x0000_i1039" style="width:0;height:1.5pt" o:hralign="center" o:hrstd="t" o:hr="t" fillcolor="#a0a0a0" stroked="f"/>
         </w:pict>
       </w:r>
     </w:p>
@@ -4469,25 +4142,14 @@
           <w14:ligatures w14:val="none"/>
         </w:rPr>
       </w:pPr>
-      <w:proofErr w:type="spellStart"/>
-      <w:r>
-        <w:rPr>
-          <w:rFonts w:ascii="Times New Roman" w:eastAsia="Times New Roman" w:hAnsi="Times New Roman" w:cs="Times New Roman"/>
-          <w:kern w:val="0"/>
-          <w:lang w:eastAsia="en-GB"/>
-          <w14:ligatures w14:val="none"/>
-        </w:rPr>
-        <w:t>FastAPI</w:t>
-      </w:r>
-      <w:proofErr w:type="spellEnd"/>
-      <w:r>
-        <w:rPr>
-          <w:rFonts w:ascii="Times New Roman" w:eastAsia="Times New Roman" w:hAnsi="Times New Roman" w:cs="Times New Roman"/>
-          <w:kern w:val="0"/>
-          <w:lang w:eastAsia="en-GB"/>
-          <w14:ligatures w14:val="none"/>
-        </w:rPr>
-        <w:t xml:space="preserve"> has Dependency Injection.</w:t>
+      <w:r>
+        <w:rPr>
+          <w:rFonts w:ascii="Times New Roman" w:eastAsia="Times New Roman" w:hAnsi="Times New Roman" w:cs="Times New Roman"/>
+          <w:kern w:val="0"/>
+          <w:lang w:eastAsia="en-GB"/>
+          <w14:ligatures w14:val="none"/>
+        </w:rPr>
+        <w:t>FastAPI has Dependency Injection.</w:t>
       </w:r>
     </w:p>
     <w:p>
@@ -4675,6 +4337,7 @@
           <w:lang w:eastAsia="en-GB"/>
           <w14:ligatures w14:val="none"/>
         </w:rPr>
+        <w:lastRenderedPageBreak/>
         <w:t>Example</w:t>
       </w:r>
     </w:p>
@@ -4708,53 +4371,16 @@
           <w14:ligatures w14:val="none"/>
         </w:rPr>
       </w:pPr>
-      <w:proofErr w:type="spellStart"/>
-      <w:r>
-        <w:rPr>
-          <w:rFonts w:ascii="Courier New" w:eastAsia="Times New Roman" w:hAnsi="Courier New" w:cs="Courier New"/>
-          <w:kern w:val="0"/>
-          <w:sz w:val="20"/>
-          <w:szCs w:val="20"/>
-          <w:lang w:eastAsia="en-GB"/>
-          <w14:ligatures w14:val="none"/>
-        </w:rPr>
-        <w:t>get_current_</w:t>
-      </w:r>
-      <w:proofErr w:type="gramStart"/>
-      <w:r>
-        <w:rPr>
-          <w:rFonts w:ascii="Courier New" w:eastAsia="Times New Roman" w:hAnsi="Courier New" w:cs="Courier New"/>
-          <w:kern w:val="0"/>
-          <w:sz w:val="20"/>
-          <w:szCs w:val="20"/>
-          <w:lang w:eastAsia="en-GB"/>
-          <w14:ligatures w14:val="none"/>
-        </w:rPr>
-        <w:t>user</w:t>
-      </w:r>
-      <w:proofErr w:type="spellEnd"/>
-      <w:r>
-        <w:rPr>
-          <w:rFonts w:ascii="Courier New" w:eastAsia="Times New Roman" w:hAnsi="Courier New" w:cs="Courier New"/>
-          <w:kern w:val="0"/>
-          <w:sz w:val="20"/>
-          <w:szCs w:val="20"/>
-          <w:lang w:eastAsia="en-GB"/>
-          <w14:ligatures w14:val="none"/>
-        </w:rPr>
-        <w:t>(</w:t>
-      </w:r>
-      <w:proofErr w:type="gramEnd"/>
-      <w:r>
-        <w:rPr>
-          <w:rFonts w:ascii="Courier New" w:eastAsia="Times New Roman" w:hAnsi="Courier New" w:cs="Courier New"/>
-          <w:kern w:val="0"/>
-          <w:sz w:val="20"/>
-          <w:szCs w:val="20"/>
-          <w:lang w:eastAsia="en-GB"/>
-          <w14:ligatures w14:val="none"/>
-        </w:rPr>
-        <w:t>)</w:t>
+      <w:r>
+        <w:rPr>
+          <w:rFonts w:ascii="Courier New" w:eastAsia="Times New Roman" w:hAnsi="Courier New" w:cs="Courier New"/>
+          <w:kern w:val="0"/>
+          <w:sz w:val="20"/>
+          <w:szCs w:val="20"/>
+          <w:lang w:eastAsia="en-GB"/>
+          <w14:ligatures w14:val="none"/>
+        </w:rPr>
+        <w:t>get_current_user()</w:t>
       </w:r>
     </w:p>
     <w:p>
@@ -4794,9 +4420,8 @@
           <w:lang w:eastAsia="en-GB"/>
           <w14:ligatures w14:val="none"/>
         </w:rPr>
-        <w:lastRenderedPageBreak/>
         <w:pict w14:anchorId="5975A65C">
-          <v:rect id="_x0000_i2195" style="width:0;height:1.5pt" o:hralign="center" o:hrstd="t" o:hr="t" fillcolor="#a0a0a0" stroked="f"/>
+          <v:rect id="_x0000_i1040" style="width:0;height:1.5pt" o:hralign="center" o:hrstd="t" o:hr="t" fillcolor="#a0a0a0" stroked="f"/>
         </w:pict>
       </w:r>
     </w:p>
@@ -4815,7 +4440,6 @@
           <w14:ligatures w14:val="none"/>
         </w:rPr>
       </w:pPr>
-      <w:proofErr w:type="spellStart"/>
       <w:r>
         <w:rPr>
           <w:rFonts w:ascii="Times New Roman" w:eastAsia="Times New Roman" w:hAnsi="Times New Roman" w:cs="Times New Roman"/>
@@ -4827,21 +4451,7 @@
           <w:lang w:eastAsia="en-GB"/>
           <w14:ligatures w14:val="none"/>
         </w:rPr>
-        <w:t>api</w:t>
-      </w:r>
-      <w:proofErr w:type="spellEnd"/>
-      <w:r>
-        <w:rPr>
-          <w:rFonts w:ascii="Times New Roman" w:eastAsia="Times New Roman" w:hAnsi="Times New Roman" w:cs="Times New Roman"/>
-          <w:b/>
-          <w:bCs/>
-          <w:kern w:val="36"/>
-          <w:sz w:val="48"/>
-          <w:szCs w:val="48"/>
-          <w:lang w:eastAsia="en-GB"/>
-          <w14:ligatures w14:val="none"/>
-        </w:rPr>
-        <w:t>/</w:t>
+        <w:t>api/</w:t>
       </w:r>
     </w:p>
     <w:p>
@@ -5112,27 +4722,7 @@
           <w:lang w:eastAsia="en-GB"/>
           <w14:ligatures w14:val="none"/>
         </w:rPr>
-        <w:t xml:space="preserve">Think of </w:t>
-      </w:r>
-      <w:proofErr w:type="spellStart"/>
-      <w:r>
-        <w:rPr>
-          <w:rFonts w:ascii="Times New Roman" w:eastAsia="Times New Roman" w:hAnsi="Times New Roman" w:cs="Times New Roman"/>
-          <w:kern w:val="0"/>
-          <w:lang w:eastAsia="en-GB"/>
-          <w14:ligatures w14:val="none"/>
-        </w:rPr>
-        <w:t>api</w:t>
-      </w:r>
-      <w:proofErr w:type="spellEnd"/>
-      <w:r>
-        <w:rPr>
-          <w:rFonts w:ascii="Times New Roman" w:eastAsia="Times New Roman" w:hAnsi="Times New Roman" w:cs="Times New Roman"/>
-          <w:kern w:val="0"/>
-          <w:lang w:eastAsia="en-GB"/>
-          <w14:ligatures w14:val="none"/>
-        </w:rPr>
-        <w:t>/ as the receptionist.</w:t>
+        <w:t>Think of api/ as the receptionist.</w:t>
       </w:r>
     </w:p>
     <w:p>
@@ -5193,7 +4783,7 @@
           <w14:ligatures w14:val="none"/>
         </w:rPr>
         <w:pict w14:anchorId="117BF636">
-          <v:rect id="_x0000_i2196" style="width:0;height:1.5pt" o:hralign="center" o:hrstd="t" o:hr="t" fillcolor="#a0a0a0" stroked="f"/>
+          <v:rect id="_x0000_i1041" style="width:0;height:1.5pt" o:hralign="center" o:hrstd="t" o:hr="t" fillcolor="#a0a0a0" stroked="f"/>
         </w:pict>
       </w:r>
     </w:p>
@@ -5353,6 +4943,7 @@
           <w:lang w:eastAsia="en-GB"/>
           <w14:ligatures w14:val="none"/>
         </w:rPr>
+        <w:lastRenderedPageBreak/>
         <w:br/>
         <w:t>GET /me</w:t>
       </w:r>
@@ -5414,7 +5005,6 @@
           <w:lang w:eastAsia="en-GB"/>
           <w14:ligatures w14:val="none"/>
         </w:rPr>
-        <w:lastRenderedPageBreak/>
         <w:t>It should never contain GPT prompts.</w:t>
       </w:r>
     </w:p>
@@ -5436,7 +5026,7 @@
           <w14:ligatures w14:val="none"/>
         </w:rPr>
         <w:pict w14:anchorId="5BA1207A">
-          <v:rect id="_x0000_i2197" style="width:0;height:1.5pt" o:hralign="center" o:hrstd="t" o:hr="t" fillcolor="#a0a0a0" stroked="f"/>
+          <v:rect id="_x0000_i1042" style="width:0;height:1.5pt" o:hralign="center" o:hrstd="t" o:hr="t" fillcolor="#a0a0a0" stroked="f"/>
         </w:pict>
       </w:r>
     </w:p>
@@ -5528,21 +5118,8 @@
           <w:lang w:eastAsia="en-GB"/>
           <w14:ligatures w14:val="none"/>
         </w:rPr>
-        <w:t>POST /</w:t>
-      </w:r>
-      <w:proofErr w:type="spellStart"/>
-      <w:r>
-        <w:rPr>
-          <w:rFonts w:ascii="Courier New" w:eastAsia="Times New Roman" w:hAnsi="Courier New" w:cs="Courier New"/>
-          <w:kern w:val="0"/>
-          <w:sz w:val="20"/>
-          <w:szCs w:val="20"/>
-          <w:lang w:eastAsia="en-GB"/>
-          <w14:ligatures w14:val="none"/>
-        </w:rPr>
-        <w:t>upload_resume</w:t>
-      </w:r>
-      <w:proofErr w:type="spellEnd"/>
+        <w:t>POST /upload_resume</w:t>
+      </w:r>
       <w:r>
         <w:rPr>
           <w:rFonts w:ascii="Courier New" w:eastAsia="Times New Roman" w:hAnsi="Courier New" w:cs="Courier New"/>
@@ -5564,21 +5141,8 @@
           <w14:ligatures w14:val="none"/>
         </w:rPr>
         <w:br/>
-        <w:t>POST /</w:t>
-      </w:r>
-      <w:proofErr w:type="spellStart"/>
-      <w:r>
-        <w:rPr>
-          <w:rFonts w:ascii="Courier New" w:eastAsia="Times New Roman" w:hAnsi="Courier New" w:cs="Courier New"/>
-          <w:kern w:val="0"/>
-          <w:sz w:val="20"/>
-          <w:szCs w:val="20"/>
-          <w:lang w:eastAsia="en-GB"/>
-          <w14:ligatures w14:val="none"/>
-        </w:rPr>
-        <w:t>match_resume</w:t>
-      </w:r>
-      <w:proofErr w:type="spellEnd"/>
+        <w:t>POST /match_resume</w:t>
+      </w:r>
       <w:r>
         <w:rPr>
           <w:rFonts w:ascii="Courier New" w:eastAsia="Times New Roman" w:hAnsi="Courier New" w:cs="Courier New"/>
@@ -5683,7 +5247,7 @@
           <w14:ligatures w14:val="none"/>
         </w:rPr>
         <w:pict w14:anchorId="4F67BE43">
-          <v:rect id="_x0000_i2198" style="width:0;height:1.5pt" o:hralign="center" o:hrstd="t" o:hr="t" fillcolor="#a0a0a0" stroked="f"/>
+          <v:rect id="_x0000_i1043" style="width:0;height:1.5pt" o:hralign="center" o:hrstd="t" o:hr="t" fillcolor="#a0a0a0" stroked="f"/>
         </w:pict>
       </w:r>
     </w:p>
@@ -5905,7 +5469,7 @@
           <w14:ligatures w14:val="none"/>
         </w:rPr>
         <w:pict w14:anchorId="59FAF74A">
-          <v:rect id="_x0000_i2199" style="width:0;height:1.5pt" o:hralign="center" o:hrstd="t" o:hr="t" fillcolor="#a0a0a0" stroked="f"/>
+          <v:rect id="_x0000_i1044" style="width:0;height:1.5pt" o:hralign="center" o:hrstd="t" o:hr="t" fillcolor="#a0a0a0" stroked="f"/>
         </w:pict>
       </w:r>
     </w:p>
@@ -6020,6 +5584,17 @@
           <w14:ligatures w14:val="none"/>
         </w:rPr>
         <w:br/>
+      </w:r>
+      <w:r>
+        <w:rPr>
+          <w:rFonts w:ascii="Courier New" w:eastAsia="Times New Roman" w:hAnsi="Courier New" w:cs="Courier New"/>
+          <w:kern w:val="0"/>
+          <w:sz w:val="20"/>
+          <w:szCs w:val="20"/>
+          <w:lang w:eastAsia="en-GB"/>
+          <w14:ligatures w14:val="none"/>
+        </w:rPr>
+        <w:lastRenderedPageBreak/>
         <w:t>Delete Job</w:t>
       </w:r>
       <w:r>
@@ -6087,7 +5662,7 @@
           <w14:ligatures w14:val="none"/>
         </w:rPr>
         <w:pict w14:anchorId="0BEDC1C1">
-          <v:rect id="_x0000_i2200" style="width:0;height:1.5pt" o:hralign="center" o:hrstd="t" o:hr="t" fillcolor="#a0a0a0" stroked="f"/>
+          <v:rect id="_x0000_i1045" style="width:0;height:1.5pt" o:hralign="center" o:hrstd="t" o:hr="t" fillcolor="#a0a0a0" stroked="f"/>
         </w:pict>
       </w:r>
     </w:p>
@@ -6117,7 +5692,6 @@
           <w:lang w:eastAsia="en-GB"/>
           <w14:ligatures w14:val="none"/>
         </w:rPr>
-        <w:lastRenderedPageBreak/>
         <w:t>dashboard.py</w:t>
       </w:r>
     </w:p>
@@ -6270,7 +5844,7 @@
           <w14:ligatures w14:val="none"/>
         </w:rPr>
         <w:pict w14:anchorId="3B2EC3DC">
-          <v:rect id="_x0000_i2201" style="width:0;height:1.5pt" o:hralign="center" o:hrstd="t" o:hr="t" fillcolor="#a0a0a0" stroked="f"/>
+          <v:rect id="_x0000_i1046" style="width:0;height:1.5pt" o:hralign="center" o:hrstd="t" o:hr="t" fillcolor="#a0a0a0" stroked="f"/>
         </w:pict>
       </w:r>
     </w:p>
@@ -6659,7 +6233,7 @@
           <w14:ligatures w14:val="none"/>
         </w:rPr>
         <w:pict w14:anchorId="0C1C91FC">
-          <v:rect id="_x0000_i2202" style="width:0;height:1.5pt" o:hralign="center" o:hrstd="t" o:hr="t" fillcolor="#a0a0a0" stroked="f"/>
+          <v:rect id="_x0000_i1047" style="width:0;height:1.5pt" o:hralign="center" o:hrstd="t" o:hr="t" fillcolor="#a0a0a0" stroked="f"/>
         </w:pict>
       </w:r>
     </w:p>
@@ -6709,27 +6283,8 @@
           <w:lang w:eastAsia="en-GB"/>
           <w14:ligatures w14:val="none"/>
         </w:rPr>
-        <w:t xml:space="preserve">This is one of </w:t>
-      </w:r>
-      <w:proofErr w:type="spellStart"/>
-      <w:r>
-        <w:rPr>
-          <w:rFonts w:ascii="Times New Roman" w:eastAsia="Times New Roman" w:hAnsi="Times New Roman" w:cs="Times New Roman"/>
-          <w:kern w:val="0"/>
-          <w:lang w:eastAsia="en-GB"/>
-          <w14:ligatures w14:val="none"/>
-        </w:rPr>
-        <w:t>FastAPI's</w:t>
-      </w:r>
-      <w:proofErr w:type="spellEnd"/>
-      <w:r>
-        <w:rPr>
-          <w:rFonts w:ascii="Times New Roman" w:eastAsia="Times New Roman" w:hAnsi="Times New Roman" w:cs="Times New Roman"/>
-          <w:kern w:val="0"/>
-          <w:lang w:eastAsia="en-GB"/>
-          <w14:ligatures w14:val="none"/>
-        </w:rPr>
-        <w:t xml:space="preserve"> most important concepts.</w:t>
+        <w:lastRenderedPageBreak/>
+        <w:t>This is one of FastAPI's most important concepts.</w:t>
       </w:r>
     </w:p>
     <w:p>
@@ -6791,7 +6346,6 @@
           <w:lang w:eastAsia="en-GB"/>
           <w14:ligatures w14:val="none"/>
         </w:rPr>
-        <w:lastRenderedPageBreak/>
         <w:t>Models = Database</w:t>
       </w:r>
     </w:p>
@@ -6908,31 +6462,7 @@
           <w14:ligatures w14:val="none"/>
         </w:rPr>
         <w:br/>
-        <w:t>"</w:t>
-      </w:r>
-      <w:proofErr w:type="spellStart"/>
-      <w:r>
-        <w:rPr>
-          <w:rFonts w:ascii="Courier New" w:eastAsia="Times New Roman" w:hAnsi="Courier New" w:cs="Courier New"/>
-          <w:kern w:val="0"/>
-          <w:sz w:val="20"/>
-          <w:szCs w:val="20"/>
-          <w:lang w:eastAsia="en-GB"/>
-          <w14:ligatures w14:val="none"/>
-        </w:rPr>
-        <w:t>name":"Ali</w:t>
-      </w:r>
-      <w:proofErr w:type="spellEnd"/>
-      <w:r>
-        <w:rPr>
-          <w:rFonts w:ascii="Courier New" w:eastAsia="Times New Roman" w:hAnsi="Courier New" w:cs="Courier New"/>
-          <w:kern w:val="0"/>
-          <w:sz w:val="20"/>
-          <w:szCs w:val="20"/>
-          <w:lang w:eastAsia="en-GB"/>
-          <w14:ligatures w14:val="none"/>
-        </w:rPr>
-        <w:t>",</w:t>
+        <w:t>"name":"Ali",</w:t>
       </w:r>
       <w:r>
         <w:rPr>
@@ -6989,25 +6519,14 @@
           <w14:ligatures w14:val="none"/>
         </w:rPr>
       </w:pPr>
-      <w:proofErr w:type="spellStart"/>
-      <w:r>
-        <w:rPr>
-          <w:rFonts w:ascii="Times New Roman" w:eastAsia="Times New Roman" w:hAnsi="Times New Roman" w:cs="Times New Roman"/>
-          <w:kern w:val="0"/>
-          <w:lang w:eastAsia="en-GB"/>
-          <w14:ligatures w14:val="none"/>
-        </w:rPr>
-        <w:t>FastAPI</w:t>
-      </w:r>
-      <w:proofErr w:type="spellEnd"/>
-      <w:r>
-        <w:rPr>
-          <w:rFonts w:ascii="Times New Roman" w:eastAsia="Times New Roman" w:hAnsi="Times New Roman" w:cs="Times New Roman"/>
-          <w:kern w:val="0"/>
-          <w:lang w:eastAsia="en-GB"/>
-          <w14:ligatures w14:val="none"/>
-        </w:rPr>
-        <w:t xml:space="preserve"> validates it using</w:t>
+      <w:r>
+        <w:rPr>
+          <w:rFonts w:ascii="Times New Roman" w:eastAsia="Times New Roman" w:hAnsi="Times New Roman" w:cs="Times New Roman"/>
+          <w:kern w:val="0"/>
+          <w:lang w:eastAsia="en-GB"/>
+          <w14:ligatures w14:val="none"/>
+        </w:rPr>
+        <w:t>FastAPI validates it using</w:t>
       </w:r>
     </w:p>
     <w:p>
@@ -7040,7 +6559,6 @@
           <w14:ligatures w14:val="none"/>
         </w:rPr>
       </w:pPr>
-      <w:proofErr w:type="spellStart"/>
       <w:r>
         <w:rPr>
           <w:rFonts w:ascii="Courier New" w:eastAsia="Times New Roman" w:hAnsi="Courier New" w:cs="Courier New"/>
@@ -7052,7 +6570,6 @@
         </w:rPr>
         <w:t>UserCreate</w:t>
       </w:r>
-      <w:proofErr w:type="spellEnd"/>
     </w:p>
     <w:p>
       <w:pPr>
@@ -7124,7 +6641,6 @@
           <w14:ligatures w14:val="none"/>
         </w:rPr>
       </w:pPr>
-      <w:proofErr w:type="spellStart"/>
       <w:r>
         <w:rPr>
           <w:rFonts w:ascii="Courier New" w:eastAsia="Times New Roman" w:hAnsi="Courier New" w:cs="Courier New"/>
@@ -7136,7 +6652,6 @@
         </w:rPr>
         <w:t>UserResponse</w:t>
       </w:r>
-      <w:proofErr w:type="spellEnd"/>
     </w:p>
     <w:p>
       <w:pPr>
@@ -7216,7 +6731,7 @@
           <w14:ligatures w14:val="none"/>
         </w:rPr>
         <w:pict w14:anchorId="3F1939D4">
-          <v:rect id="_x0000_i2203" style="width:0;height:1.5pt" o:hralign="center" o:hrstd="t" o:hr="t" fillcolor="#a0a0a0" stroked="f"/>
+          <v:rect id="_x0000_i1048" style="width:0;height:1.5pt" o:hralign="center" o:hrstd="t" o:hr="t" fillcolor="#a0a0a0" stroked="f"/>
         </w:pict>
       </w:r>
     </w:p>
@@ -7414,6 +6929,7 @@
           <w:lang w:eastAsia="en-GB"/>
           <w14:ligatures w14:val="none"/>
         </w:rPr>
+        <w:lastRenderedPageBreak/>
         <w:t>you do</w:t>
       </w:r>
     </w:p>
@@ -7524,7 +7040,6 @@
           <w:lang w:eastAsia="en-GB"/>
           <w14:ligatures w14:val="none"/>
         </w:rPr>
-        <w:lastRenderedPageBreak/>
         <w:br/>
         <w:t>↓</w:t>
       </w:r>
@@ -7684,77 +7199,16 @@
           <w14:ligatures w14:val="none"/>
         </w:rPr>
       </w:pPr>
-      <w:proofErr w:type="spellStart"/>
-      <w:r>
-        <w:rPr>
-          <w:rFonts w:ascii="Courier New" w:eastAsia="Times New Roman" w:hAnsi="Courier New" w:cs="Courier New"/>
-          <w:kern w:val="0"/>
-          <w:sz w:val="20"/>
-          <w:szCs w:val="20"/>
-          <w:lang w:eastAsia="en-GB"/>
-          <w14:ligatures w14:val="none"/>
-        </w:rPr>
-        <w:t>resume_</w:t>
-      </w:r>
-      <w:proofErr w:type="gramStart"/>
-      <w:r>
-        <w:rPr>
-          <w:rFonts w:ascii="Courier New" w:eastAsia="Times New Roman" w:hAnsi="Courier New" w:cs="Courier New"/>
-          <w:kern w:val="0"/>
-          <w:sz w:val="20"/>
-          <w:szCs w:val="20"/>
-          <w:lang w:eastAsia="en-GB"/>
-          <w14:ligatures w14:val="none"/>
-        </w:rPr>
-        <w:t>service.parse</w:t>
-      </w:r>
-      <w:proofErr w:type="gramEnd"/>
-      <w:r>
-        <w:rPr>
-          <w:rFonts w:ascii="Courier New" w:eastAsia="Times New Roman" w:hAnsi="Courier New" w:cs="Courier New"/>
-          <w:kern w:val="0"/>
-          <w:sz w:val="20"/>
-          <w:szCs w:val="20"/>
-          <w:lang w:eastAsia="en-GB"/>
-          <w14:ligatures w14:val="none"/>
-        </w:rPr>
-        <w:t>_</w:t>
-      </w:r>
-      <w:proofErr w:type="gramStart"/>
-      <w:r>
-        <w:rPr>
-          <w:rFonts w:ascii="Courier New" w:eastAsia="Times New Roman" w:hAnsi="Courier New" w:cs="Courier New"/>
-          <w:kern w:val="0"/>
-          <w:sz w:val="20"/>
-          <w:szCs w:val="20"/>
-          <w:lang w:eastAsia="en-GB"/>
-          <w14:ligatures w14:val="none"/>
-        </w:rPr>
-        <w:t>resume</w:t>
-      </w:r>
-      <w:proofErr w:type="spellEnd"/>
-      <w:r>
-        <w:rPr>
-          <w:rFonts w:ascii="Courier New" w:eastAsia="Times New Roman" w:hAnsi="Courier New" w:cs="Courier New"/>
-          <w:kern w:val="0"/>
-          <w:sz w:val="20"/>
-          <w:szCs w:val="20"/>
-          <w:lang w:eastAsia="en-GB"/>
-          <w14:ligatures w14:val="none"/>
-        </w:rPr>
-        <w:t>(</w:t>
-      </w:r>
-      <w:proofErr w:type="gramEnd"/>
-      <w:r>
-        <w:rPr>
-          <w:rFonts w:ascii="Courier New" w:eastAsia="Times New Roman" w:hAnsi="Courier New" w:cs="Courier New"/>
-          <w:kern w:val="0"/>
-          <w:sz w:val="20"/>
-          <w:szCs w:val="20"/>
-          <w:lang w:eastAsia="en-GB"/>
-          <w14:ligatures w14:val="none"/>
-        </w:rPr>
-        <w:t>)</w:t>
+      <w:r>
+        <w:rPr>
+          <w:rFonts w:ascii="Courier New" w:eastAsia="Times New Roman" w:hAnsi="Courier New" w:cs="Courier New"/>
+          <w:kern w:val="0"/>
+          <w:sz w:val="20"/>
+          <w:szCs w:val="20"/>
+          <w:lang w:eastAsia="en-GB"/>
+          <w14:ligatures w14:val="none"/>
+        </w:rPr>
+        <w:t>resume_service.parse_resume()</w:t>
       </w:r>
     </w:p>
     <w:p>
@@ -7795,7 +7249,7 @@
           <w14:ligatures w14:val="none"/>
         </w:rPr>
         <w:pict w14:anchorId="45CC4638">
-          <v:rect id="_x0000_i2204" style="width:0;height:1.5pt" o:hralign="center" o:hrstd="t" o:hr="t" fillcolor="#a0a0a0" stroked="f"/>
+          <v:rect id="_x0000_i1049" style="width:0;height:1.5pt" o:hralign="center" o:hrstd="t" o:hr="t" fillcolor="#a0a0a0" stroked="f"/>
         </w:pict>
       </w:r>
     </w:p>
@@ -7927,7 +7381,6 @@
           <w14:ligatures w14:val="none"/>
         </w:rPr>
       </w:pPr>
-      <w:proofErr w:type="spellStart"/>
       <w:r>
         <w:rPr>
           <w:rFonts w:ascii="Courier New" w:eastAsia="Times New Roman" w:hAnsi="Courier New" w:cs="Courier New"/>
@@ -7939,7 +7392,6 @@
         </w:rPr>
         <w:t>pdfplumber</w:t>
       </w:r>
-      <w:proofErr w:type="spellEnd"/>
     </w:p>
     <w:p>
       <w:pPr>
@@ -7979,7 +7431,7 @@
           <w14:ligatures w14:val="none"/>
         </w:rPr>
         <w:pict w14:anchorId="48AEA1C4">
-          <v:rect id="_x0000_i2205" style="width:0;height:1.5pt" o:hralign="center" o:hrstd="t" o:hr="t" fillcolor="#a0a0a0" stroked="f"/>
+          <v:rect id="_x0000_i1050" style="width:0;height:1.5pt" o:hralign="center" o:hrstd="t" o:hr="t" fillcolor="#a0a0a0" stroked="f"/>
         </w:pict>
       </w:r>
     </w:p>
@@ -8062,7 +7514,6 @@
           <w14:ligatures w14:val="none"/>
         </w:rPr>
       </w:pPr>
-      <w:proofErr w:type="spellStart"/>
       <w:r>
         <w:rPr>
           <w:rFonts w:ascii="Courier New" w:eastAsia="Times New Roman" w:hAnsi="Courier New" w:cs="Courier New"/>
@@ -8074,7 +7525,6 @@
         </w:rPr>
         <w:t>EasyOCR</w:t>
       </w:r>
-      <w:proofErr w:type="spellEnd"/>
       <w:r>
         <w:rPr>
           <w:rFonts w:ascii="Courier New" w:eastAsia="Times New Roman" w:hAnsi="Courier New" w:cs="Courier New"/>
@@ -8159,8 +7609,9 @@
           <w:lang w:eastAsia="en-GB"/>
           <w14:ligatures w14:val="none"/>
         </w:rPr>
+        <w:lastRenderedPageBreak/>
         <w:pict w14:anchorId="6E80CAB8">
-          <v:rect id="_x0000_i2206" style="width:0;height:1.5pt" o:hralign="center" o:hrstd="t" o:hr="t" fillcolor="#a0a0a0" stroked="f"/>
+          <v:rect id="_x0000_i1051" style="width:0;height:1.5pt" o:hralign="center" o:hrstd="t" o:hr="t" fillcolor="#a0a0a0" stroked="f"/>
         </w:pict>
       </w:r>
     </w:p>
@@ -8243,20 +7694,17 @@
           <w14:ligatures w14:val="none"/>
         </w:rPr>
       </w:pPr>
-      <w:proofErr w:type="spellStart"/>
-      <w:r>
-        <w:rPr>
-          <w:rFonts w:ascii="Courier New" w:eastAsia="Times New Roman" w:hAnsi="Courier New" w:cs="Courier New"/>
-          <w:kern w:val="0"/>
-          <w:sz w:val="20"/>
-          <w:szCs w:val="20"/>
-          <w:lang w:eastAsia="en-GB"/>
-          <w14:ligatures w14:val="none"/>
-        </w:rPr>
-        <w:lastRenderedPageBreak/>
+      <w:r>
+        <w:rPr>
+          <w:rFonts w:ascii="Courier New" w:eastAsia="Times New Roman" w:hAnsi="Courier New" w:cs="Courier New"/>
+          <w:kern w:val="0"/>
+          <w:sz w:val="20"/>
+          <w:szCs w:val="20"/>
+          <w:lang w:eastAsia="en-GB"/>
+          <w14:ligatures w14:val="none"/>
+        </w:rPr>
         <w:t>SentenceTransformer</w:t>
       </w:r>
-      <w:proofErr w:type="spellEnd"/>
     </w:p>
     <w:p>
       <w:pPr>
@@ -8296,7 +7744,7 @@
           <w14:ligatures w14:val="none"/>
         </w:rPr>
         <w:pict w14:anchorId="5DEDF1F9">
-          <v:rect id="_x0000_i2207" style="width:0;height:1.5pt" o:hralign="center" o:hrstd="t" o:hr="t" fillcolor="#a0a0a0" stroked="f"/>
+          <v:rect id="_x0000_i1052" style="width:0;height:1.5pt" o:hralign="center" o:hrstd="t" o:hr="t" fillcolor="#a0a0a0" stroked="f"/>
         </w:pict>
       </w:r>
     </w:p>
@@ -8512,7 +7960,7 @@
           <w14:ligatures w14:val="none"/>
         </w:rPr>
         <w:pict w14:anchorId="0C68C47D">
-          <v:rect id="_x0000_i2208" style="width:0;height:1.5pt" o:hralign="center" o:hrstd="t" o:hr="t" fillcolor="#a0a0a0" stroked="f"/>
+          <v:rect id="_x0000_i1053" style="width:0;height:1.5pt" o:hralign="center" o:hrstd="t" o:hr="t" fillcolor="#a0a0a0" stroked="f"/>
         </w:pict>
       </w:r>
     </w:p>
@@ -8714,7 +8162,7 @@
           <w14:ligatures w14:val="none"/>
         </w:rPr>
         <w:pict w14:anchorId="2A469986">
-          <v:rect id="_x0000_i2209" style="width:0;height:1.5pt" o:hralign="center" o:hrstd="t" o:hr="t" fillcolor="#a0a0a0" stroked="f"/>
+          <v:rect id="_x0000_i1054" style="width:0;height:1.5pt" o:hralign="center" o:hrstd="t" o:hr="t" fillcolor="#a0a0a0" stroked="f"/>
         </w:pict>
       </w:r>
     </w:p>
@@ -8785,7 +8233,7 @@
           <w14:ligatures w14:val="none"/>
         </w:rPr>
         <w:pict w14:anchorId="717C604D">
-          <v:rect id="_x0000_i2210" style="width:0;height:1.5pt" o:hralign="center" o:hrstd="t" o:hr="t" fillcolor="#a0a0a0" stroked="f"/>
+          <v:rect id="_x0000_i1055" style="width:0;height:1.5pt" o:hralign="center" o:hrstd="t" o:hr="t" fillcolor="#a0a0a0" stroked="f"/>
         </w:pict>
       </w:r>
     </w:p>
@@ -8815,6 +8263,7 @@
           <w:lang w:eastAsia="en-GB"/>
           <w14:ligatures w14:val="none"/>
         </w:rPr>
+        <w:lastRenderedPageBreak/>
         <w:t>question_engine.py</w:t>
       </w:r>
     </w:p>
@@ -8875,9 +8324,8 @@
           <w:lang w:eastAsia="en-GB"/>
           <w14:ligatures w14:val="none"/>
         </w:rPr>
-        <w:lastRenderedPageBreak/>
         <w:pict w14:anchorId="4B8753C5">
-          <v:rect id="_x0000_i2211" style="width:0;height:1.5pt" o:hralign="center" o:hrstd="t" o:hr="t" fillcolor="#a0a0a0" stroked="f"/>
+          <v:rect id="_x0000_i1056" style="width:0;height:1.5pt" o:hralign="center" o:hrstd="t" o:hr="t" fillcolor="#a0a0a0" stroked="f"/>
         </w:pict>
       </w:r>
     </w:p>
@@ -9056,7 +8504,7 @@
           <w14:ligatures w14:val="none"/>
         </w:rPr>
         <w:pict w14:anchorId="21A598B1">
-          <v:rect id="_x0000_i2212" style="width:0;height:1.5pt" o:hralign="center" o:hrstd="t" o:hr="t" fillcolor="#a0a0a0" stroked="f"/>
+          <v:rect id="_x0000_i1057" style="width:0;height:1.5pt" o:hralign="center" o:hrstd="t" o:hr="t" fillcolor="#a0a0a0" stroked="f"/>
         </w:pict>
       </w:r>
     </w:p>
@@ -9243,7 +8691,7 @@
           <w14:ligatures w14:val="none"/>
         </w:rPr>
         <w:pict w14:anchorId="68DF75E5">
-          <v:rect id="_x0000_i2213" style="width:0;height:1.5pt" o:hralign="center" o:hrstd="t" o:hr="t" fillcolor="#a0a0a0" stroked="f"/>
+          <v:rect id="_x0000_i1058" style="width:0;height:1.5pt" o:hralign="center" o:hrstd="t" o:hr="t" fillcolor="#a0a0a0" stroked="f"/>
         </w:pict>
       </w:r>
     </w:p>
@@ -9468,7 +8916,7 @@
           <w14:ligatures w14:val="none"/>
         </w:rPr>
         <w:pict w14:anchorId="5FBAC9DA">
-          <v:rect id="_x0000_i2214" style="width:0;height:1.5pt" o:hralign="center" o:hrstd="t" o:hr="t" fillcolor="#a0a0a0" stroked="f"/>
+          <v:rect id="_x0000_i1059" style="width:0;height:1.5pt" o:hralign="center" o:hrstd="t" o:hr="t" fillcolor="#a0a0a0" stroked="f"/>
         </w:pict>
       </w:r>
     </w:p>
@@ -9498,6 +8946,7 @@
           <w:lang w:eastAsia="en-GB"/>
           <w14:ligatures w14:val="none"/>
         </w:rPr>
+        <w:lastRenderedPageBreak/>
         <w:t>feedback.py</w:t>
       </w:r>
     </w:p>
@@ -9539,7 +8988,7 @@
           <w14:ligatures w14:val="none"/>
         </w:rPr>
         <w:pict w14:anchorId="1BDE8D1C">
-          <v:rect id="_x0000_i2215" style="width:0;height:1.5pt" o:hralign="center" o:hrstd="t" o:hr="t" fillcolor="#a0a0a0" stroked="f"/>
+          <v:rect id="_x0000_i1060" style="width:0;height:1.5pt" o:hralign="center" o:hrstd="t" o:hr="t" fillcolor="#a0a0a0" stroked="f"/>
         </w:pict>
       </w:r>
     </w:p>
@@ -9569,7 +9018,6 @@
           <w:lang w:eastAsia="en-GB"/>
           <w14:ligatures w14:val="none"/>
         </w:rPr>
-        <w:lastRenderedPageBreak/>
         <w:t>services/multimodal/</w:t>
       </w:r>
     </w:p>
@@ -9611,7 +9059,7 @@
           <w14:ligatures w14:val="none"/>
         </w:rPr>
         <w:pict w14:anchorId="43D827A4">
-          <v:rect id="_x0000_i2216" style="width:0;height:1.5pt" o:hralign="center" o:hrstd="t" o:hr="t" fillcolor="#a0a0a0" stroked="f"/>
+          <v:rect id="_x0000_i1061" style="width:0;height:1.5pt" o:hralign="center" o:hrstd="t" o:hr="t" fillcolor="#a0a0a0" stroked="f"/>
         </w:pict>
       </w:r>
     </w:p>
@@ -9754,7 +9202,7 @@
           <w14:ligatures w14:val="none"/>
         </w:rPr>
         <w:pict w14:anchorId="56758875">
-          <v:rect id="_x0000_i2217" style="width:0;height:1.5pt" o:hralign="center" o:hrstd="t" o:hr="t" fillcolor="#a0a0a0" stroked="f"/>
+          <v:rect id="_x0000_i1062" style="width:0;height:1.5pt" o:hralign="center" o:hrstd="t" o:hr="t" fillcolor="#a0a0a0" stroked="f"/>
         </w:pict>
       </w:r>
     </w:p>
@@ -9797,7 +9245,6 @@
           <w14:ligatures w14:val="none"/>
         </w:rPr>
       </w:pPr>
-      <w:proofErr w:type="spellStart"/>
       <w:r>
         <w:rPr>
           <w:rFonts w:ascii="Times New Roman" w:eastAsia="Times New Roman" w:hAnsi="Times New Roman" w:cs="Times New Roman"/>
@@ -9807,7 +9254,6 @@
         </w:rPr>
         <w:t>Analyzes</w:t>
       </w:r>
-      <w:proofErr w:type="spellEnd"/>
     </w:p>
     <w:p>
       <w:pPr>
@@ -9923,7 +9369,7 @@
           <w14:ligatures w14:val="none"/>
         </w:rPr>
         <w:pict w14:anchorId="7600CE16">
-          <v:rect id="_x0000_i2218" style="width:0;height:1.5pt" o:hralign="center" o:hrstd="t" o:hr="t" fillcolor="#a0a0a0" stroked="f"/>
+          <v:rect id="_x0000_i1063" style="width:0;height:1.5pt" o:hralign="center" o:hrstd="t" o:hr="t" fillcolor="#a0a0a0" stroked="f"/>
         </w:pict>
       </w:r>
     </w:p>
@@ -10090,7 +9536,7 @@
           <w14:ligatures w14:val="none"/>
         </w:rPr>
         <w:pict w14:anchorId="17EF1D2D">
-          <v:rect id="_x0000_i2219" style="width:0;height:1.5pt" o:hralign="center" o:hrstd="t" o:hr="t" fillcolor="#a0a0a0" stroked="f"/>
+          <v:rect id="_x0000_i1064" style="width:0;height:1.5pt" o:hralign="center" o:hrstd="t" o:hr="t" fillcolor="#a0a0a0" stroked="f"/>
         </w:pict>
       </w:r>
     </w:p>
@@ -10182,6 +9628,7 @@
           <w:lang w:eastAsia="en-GB"/>
           <w14:ligatures w14:val="none"/>
         </w:rPr>
+        <w:lastRenderedPageBreak/>
         <w:t>Resume Score</w:t>
       </w:r>
       <w:r>
@@ -10274,17 +9721,6 @@
           <w14:ligatures w14:val="none"/>
         </w:rPr>
         <w:br/>
-      </w:r>
-      <w:r>
-        <w:rPr>
-          <w:rFonts w:ascii="Courier New" w:eastAsia="Times New Roman" w:hAnsi="Courier New" w:cs="Courier New"/>
-          <w:kern w:val="0"/>
-          <w:sz w:val="20"/>
-          <w:szCs w:val="20"/>
-          <w:lang w:eastAsia="en-GB"/>
-          <w14:ligatures w14:val="none"/>
-        </w:rPr>
-        <w:lastRenderedPageBreak/>
         <w:t>Voice Score</w:t>
       </w:r>
       <w:r>
@@ -10398,7 +9834,7 @@
           <w14:ligatures w14:val="none"/>
         </w:rPr>
         <w:pict w14:anchorId="4B3F1280">
-          <v:rect id="_x0000_i2220" style="width:0;height:1.5pt" o:hralign="center" o:hrstd="t" o:hr="t" fillcolor="#a0a0a0" stroked="f"/>
+          <v:rect id="_x0000_i1065" style="width:0;height:1.5pt" o:hralign="center" o:hrstd="t" o:hr="t" fillcolor="#a0a0a0" stroked="f"/>
         </w:pict>
       </w:r>
     </w:p>
@@ -10428,10 +9864,308 @@
           <w:lang w:eastAsia="en-GB"/>
           <w14:ligatures w14:val="none"/>
         </w:rPr>
-        <w:t>services/</w:t>
-      </w:r>
-      <w:proofErr w:type="spellStart"/>
-      <w:r>
+        <w:t>services/llm/</w:t>
+      </w:r>
+    </w:p>
+    <w:p>
+      <w:pPr>
+        <w:spacing w:before="100" w:beforeAutospacing="1" w:after="100" w:afterAutospacing="1" w:line="240" w:lineRule="auto"/>
+        <w:rPr>
+          <w:rFonts w:ascii="Times New Roman" w:eastAsia="Times New Roman" w:hAnsi="Times New Roman" w:cs="Times New Roman"/>
+          <w:kern w:val="0"/>
+          <w:lang w:eastAsia="en-GB"/>
+          <w14:ligatures w14:val="none"/>
+        </w:rPr>
+      </w:pPr>
+      <w:r>
+        <w:rPr>
+          <w:rFonts w:ascii="Times New Roman" w:eastAsia="Times New Roman" w:hAnsi="Times New Roman" w:cs="Times New Roman"/>
+          <w:kern w:val="0"/>
+          <w:lang w:eastAsia="en-GB"/>
+          <w14:ligatures w14:val="none"/>
+        </w:rPr>
+        <w:t>Contains all interactions with GPT or other LLMs.</w:t>
+      </w:r>
+    </w:p>
+    <w:p>
+      <w:pPr>
+        <w:spacing w:after="0" w:line="240" w:lineRule="auto"/>
+        <w:rPr>
+          <w:rFonts w:ascii="Times New Roman" w:eastAsia="Times New Roman" w:hAnsi="Times New Roman" w:cs="Times New Roman"/>
+          <w:kern w:val="0"/>
+          <w:lang w:eastAsia="en-GB"/>
+          <w14:ligatures w14:val="none"/>
+        </w:rPr>
+      </w:pPr>
+      <w:r>
+        <w:rPr>
+          <w:rFonts w:ascii="Times New Roman" w:eastAsia="Times New Roman" w:hAnsi="Times New Roman" w:cs="Times New Roman"/>
+          <w:kern w:val="0"/>
+          <w:lang w:eastAsia="en-GB"/>
+          <w14:ligatures w14:val="none"/>
+        </w:rPr>
+        <w:pict w14:anchorId="4DB59975">
+          <v:rect id="_x0000_i1066" style="width:0;height:1.5pt" o:hralign="center" o:hrstd="t" o:hr="t" fillcolor="#a0a0a0" stroked="f"/>
+        </w:pict>
+      </w:r>
+    </w:p>
+    <w:p>
+      <w:pPr>
+        <w:spacing w:before="100" w:beforeAutospacing="1" w:after="100" w:afterAutospacing="1" w:line="240" w:lineRule="auto"/>
+        <w:outlineLvl w:val="2"/>
+        <w:rPr>
+          <w:rFonts w:ascii="Times New Roman" w:eastAsia="Times New Roman" w:hAnsi="Times New Roman" w:cs="Times New Roman"/>
+          <w:b/>
+          <w:bCs/>
+          <w:kern w:val="0"/>
+          <w:sz w:val="27"/>
+          <w:szCs w:val="27"/>
+          <w:lang w:eastAsia="en-GB"/>
+          <w14:ligatures w14:val="none"/>
+        </w:rPr>
+      </w:pPr>
+      <w:r>
+        <w:rPr>
+          <w:rFonts w:ascii="Times New Roman" w:eastAsia="Times New Roman" w:hAnsi="Times New Roman" w:cs="Times New Roman"/>
+          <w:b/>
+          <w:bCs/>
+          <w:kern w:val="0"/>
+          <w:sz w:val="27"/>
+          <w:szCs w:val="27"/>
+          <w:lang w:eastAsia="en-GB"/>
+          <w14:ligatures w14:val="none"/>
+        </w:rPr>
+        <w:t>openai_client.py</w:t>
+      </w:r>
+    </w:p>
+    <w:p>
+      <w:pPr>
+        <w:spacing w:before="100" w:beforeAutospacing="1" w:after="100" w:afterAutospacing="1" w:line="240" w:lineRule="auto"/>
+        <w:rPr>
+          <w:rFonts w:ascii="Times New Roman" w:eastAsia="Times New Roman" w:hAnsi="Times New Roman" w:cs="Times New Roman"/>
+          <w:kern w:val="0"/>
+          <w:lang w:eastAsia="en-GB"/>
+          <w14:ligatures w14:val="none"/>
+        </w:rPr>
+      </w:pPr>
+      <w:r>
+        <w:rPr>
+          <w:rFonts w:ascii="Times New Roman" w:eastAsia="Times New Roman" w:hAnsi="Times New Roman" w:cs="Times New Roman"/>
+          <w:kern w:val="0"/>
+          <w:lang w:eastAsia="en-GB"/>
+          <w14:ligatures w14:val="none"/>
+        </w:rPr>
+        <w:t>A single place where you initialize the OpenAI client.</w:t>
+      </w:r>
+    </w:p>
+    <w:p>
+      <w:pPr>
+        <w:spacing w:before="100" w:beforeAutospacing="1" w:after="100" w:afterAutospacing="1" w:line="240" w:lineRule="auto"/>
+        <w:rPr>
+          <w:rFonts w:ascii="Times New Roman" w:eastAsia="Times New Roman" w:hAnsi="Times New Roman" w:cs="Times New Roman"/>
+          <w:kern w:val="0"/>
+          <w:lang w:eastAsia="en-GB"/>
+          <w14:ligatures w14:val="none"/>
+        </w:rPr>
+      </w:pPr>
+      <w:r>
+        <w:rPr>
+          <w:rFonts w:ascii="Times New Roman" w:eastAsia="Times New Roman" w:hAnsi="Times New Roman" w:cs="Times New Roman"/>
+          <w:kern w:val="0"/>
+          <w:lang w:eastAsia="en-GB"/>
+          <w14:ligatures w14:val="none"/>
+        </w:rPr>
+        <w:t>Every other file imports it instead of creating new clients.</w:t>
+      </w:r>
+    </w:p>
+    <w:p>
+      <w:pPr>
+        <w:spacing w:after="0" w:line="240" w:lineRule="auto"/>
+        <w:rPr>
+          <w:rFonts w:ascii="Times New Roman" w:eastAsia="Times New Roman" w:hAnsi="Times New Roman" w:cs="Times New Roman"/>
+          <w:kern w:val="0"/>
+          <w:lang w:eastAsia="en-GB"/>
+          <w14:ligatures w14:val="none"/>
+        </w:rPr>
+      </w:pPr>
+      <w:r>
+        <w:rPr>
+          <w:rFonts w:ascii="Times New Roman" w:eastAsia="Times New Roman" w:hAnsi="Times New Roman" w:cs="Times New Roman"/>
+          <w:kern w:val="0"/>
+          <w:lang w:eastAsia="en-GB"/>
+          <w14:ligatures w14:val="none"/>
+        </w:rPr>
+        <w:pict w14:anchorId="4ACCF8FE">
+          <v:rect id="_x0000_i1067" style="width:0;height:1.5pt" o:hralign="center" o:hrstd="t" o:hr="t" fillcolor="#a0a0a0" stroked="f"/>
+        </w:pict>
+      </w:r>
+    </w:p>
+    <w:p>
+      <w:pPr>
+        <w:spacing w:before="100" w:beforeAutospacing="1" w:after="100" w:afterAutospacing="1" w:line="240" w:lineRule="auto"/>
+        <w:outlineLvl w:val="2"/>
+        <w:rPr>
+          <w:rFonts w:ascii="Times New Roman" w:eastAsia="Times New Roman" w:hAnsi="Times New Roman" w:cs="Times New Roman"/>
+          <w:b/>
+          <w:bCs/>
+          <w:kern w:val="0"/>
+          <w:sz w:val="27"/>
+          <w:szCs w:val="27"/>
+          <w:lang w:eastAsia="en-GB"/>
+          <w14:ligatures w14:val="none"/>
+        </w:rPr>
+      </w:pPr>
+      <w:r>
+        <w:rPr>
+          <w:rFonts w:ascii="Times New Roman" w:eastAsia="Times New Roman" w:hAnsi="Times New Roman" w:cs="Times New Roman"/>
+          <w:b/>
+          <w:bCs/>
+          <w:kern w:val="0"/>
+          <w:sz w:val="27"/>
+          <w:szCs w:val="27"/>
+          <w:lang w:eastAsia="en-GB"/>
+          <w14:ligatures w14:val="none"/>
+        </w:rPr>
+        <w:t>prompts.py</w:t>
+      </w:r>
+    </w:p>
+    <w:p>
+      <w:pPr>
+        <w:spacing w:before="100" w:beforeAutospacing="1" w:after="100" w:afterAutospacing="1" w:line="240" w:lineRule="auto"/>
+        <w:rPr>
+          <w:rFonts w:ascii="Times New Roman" w:eastAsia="Times New Roman" w:hAnsi="Times New Roman" w:cs="Times New Roman"/>
+          <w:kern w:val="0"/>
+          <w:lang w:eastAsia="en-GB"/>
+          <w14:ligatures w14:val="none"/>
+        </w:rPr>
+      </w:pPr>
+      <w:r>
+        <w:rPr>
+          <w:rFonts w:ascii="Times New Roman" w:eastAsia="Times New Roman" w:hAnsi="Times New Roman" w:cs="Times New Roman"/>
+          <w:kern w:val="0"/>
+          <w:lang w:eastAsia="en-GB"/>
+          <w14:ligatures w14:val="none"/>
+        </w:rPr>
+        <w:t>Stores all prompt templates.</w:t>
+      </w:r>
+    </w:p>
+    <w:p>
+      <w:pPr>
+        <w:spacing w:before="100" w:beforeAutospacing="1" w:after="100" w:afterAutospacing="1" w:line="240" w:lineRule="auto"/>
+        <w:rPr>
+          <w:rFonts w:ascii="Times New Roman" w:eastAsia="Times New Roman" w:hAnsi="Times New Roman" w:cs="Times New Roman"/>
+          <w:kern w:val="0"/>
+          <w:lang w:eastAsia="en-GB"/>
+          <w14:ligatures w14:val="none"/>
+        </w:rPr>
+      </w:pPr>
+      <w:r>
+        <w:rPr>
+          <w:rFonts w:ascii="Times New Roman" w:eastAsia="Times New Roman" w:hAnsi="Times New Roman" w:cs="Times New Roman"/>
+          <w:kern w:val="0"/>
+          <w:lang w:eastAsia="en-GB"/>
+          <w14:ligatures w14:val="none"/>
+        </w:rPr>
+        <w:t>Instead of writing long prompts inside your code, keep them organized here.</w:t>
+      </w:r>
+    </w:p>
+    <w:p>
+      <w:pPr>
+        <w:spacing w:after="0" w:line="240" w:lineRule="auto"/>
+        <w:rPr>
+          <w:rFonts w:ascii="Times New Roman" w:eastAsia="Times New Roman" w:hAnsi="Times New Roman" w:cs="Times New Roman"/>
+          <w:kern w:val="0"/>
+          <w:lang w:eastAsia="en-GB"/>
+          <w14:ligatures w14:val="none"/>
+        </w:rPr>
+      </w:pPr>
+      <w:r>
+        <w:rPr>
+          <w:rFonts w:ascii="Times New Roman" w:eastAsia="Times New Roman" w:hAnsi="Times New Roman" w:cs="Times New Roman"/>
+          <w:kern w:val="0"/>
+          <w:lang w:eastAsia="en-GB"/>
+          <w14:ligatures w14:val="none"/>
+        </w:rPr>
+        <w:pict w14:anchorId="3478F9CC">
+          <v:rect id="_x0000_i1068" style="width:0;height:1.5pt" o:hralign="center" o:hrstd="t" o:hr="t" fillcolor="#a0a0a0" stroked="f"/>
+        </w:pict>
+      </w:r>
+    </w:p>
+    <w:p>
+      <w:pPr>
+        <w:spacing w:before="100" w:beforeAutospacing="1" w:after="100" w:afterAutospacing="1" w:line="240" w:lineRule="auto"/>
+        <w:outlineLvl w:val="2"/>
+        <w:rPr>
+          <w:rFonts w:ascii="Times New Roman" w:eastAsia="Times New Roman" w:hAnsi="Times New Roman" w:cs="Times New Roman"/>
+          <w:b/>
+          <w:bCs/>
+          <w:kern w:val="0"/>
+          <w:sz w:val="27"/>
+          <w:szCs w:val="27"/>
+          <w:lang w:eastAsia="en-GB"/>
+          <w14:ligatures w14:val="none"/>
+        </w:rPr>
+      </w:pPr>
+      <w:r>
+        <w:rPr>
+          <w:rFonts w:ascii="Times New Roman" w:eastAsia="Times New Roman" w:hAnsi="Times New Roman" w:cs="Times New Roman"/>
+          <w:b/>
+          <w:bCs/>
+          <w:kern w:val="0"/>
+          <w:sz w:val="27"/>
+          <w:szCs w:val="27"/>
+          <w:lang w:eastAsia="en-GB"/>
+          <w14:ligatures w14:val="none"/>
+        </w:rPr>
+        <w:t>context_engine.py</w:t>
+      </w:r>
+    </w:p>
+    <w:p>
+      <w:pPr>
+        <w:spacing w:before="100" w:beforeAutospacing="1" w:after="100" w:afterAutospacing="1" w:line="240" w:lineRule="auto"/>
+        <w:rPr>
+          <w:rFonts w:ascii="Times New Roman" w:eastAsia="Times New Roman" w:hAnsi="Times New Roman" w:cs="Times New Roman"/>
+          <w:kern w:val="0"/>
+          <w:lang w:eastAsia="en-GB"/>
+          <w14:ligatures w14:val="none"/>
+        </w:rPr>
+      </w:pPr>
+      <w:r>
+        <w:rPr>
+          <w:rFonts w:ascii="Times New Roman" w:eastAsia="Times New Roman" w:hAnsi="Times New Roman" w:cs="Times New Roman"/>
+          <w:kern w:val="0"/>
+          <w:lang w:eastAsia="en-GB"/>
+          <w14:ligatures w14:val="none"/>
+        </w:rPr>
+        <w:t>Builds the context sent to the LLM, such as resume text, job description, and interview transcript.</w:t>
+      </w:r>
+    </w:p>
+    <w:p>
+      <w:pPr>
+        <w:spacing w:after="0" w:line="240" w:lineRule="auto"/>
+        <w:rPr>
+          <w:rFonts w:ascii="Times New Roman" w:eastAsia="Times New Roman" w:hAnsi="Times New Roman" w:cs="Times New Roman"/>
+          <w:kern w:val="0"/>
+          <w:lang w:eastAsia="en-GB"/>
+          <w14:ligatures w14:val="none"/>
+        </w:rPr>
+      </w:pPr>
+      <w:r>
+        <w:rPr>
+          <w:rFonts w:ascii="Times New Roman" w:eastAsia="Times New Roman" w:hAnsi="Times New Roman" w:cs="Times New Roman"/>
+          <w:kern w:val="0"/>
+          <w:lang w:eastAsia="en-GB"/>
+          <w14:ligatures w14:val="none"/>
+        </w:rPr>
+        <w:pict w14:anchorId="2013D290">
+          <v:rect id="_x0000_i1069" style="width:0;height:1.5pt" o:hralign="center" o:hrstd="t" o:hr="t" fillcolor="#a0a0a0" stroked="f"/>
+        </w:pict>
+      </w:r>
+    </w:p>
+    <w:p>
+      <w:pPr>
+        <w:spacing w:before="100" w:beforeAutospacing="1" w:after="100" w:afterAutospacing="1" w:line="240" w:lineRule="auto"/>
+        <w:outlineLvl w:val="0"/>
         <w:rPr>
           <w:rFonts w:ascii="Times New Roman" w:eastAsia="Times New Roman" w:hAnsi="Times New Roman" w:cs="Times New Roman"/>
           <w:b/>
@@ -10442,9 +10176,7 @@
           <w:lang w:eastAsia="en-GB"/>
           <w14:ligatures w14:val="none"/>
         </w:rPr>
-        <w:t>llm</w:t>
-      </w:r>
-      <w:proofErr w:type="spellEnd"/>
+      </w:pPr>
       <w:r>
         <w:rPr>
           <w:rFonts w:ascii="Times New Roman" w:eastAsia="Times New Roman" w:hAnsi="Times New Roman" w:cs="Times New Roman"/>
@@ -10456,27 +10188,27 @@
           <w:lang w:eastAsia="en-GB"/>
           <w14:ligatures w14:val="none"/>
         </w:rPr>
-        <w:t>/</w:t>
-      </w:r>
-    </w:p>
-    <w:p>
-      <w:pPr>
-        <w:spacing w:before="100" w:beforeAutospacing="1" w:after="100" w:afterAutospacing="1" w:line="240" w:lineRule="auto"/>
-        <w:rPr>
-          <w:rFonts w:ascii="Times New Roman" w:eastAsia="Times New Roman" w:hAnsi="Times New Roman" w:cs="Times New Roman"/>
-          <w:kern w:val="0"/>
-          <w:lang w:eastAsia="en-GB"/>
-          <w14:ligatures w14:val="none"/>
-        </w:rPr>
-      </w:pPr>
-      <w:r>
-        <w:rPr>
-          <w:rFonts w:ascii="Times New Roman" w:eastAsia="Times New Roman" w:hAnsi="Times New Roman" w:cs="Times New Roman"/>
-          <w:kern w:val="0"/>
-          <w:lang w:eastAsia="en-GB"/>
-          <w14:ligatures w14:val="none"/>
-        </w:rPr>
-        <w:t>Contains all interactions with GPT or other LLMs.</w:t>
+        <w:t>database/</w:t>
+      </w:r>
+    </w:p>
+    <w:p>
+      <w:pPr>
+        <w:spacing w:before="100" w:beforeAutospacing="1" w:after="100" w:afterAutospacing="1" w:line="240" w:lineRule="auto"/>
+        <w:rPr>
+          <w:rFonts w:ascii="Times New Roman" w:eastAsia="Times New Roman" w:hAnsi="Times New Roman" w:cs="Times New Roman"/>
+          <w:kern w:val="0"/>
+          <w:lang w:eastAsia="en-GB"/>
+          <w14:ligatures w14:val="none"/>
+        </w:rPr>
+      </w:pPr>
+      <w:r>
+        <w:rPr>
+          <w:rFonts w:ascii="Times New Roman" w:eastAsia="Times New Roman" w:hAnsi="Times New Roman" w:cs="Times New Roman"/>
+          <w:kern w:val="0"/>
+          <w:lang w:eastAsia="en-GB"/>
+          <w14:ligatures w14:val="none"/>
+        </w:rPr>
+        <w:t>Handles database configuration.</w:t>
       </w:r>
     </w:p>
     <w:p>
@@ -10496,8 +10228,9 @@
           <w:lang w:eastAsia="en-GB"/>
           <w14:ligatures w14:val="none"/>
         </w:rPr>
-        <w:pict w14:anchorId="4DB59975">
-          <v:rect id="_x0000_i2221" style="width:0;height:1.5pt" o:hralign="center" o:hrstd="t" o:hr="t" fillcolor="#a0a0a0" stroked="f"/>
+        <w:lastRenderedPageBreak/>
+        <w:pict w14:anchorId="3381B4C8">
+          <v:rect id="_x0000_i1070" style="width:0;height:1.5pt" o:hralign="center" o:hrstd="t" o:hr="t" fillcolor="#a0a0a0" stroked="f"/>
         </w:pict>
       </w:r>
     </w:p>
@@ -10527,47 +10260,27 @@
           <w:lang w:eastAsia="en-GB"/>
           <w14:ligatures w14:val="none"/>
         </w:rPr>
-        <w:t>openai_client.py</w:t>
-      </w:r>
-    </w:p>
-    <w:p>
-      <w:pPr>
-        <w:spacing w:before="100" w:beforeAutospacing="1" w:after="100" w:afterAutospacing="1" w:line="240" w:lineRule="auto"/>
-        <w:rPr>
-          <w:rFonts w:ascii="Times New Roman" w:eastAsia="Times New Roman" w:hAnsi="Times New Roman" w:cs="Times New Roman"/>
-          <w:kern w:val="0"/>
-          <w:lang w:eastAsia="en-GB"/>
-          <w14:ligatures w14:val="none"/>
-        </w:rPr>
-      </w:pPr>
-      <w:r>
-        <w:rPr>
-          <w:rFonts w:ascii="Times New Roman" w:eastAsia="Times New Roman" w:hAnsi="Times New Roman" w:cs="Times New Roman"/>
-          <w:kern w:val="0"/>
-          <w:lang w:eastAsia="en-GB"/>
-          <w14:ligatures w14:val="none"/>
-        </w:rPr>
-        <w:t>A single place where you initialize the OpenAI client.</w:t>
-      </w:r>
-    </w:p>
-    <w:p>
-      <w:pPr>
-        <w:spacing w:before="100" w:beforeAutospacing="1" w:after="100" w:afterAutospacing="1" w:line="240" w:lineRule="auto"/>
-        <w:rPr>
-          <w:rFonts w:ascii="Times New Roman" w:eastAsia="Times New Roman" w:hAnsi="Times New Roman" w:cs="Times New Roman"/>
-          <w:kern w:val="0"/>
-          <w:lang w:eastAsia="en-GB"/>
-          <w14:ligatures w14:val="none"/>
-        </w:rPr>
-      </w:pPr>
-      <w:r>
-        <w:rPr>
-          <w:rFonts w:ascii="Times New Roman" w:eastAsia="Times New Roman" w:hAnsi="Times New Roman" w:cs="Times New Roman"/>
-          <w:kern w:val="0"/>
-          <w:lang w:eastAsia="en-GB"/>
-          <w14:ligatures w14:val="none"/>
-        </w:rPr>
-        <w:t>Every other file imports it instead of creating new clients.</w:t>
+        <w:t>session.py</w:t>
+      </w:r>
+    </w:p>
+    <w:p>
+      <w:pPr>
+        <w:spacing w:before="100" w:beforeAutospacing="1" w:after="100" w:afterAutospacing="1" w:line="240" w:lineRule="auto"/>
+        <w:rPr>
+          <w:rFonts w:ascii="Times New Roman" w:eastAsia="Times New Roman" w:hAnsi="Times New Roman" w:cs="Times New Roman"/>
+          <w:kern w:val="0"/>
+          <w:lang w:eastAsia="en-GB"/>
+          <w14:ligatures w14:val="none"/>
+        </w:rPr>
+      </w:pPr>
+      <w:r>
+        <w:rPr>
+          <w:rFonts w:ascii="Times New Roman" w:eastAsia="Times New Roman" w:hAnsi="Times New Roman" w:cs="Times New Roman"/>
+          <w:kern w:val="0"/>
+          <w:lang w:eastAsia="en-GB"/>
+          <w14:ligatures w14:val="none"/>
+        </w:rPr>
+        <w:t>Creates and manages database sessions.</w:t>
       </w:r>
     </w:p>
     <w:p>
@@ -10587,8 +10300,8 @@
           <w:lang w:eastAsia="en-GB"/>
           <w14:ligatures w14:val="none"/>
         </w:rPr>
-        <w:pict w14:anchorId="4ACCF8FE">
-          <v:rect id="_x0000_i2222" style="width:0;height:1.5pt" o:hralign="center" o:hrstd="t" o:hr="t" fillcolor="#a0a0a0" stroked="f"/>
+        <w:pict w14:anchorId="120127AA">
+          <v:rect id="_x0000_i1071" style="width:0;height:1.5pt" o:hralign="center" o:hrstd="t" o:hr="t" fillcolor="#a0a0a0" stroked="f"/>
         </w:pict>
       </w:r>
     </w:p>
@@ -10618,47 +10331,47 @@
           <w:lang w:eastAsia="en-GB"/>
           <w14:ligatures w14:val="none"/>
         </w:rPr>
-        <w:t>prompts.py</w:t>
-      </w:r>
-    </w:p>
-    <w:p>
-      <w:pPr>
-        <w:spacing w:before="100" w:beforeAutospacing="1" w:after="100" w:afterAutospacing="1" w:line="240" w:lineRule="auto"/>
-        <w:rPr>
-          <w:rFonts w:ascii="Times New Roman" w:eastAsia="Times New Roman" w:hAnsi="Times New Roman" w:cs="Times New Roman"/>
-          <w:kern w:val="0"/>
-          <w:lang w:eastAsia="en-GB"/>
-          <w14:ligatures w14:val="none"/>
-        </w:rPr>
-      </w:pPr>
-      <w:r>
-        <w:rPr>
-          <w:rFonts w:ascii="Times New Roman" w:eastAsia="Times New Roman" w:hAnsi="Times New Roman" w:cs="Times New Roman"/>
-          <w:kern w:val="0"/>
-          <w:lang w:eastAsia="en-GB"/>
-          <w14:ligatures w14:val="none"/>
-        </w:rPr>
-        <w:t>Stores all prompt templates.</w:t>
-      </w:r>
-    </w:p>
-    <w:p>
-      <w:pPr>
-        <w:spacing w:before="100" w:beforeAutospacing="1" w:after="100" w:afterAutospacing="1" w:line="240" w:lineRule="auto"/>
-        <w:rPr>
-          <w:rFonts w:ascii="Times New Roman" w:eastAsia="Times New Roman" w:hAnsi="Times New Roman" w:cs="Times New Roman"/>
-          <w:kern w:val="0"/>
-          <w:lang w:eastAsia="en-GB"/>
-          <w14:ligatures w14:val="none"/>
-        </w:rPr>
-      </w:pPr>
-      <w:r>
-        <w:rPr>
-          <w:rFonts w:ascii="Times New Roman" w:eastAsia="Times New Roman" w:hAnsi="Times New Roman" w:cs="Times New Roman"/>
-          <w:kern w:val="0"/>
-          <w:lang w:eastAsia="en-GB"/>
-          <w14:ligatures w14:val="none"/>
-        </w:rPr>
-        <w:t>Instead of writing long prompts inside your code, keep them organized here.</w:t>
+        <w:t>base.py</w:t>
+      </w:r>
+    </w:p>
+    <w:p>
+      <w:pPr>
+        <w:spacing w:before="100" w:beforeAutospacing="1" w:after="100" w:afterAutospacing="1" w:line="240" w:lineRule="auto"/>
+        <w:rPr>
+          <w:rFonts w:ascii="Times New Roman" w:eastAsia="Times New Roman" w:hAnsi="Times New Roman" w:cs="Times New Roman"/>
+          <w:kern w:val="0"/>
+          <w:lang w:eastAsia="en-GB"/>
+          <w14:ligatures w14:val="none"/>
+        </w:rPr>
+      </w:pPr>
+      <w:r>
+        <w:rPr>
+          <w:rFonts w:ascii="Times New Roman" w:eastAsia="Times New Roman" w:hAnsi="Times New Roman" w:cs="Times New Roman"/>
+          <w:kern w:val="0"/>
+          <w:lang w:eastAsia="en-GB"/>
+          <w14:ligatures w14:val="none"/>
+        </w:rPr>
+        <w:t>Registers all database models.</w:t>
+      </w:r>
+    </w:p>
+    <w:p>
+      <w:pPr>
+        <w:spacing w:before="100" w:beforeAutospacing="1" w:after="100" w:afterAutospacing="1" w:line="240" w:lineRule="auto"/>
+        <w:rPr>
+          <w:rFonts w:ascii="Times New Roman" w:eastAsia="Times New Roman" w:hAnsi="Times New Roman" w:cs="Times New Roman"/>
+          <w:kern w:val="0"/>
+          <w:lang w:eastAsia="en-GB"/>
+          <w14:ligatures w14:val="none"/>
+        </w:rPr>
+      </w:pPr>
+      <w:r>
+        <w:rPr>
+          <w:rFonts w:ascii="Times New Roman" w:eastAsia="Times New Roman" w:hAnsi="Times New Roman" w:cs="Times New Roman"/>
+          <w:kern w:val="0"/>
+          <w:lang w:eastAsia="en-GB"/>
+          <w14:ligatures w14:val="none"/>
+        </w:rPr>
+        <w:t>Migration tools use this file to discover your tables.</w:t>
       </w:r>
     </w:p>
     <w:p>
@@ -10678,8 +10391,8 @@
           <w:lang w:eastAsia="en-GB"/>
           <w14:ligatures w14:val="none"/>
         </w:rPr>
-        <w:pict w14:anchorId="3478F9CC">
-          <v:rect id="_x0000_i2223" style="width:0;height:1.5pt" o:hralign="center" o:hrstd="t" o:hr="t" fillcolor="#a0a0a0" stroked="f"/>
+        <w:pict w14:anchorId="515B516A">
+          <v:rect id="_x0000_i1072" style="width:0;height:1.5pt" o:hralign="center" o:hrstd="t" o:hr="t" fillcolor="#a0a0a0" stroked="f"/>
         </w:pict>
       </w:r>
     </w:p>
@@ -10709,27 +10422,27 @@
           <w:lang w:eastAsia="en-GB"/>
           <w14:ligatures w14:val="none"/>
         </w:rPr>
-        <w:t>context_engine.py</w:t>
-      </w:r>
-    </w:p>
-    <w:p>
-      <w:pPr>
-        <w:spacing w:before="100" w:beforeAutospacing="1" w:after="100" w:afterAutospacing="1" w:line="240" w:lineRule="auto"/>
-        <w:rPr>
-          <w:rFonts w:ascii="Times New Roman" w:eastAsia="Times New Roman" w:hAnsi="Times New Roman" w:cs="Times New Roman"/>
-          <w:kern w:val="0"/>
-          <w:lang w:eastAsia="en-GB"/>
-          <w14:ligatures w14:val="none"/>
-        </w:rPr>
-      </w:pPr>
-      <w:r>
-        <w:rPr>
-          <w:rFonts w:ascii="Times New Roman" w:eastAsia="Times New Roman" w:hAnsi="Times New Roman" w:cs="Times New Roman"/>
-          <w:kern w:val="0"/>
-          <w:lang w:eastAsia="en-GB"/>
-          <w14:ligatures w14:val="none"/>
-        </w:rPr>
-        <w:t>Builds the context sent to the LLM, such as resume text, job description, and interview transcript.</w:t>
+        <w:t>migrations/</w:t>
+      </w:r>
+    </w:p>
+    <w:p>
+      <w:pPr>
+        <w:spacing w:before="100" w:beforeAutospacing="1" w:after="100" w:afterAutospacing="1" w:line="240" w:lineRule="auto"/>
+        <w:rPr>
+          <w:rFonts w:ascii="Times New Roman" w:eastAsia="Times New Roman" w:hAnsi="Times New Roman" w:cs="Times New Roman"/>
+          <w:kern w:val="0"/>
+          <w:lang w:eastAsia="en-GB"/>
+          <w14:ligatures w14:val="none"/>
+        </w:rPr>
+      </w:pPr>
+      <w:r>
+        <w:rPr>
+          <w:rFonts w:ascii="Times New Roman" w:eastAsia="Times New Roman" w:hAnsi="Times New Roman" w:cs="Times New Roman"/>
+          <w:kern w:val="0"/>
+          <w:lang w:eastAsia="en-GB"/>
+          <w14:ligatures w14:val="none"/>
+        </w:rPr>
+        <w:t>Stores migration files that update your database schema over time.</w:t>
       </w:r>
     </w:p>
     <w:p>
@@ -10749,8 +10462,79 @@
           <w:lang w:eastAsia="en-GB"/>
           <w14:ligatures w14:val="none"/>
         </w:rPr>
-        <w:pict w14:anchorId="2013D290">
-          <v:rect id="_x0000_i2224" style="width:0;height:1.5pt" o:hralign="center" o:hrstd="t" o:hr="t" fillcolor="#a0a0a0" stroked="f"/>
+        <w:pict w14:anchorId="374F333D">
+          <v:rect id="_x0000_i1073" style="width:0;height:1.5pt" o:hralign="center" o:hrstd="t" o:hr="t" fillcolor="#a0a0a0" stroked="f"/>
+        </w:pict>
+      </w:r>
+    </w:p>
+    <w:p>
+      <w:pPr>
+        <w:spacing w:before="100" w:beforeAutospacing="1" w:after="100" w:afterAutospacing="1" w:line="240" w:lineRule="auto"/>
+        <w:outlineLvl w:val="2"/>
+        <w:rPr>
+          <w:rFonts w:ascii="Times New Roman" w:eastAsia="Times New Roman" w:hAnsi="Times New Roman" w:cs="Times New Roman"/>
+          <w:b/>
+          <w:bCs/>
+          <w:kern w:val="0"/>
+          <w:sz w:val="27"/>
+          <w:szCs w:val="27"/>
+          <w:lang w:eastAsia="en-GB"/>
+          <w14:ligatures w14:val="none"/>
+        </w:rPr>
+      </w:pPr>
+      <w:r>
+        <w:rPr>
+          <w:rFonts w:ascii="Times New Roman" w:eastAsia="Times New Roman" w:hAnsi="Times New Roman" w:cs="Times New Roman"/>
+          <w:b/>
+          <w:bCs/>
+          <w:kern w:val="0"/>
+          <w:sz w:val="27"/>
+          <w:szCs w:val="27"/>
+          <w:lang w:eastAsia="en-GB"/>
+          <w14:ligatures w14:val="none"/>
+        </w:rPr>
+        <w:t>seed.py</w:t>
+      </w:r>
+    </w:p>
+    <w:p>
+      <w:pPr>
+        <w:spacing w:before="100" w:beforeAutospacing="1" w:after="100" w:afterAutospacing="1" w:line="240" w:lineRule="auto"/>
+        <w:rPr>
+          <w:rFonts w:ascii="Times New Roman" w:eastAsia="Times New Roman" w:hAnsi="Times New Roman" w:cs="Times New Roman"/>
+          <w:kern w:val="0"/>
+          <w:lang w:eastAsia="en-GB"/>
+          <w14:ligatures w14:val="none"/>
+        </w:rPr>
+      </w:pPr>
+      <w:r>
+        <w:rPr>
+          <w:rFonts w:ascii="Times New Roman" w:eastAsia="Times New Roman" w:hAnsi="Times New Roman" w:cs="Times New Roman"/>
+          <w:kern w:val="0"/>
+          <w:lang w:eastAsia="en-GB"/>
+          <w14:ligatures w14:val="none"/>
+        </w:rPr>
+        <w:t>Populates the database with initial data for testing or development.</w:t>
+      </w:r>
+    </w:p>
+    <w:p>
+      <w:pPr>
+        <w:spacing w:after="0" w:line="240" w:lineRule="auto"/>
+        <w:rPr>
+          <w:rFonts w:ascii="Times New Roman" w:eastAsia="Times New Roman" w:hAnsi="Times New Roman" w:cs="Times New Roman"/>
+          <w:kern w:val="0"/>
+          <w:lang w:eastAsia="en-GB"/>
+          <w14:ligatures w14:val="none"/>
+        </w:rPr>
+      </w:pPr>
+      <w:r>
+        <w:rPr>
+          <w:rFonts w:ascii="Times New Roman" w:eastAsia="Times New Roman" w:hAnsi="Times New Roman" w:cs="Times New Roman"/>
+          <w:kern w:val="0"/>
+          <w:lang w:eastAsia="en-GB"/>
+          <w14:ligatures w14:val="none"/>
+        </w:rPr>
+        <w:pict w14:anchorId="746D7BEE">
+          <v:rect id="_x0000_i1074" style="width:0;height:1.5pt" o:hralign="center" o:hrstd="t" o:hr="t" fillcolor="#a0a0a0" stroked="f"/>
         </w:pict>
       </w:r>
     </w:p>
@@ -10780,27 +10564,192 @@
           <w:lang w:eastAsia="en-GB"/>
           <w14:ligatures w14:val="none"/>
         </w:rPr>
-        <w:t>database/</w:t>
-      </w:r>
-    </w:p>
-    <w:p>
-      <w:pPr>
-        <w:spacing w:before="100" w:beforeAutospacing="1" w:after="100" w:afterAutospacing="1" w:line="240" w:lineRule="auto"/>
-        <w:rPr>
-          <w:rFonts w:ascii="Times New Roman" w:eastAsia="Times New Roman" w:hAnsi="Times New Roman" w:cs="Times New Roman"/>
-          <w:kern w:val="0"/>
-          <w:lang w:eastAsia="en-GB"/>
-          <w14:ligatures w14:val="none"/>
-        </w:rPr>
-      </w:pPr>
-      <w:r>
-        <w:rPr>
-          <w:rFonts w:ascii="Times New Roman" w:eastAsia="Times New Roman" w:hAnsi="Times New Roman" w:cs="Times New Roman"/>
-          <w:kern w:val="0"/>
-          <w:lang w:eastAsia="en-GB"/>
-          <w14:ligatures w14:val="none"/>
-        </w:rPr>
-        <w:t>Handles database configuration.</w:t>
+        <w:t>repositories/</w:t>
+      </w:r>
+    </w:p>
+    <w:p>
+      <w:pPr>
+        <w:spacing w:before="100" w:beforeAutospacing="1" w:after="100" w:afterAutospacing="1" w:line="240" w:lineRule="auto"/>
+        <w:rPr>
+          <w:rFonts w:ascii="Times New Roman" w:eastAsia="Times New Roman" w:hAnsi="Times New Roman" w:cs="Times New Roman"/>
+          <w:kern w:val="0"/>
+          <w:lang w:eastAsia="en-GB"/>
+          <w14:ligatures w14:val="none"/>
+        </w:rPr>
+      </w:pPr>
+      <w:r>
+        <w:rPr>
+          <w:rFonts w:ascii="Times New Roman" w:eastAsia="Times New Roman" w:hAnsi="Times New Roman" w:cs="Times New Roman"/>
+          <w:kern w:val="0"/>
+          <w:lang w:eastAsia="en-GB"/>
+          <w14:ligatures w14:val="none"/>
+        </w:rPr>
+        <w:t>This layer contains database queries.</w:t>
+      </w:r>
+    </w:p>
+    <w:p>
+      <w:pPr>
+        <w:spacing w:before="100" w:beforeAutospacing="1" w:after="100" w:afterAutospacing="1" w:line="240" w:lineRule="auto"/>
+        <w:rPr>
+          <w:rFonts w:ascii="Times New Roman" w:eastAsia="Times New Roman" w:hAnsi="Times New Roman" w:cs="Times New Roman"/>
+          <w:kern w:val="0"/>
+          <w:lang w:eastAsia="en-GB"/>
+          <w14:ligatures w14:val="none"/>
+        </w:rPr>
+      </w:pPr>
+      <w:r>
+        <w:rPr>
+          <w:rFonts w:ascii="Times New Roman" w:eastAsia="Times New Roman" w:hAnsi="Times New Roman" w:cs="Times New Roman"/>
+          <w:kern w:val="0"/>
+          <w:lang w:eastAsia="en-GB"/>
+          <w14:ligatures w14:val="none"/>
+        </w:rPr>
+        <w:t>Instead of writing SQL or ORM queries throughout the application, keep them here.</w:t>
+      </w:r>
+    </w:p>
+    <w:p>
+      <w:pPr>
+        <w:spacing w:before="100" w:beforeAutospacing="1" w:after="100" w:afterAutospacing="1" w:line="240" w:lineRule="auto"/>
+        <w:rPr>
+          <w:rFonts w:ascii="Times New Roman" w:eastAsia="Times New Roman" w:hAnsi="Times New Roman" w:cs="Times New Roman"/>
+          <w:kern w:val="0"/>
+          <w:lang w:eastAsia="en-GB"/>
+          <w14:ligatures w14:val="none"/>
+        </w:rPr>
+      </w:pPr>
+      <w:r>
+        <w:rPr>
+          <w:rFonts w:ascii="Times New Roman" w:eastAsia="Times New Roman" w:hAnsi="Times New Roman" w:cs="Times New Roman"/>
+          <w:kern w:val="0"/>
+          <w:lang w:eastAsia="en-GB"/>
+          <w14:ligatures w14:val="none"/>
+        </w:rPr>
+        <w:t>For example:</w:t>
+      </w:r>
+    </w:p>
+    <w:p>
+      <w:pPr>
+        <w:numPr>
+          <w:ilvl w:val="0"/>
+          <w:numId w:val="32"/>
+        </w:numPr>
+        <w:spacing w:before="100" w:beforeAutospacing="1" w:after="100" w:afterAutospacing="1" w:line="240" w:lineRule="auto"/>
+        <w:rPr>
+          <w:rFonts w:ascii="Times New Roman" w:eastAsia="Times New Roman" w:hAnsi="Times New Roman" w:cs="Times New Roman"/>
+          <w:kern w:val="0"/>
+          <w:lang w:eastAsia="en-GB"/>
+          <w14:ligatures w14:val="none"/>
+        </w:rPr>
+      </w:pPr>
+      <w:r>
+        <w:rPr>
+          <w:rFonts w:ascii="Courier New" w:eastAsia="Times New Roman" w:hAnsi="Courier New" w:cs="Courier New"/>
+          <w:kern w:val="0"/>
+          <w:sz w:val="20"/>
+          <w:szCs w:val="20"/>
+          <w:lang w:eastAsia="en-GB"/>
+          <w14:ligatures w14:val="none"/>
+        </w:rPr>
+        <w:t>user_repo.py</w:t>
+      </w:r>
+      <w:r>
+        <w:rPr>
+          <w:rFonts w:ascii="Times New Roman" w:eastAsia="Times New Roman" w:hAnsi="Times New Roman" w:cs="Times New Roman"/>
+          <w:kern w:val="0"/>
+          <w:lang w:eastAsia="en-GB"/>
+          <w14:ligatures w14:val="none"/>
+        </w:rPr>
+        <w:t xml:space="preserve"> retrieves and updates users. </w:t>
+      </w:r>
+    </w:p>
+    <w:p>
+      <w:pPr>
+        <w:numPr>
+          <w:ilvl w:val="0"/>
+          <w:numId w:val="32"/>
+        </w:numPr>
+        <w:spacing w:before="100" w:beforeAutospacing="1" w:after="100" w:afterAutospacing="1" w:line="240" w:lineRule="auto"/>
+        <w:rPr>
+          <w:rFonts w:ascii="Times New Roman" w:eastAsia="Times New Roman" w:hAnsi="Times New Roman" w:cs="Times New Roman"/>
+          <w:kern w:val="0"/>
+          <w:lang w:eastAsia="en-GB"/>
+          <w14:ligatures w14:val="none"/>
+        </w:rPr>
+      </w:pPr>
+      <w:r>
+        <w:rPr>
+          <w:rFonts w:ascii="Courier New" w:eastAsia="Times New Roman" w:hAnsi="Courier New" w:cs="Courier New"/>
+          <w:kern w:val="0"/>
+          <w:sz w:val="20"/>
+          <w:szCs w:val="20"/>
+          <w:lang w:eastAsia="en-GB"/>
+          <w14:ligatures w14:val="none"/>
+        </w:rPr>
+        <w:t>resume_repo.py</w:t>
+      </w:r>
+      <w:r>
+        <w:rPr>
+          <w:rFonts w:ascii="Times New Roman" w:eastAsia="Times New Roman" w:hAnsi="Times New Roman" w:cs="Times New Roman"/>
+          <w:kern w:val="0"/>
+          <w:lang w:eastAsia="en-GB"/>
+          <w14:ligatures w14:val="none"/>
+        </w:rPr>
+        <w:t xml:space="preserve"> manages resume records. </w:t>
+      </w:r>
+    </w:p>
+    <w:p>
+      <w:pPr>
+        <w:numPr>
+          <w:ilvl w:val="0"/>
+          <w:numId w:val="32"/>
+        </w:numPr>
+        <w:spacing w:before="100" w:beforeAutospacing="1" w:after="100" w:afterAutospacing="1" w:line="240" w:lineRule="auto"/>
+        <w:rPr>
+          <w:rFonts w:ascii="Times New Roman" w:eastAsia="Times New Roman" w:hAnsi="Times New Roman" w:cs="Times New Roman"/>
+          <w:kern w:val="0"/>
+          <w:lang w:eastAsia="en-GB"/>
+          <w14:ligatures w14:val="none"/>
+        </w:rPr>
+      </w:pPr>
+      <w:r>
+        <w:rPr>
+          <w:rFonts w:ascii="Courier New" w:eastAsia="Times New Roman" w:hAnsi="Courier New" w:cs="Courier New"/>
+          <w:kern w:val="0"/>
+          <w:sz w:val="20"/>
+          <w:szCs w:val="20"/>
+          <w:lang w:eastAsia="en-GB"/>
+          <w14:ligatures w14:val="none"/>
+        </w:rPr>
+        <w:t>job_repo.py</w:t>
+      </w:r>
+      <w:r>
+        <w:rPr>
+          <w:rFonts w:ascii="Times New Roman" w:eastAsia="Times New Roman" w:hAnsi="Times New Roman" w:cs="Times New Roman"/>
+          <w:kern w:val="0"/>
+          <w:lang w:eastAsia="en-GB"/>
+          <w14:ligatures w14:val="none"/>
+        </w:rPr>
+        <w:t xml:space="preserve"> handles job postings. </w:t>
+      </w:r>
+    </w:p>
+    <w:p>
+      <w:pPr>
+        <w:spacing w:before="100" w:beforeAutospacing="1" w:after="100" w:afterAutospacing="1" w:line="240" w:lineRule="auto"/>
+        <w:rPr>
+          <w:rFonts w:ascii="Times New Roman" w:eastAsia="Times New Roman" w:hAnsi="Times New Roman" w:cs="Times New Roman"/>
+          <w:kern w:val="0"/>
+          <w:lang w:eastAsia="en-GB"/>
+          <w14:ligatures w14:val="none"/>
+        </w:rPr>
+      </w:pPr>
+      <w:r>
+        <w:rPr>
+          <w:rFonts w:ascii="Times New Roman" w:eastAsia="Times New Roman" w:hAnsi="Times New Roman" w:cs="Times New Roman"/>
+          <w:kern w:val="0"/>
+          <w:lang w:eastAsia="en-GB"/>
+          <w14:ligatures w14:val="none"/>
+        </w:rPr>
+        <w:t>This keeps the service layer focused on business logic.</w:t>
       </w:r>
     </w:p>
     <w:p>
@@ -10820,313 +10769,8 @@
           <w:lang w:eastAsia="en-GB"/>
           <w14:ligatures w14:val="none"/>
         </w:rPr>
-        <w:pict w14:anchorId="3381B4C8">
-          <v:rect id="_x0000_i2225" style="width:0;height:1.5pt" o:hralign="center" o:hrstd="t" o:hr="t" fillcolor="#a0a0a0" stroked="f"/>
-        </w:pict>
-      </w:r>
-    </w:p>
-    <w:p>
-      <w:pPr>
-        <w:spacing w:before="100" w:beforeAutospacing="1" w:after="100" w:afterAutospacing="1" w:line="240" w:lineRule="auto"/>
-        <w:outlineLvl w:val="2"/>
-        <w:rPr>
-          <w:rFonts w:ascii="Times New Roman" w:eastAsia="Times New Roman" w:hAnsi="Times New Roman" w:cs="Times New Roman"/>
-          <w:b/>
-          <w:bCs/>
-          <w:kern w:val="0"/>
-          <w:sz w:val="27"/>
-          <w:szCs w:val="27"/>
-          <w:lang w:eastAsia="en-GB"/>
-          <w14:ligatures w14:val="none"/>
-        </w:rPr>
-      </w:pPr>
-      <w:r>
-        <w:rPr>
-          <w:rFonts w:ascii="Times New Roman" w:eastAsia="Times New Roman" w:hAnsi="Times New Roman" w:cs="Times New Roman"/>
-          <w:b/>
-          <w:bCs/>
-          <w:kern w:val="0"/>
-          <w:sz w:val="27"/>
-          <w:szCs w:val="27"/>
-          <w:lang w:eastAsia="en-GB"/>
-          <w14:ligatures w14:val="none"/>
-        </w:rPr>
-        <w:t>session.py</w:t>
-      </w:r>
-    </w:p>
-    <w:p>
-      <w:pPr>
-        <w:spacing w:before="100" w:beforeAutospacing="1" w:after="100" w:afterAutospacing="1" w:line="240" w:lineRule="auto"/>
-        <w:rPr>
-          <w:rFonts w:ascii="Times New Roman" w:eastAsia="Times New Roman" w:hAnsi="Times New Roman" w:cs="Times New Roman"/>
-          <w:kern w:val="0"/>
-          <w:lang w:eastAsia="en-GB"/>
-          <w14:ligatures w14:val="none"/>
-        </w:rPr>
-      </w:pPr>
-      <w:r>
-        <w:rPr>
-          <w:rFonts w:ascii="Times New Roman" w:eastAsia="Times New Roman" w:hAnsi="Times New Roman" w:cs="Times New Roman"/>
-          <w:kern w:val="0"/>
-          <w:lang w:eastAsia="en-GB"/>
-          <w14:ligatures w14:val="none"/>
-        </w:rPr>
-        <w:t>Creates and manages database sessions.</w:t>
-      </w:r>
-    </w:p>
-    <w:p>
-      <w:pPr>
-        <w:spacing w:after="0" w:line="240" w:lineRule="auto"/>
-        <w:rPr>
-          <w:rFonts w:ascii="Times New Roman" w:eastAsia="Times New Roman" w:hAnsi="Times New Roman" w:cs="Times New Roman"/>
-          <w:kern w:val="0"/>
-          <w:lang w:eastAsia="en-GB"/>
-          <w14:ligatures w14:val="none"/>
-        </w:rPr>
-      </w:pPr>
-      <w:r>
-        <w:rPr>
-          <w:rFonts w:ascii="Times New Roman" w:eastAsia="Times New Roman" w:hAnsi="Times New Roman" w:cs="Times New Roman"/>
-          <w:kern w:val="0"/>
-          <w:lang w:eastAsia="en-GB"/>
-          <w14:ligatures w14:val="none"/>
-        </w:rPr>
-        <w:lastRenderedPageBreak/>
-        <w:pict w14:anchorId="120127AA">
-          <v:rect id="_x0000_i2226" style="width:0;height:1.5pt" o:hralign="center" o:hrstd="t" o:hr="t" fillcolor="#a0a0a0" stroked="f"/>
-        </w:pict>
-      </w:r>
-    </w:p>
-    <w:p>
-      <w:pPr>
-        <w:spacing w:before="100" w:beforeAutospacing="1" w:after="100" w:afterAutospacing="1" w:line="240" w:lineRule="auto"/>
-        <w:outlineLvl w:val="2"/>
-        <w:rPr>
-          <w:rFonts w:ascii="Times New Roman" w:eastAsia="Times New Roman" w:hAnsi="Times New Roman" w:cs="Times New Roman"/>
-          <w:b/>
-          <w:bCs/>
-          <w:kern w:val="0"/>
-          <w:sz w:val="27"/>
-          <w:szCs w:val="27"/>
-          <w:lang w:eastAsia="en-GB"/>
-          <w14:ligatures w14:val="none"/>
-        </w:rPr>
-      </w:pPr>
-      <w:r>
-        <w:rPr>
-          <w:rFonts w:ascii="Times New Roman" w:eastAsia="Times New Roman" w:hAnsi="Times New Roman" w:cs="Times New Roman"/>
-          <w:b/>
-          <w:bCs/>
-          <w:kern w:val="0"/>
-          <w:sz w:val="27"/>
-          <w:szCs w:val="27"/>
-          <w:lang w:eastAsia="en-GB"/>
-          <w14:ligatures w14:val="none"/>
-        </w:rPr>
-        <w:t>base.py</w:t>
-      </w:r>
-    </w:p>
-    <w:p>
-      <w:pPr>
-        <w:spacing w:before="100" w:beforeAutospacing="1" w:after="100" w:afterAutospacing="1" w:line="240" w:lineRule="auto"/>
-        <w:rPr>
-          <w:rFonts w:ascii="Times New Roman" w:eastAsia="Times New Roman" w:hAnsi="Times New Roman" w:cs="Times New Roman"/>
-          <w:kern w:val="0"/>
-          <w:lang w:eastAsia="en-GB"/>
-          <w14:ligatures w14:val="none"/>
-        </w:rPr>
-      </w:pPr>
-      <w:r>
-        <w:rPr>
-          <w:rFonts w:ascii="Times New Roman" w:eastAsia="Times New Roman" w:hAnsi="Times New Roman" w:cs="Times New Roman"/>
-          <w:kern w:val="0"/>
-          <w:lang w:eastAsia="en-GB"/>
-          <w14:ligatures w14:val="none"/>
-        </w:rPr>
-        <w:t>Registers all database models.</w:t>
-      </w:r>
-    </w:p>
-    <w:p>
-      <w:pPr>
-        <w:spacing w:before="100" w:beforeAutospacing="1" w:after="100" w:afterAutospacing="1" w:line="240" w:lineRule="auto"/>
-        <w:rPr>
-          <w:rFonts w:ascii="Times New Roman" w:eastAsia="Times New Roman" w:hAnsi="Times New Roman" w:cs="Times New Roman"/>
-          <w:kern w:val="0"/>
-          <w:lang w:eastAsia="en-GB"/>
-          <w14:ligatures w14:val="none"/>
-        </w:rPr>
-      </w:pPr>
-      <w:r>
-        <w:rPr>
-          <w:rFonts w:ascii="Times New Roman" w:eastAsia="Times New Roman" w:hAnsi="Times New Roman" w:cs="Times New Roman"/>
-          <w:kern w:val="0"/>
-          <w:lang w:eastAsia="en-GB"/>
-          <w14:ligatures w14:val="none"/>
-        </w:rPr>
-        <w:t>Migration tools use this file to discover your tables.</w:t>
-      </w:r>
-    </w:p>
-    <w:p>
-      <w:pPr>
-        <w:spacing w:after="0" w:line="240" w:lineRule="auto"/>
-        <w:rPr>
-          <w:rFonts w:ascii="Times New Roman" w:eastAsia="Times New Roman" w:hAnsi="Times New Roman" w:cs="Times New Roman"/>
-          <w:kern w:val="0"/>
-          <w:lang w:eastAsia="en-GB"/>
-          <w14:ligatures w14:val="none"/>
-        </w:rPr>
-      </w:pPr>
-      <w:r>
-        <w:rPr>
-          <w:rFonts w:ascii="Times New Roman" w:eastAsia="Times New Roman" w:hAnsi="Times New Roman" w:cs="Times New Roman"/>
-          <w:kern w:val="0"/>
-          <w:lang w:eastAsia="en-GB"/>
-          <w14:ligatures w14:val="none"/>
-        </w:rPr>
-        <w:pict w14:anchorId="515B516A">
-          <v:rect id="_x0000_i2227" style="width:0;height:1.5pt" o:hralign="center" o:hrstd="t" o:hr="t" fillcolor="#a0a0a0" stroked="f"/>
-        </w:pict>
-      </w:r>
-    </w:p>
-    <w:p>
-      <w:pPr>
-        <w:spacing w:before="100" w:beforeAutospacing="1" w:after="100" w:afterAutospacing="1" w:line="240" w:lineRule="auto"/>
-        <w:outlineLvl w:val="2"/>
-        <w:rPr>
-          <w:rFonts w:ascii="Times New Roman" w:eastAsia="Times New Roman" w:hAnsi="Times New Roman" w:cs="Times New Roman"/>
-          <w:b/>
-          <w:bCs/>
-          <w:kern w:val="0"/>
-          <w:sz w:val="27"/>
-          <w:szCs w:val="27"/>
-          <w:lang w:eastAsia="en-GB"/>
-          <w14:ligatures w14:val="none"/>
-        </w:rPr>
-      </w:pPr>
-      <w:r>
-        <w:rPr>
-          <w:rFonts w:ascii="Times New Roman" w:eastAsia="Times New Roman" w:hAnsi="Times New Roman" w:cs="Times New Roman"/>
-          <w:b/>
-          <w:bCs/>
-          <w:kern w:val="0"/>
-          <w:sz w:val="27"/>
-          <w:szCs w:val="27"/>
-          <w:lang w:eastAsia="en-GB"/>
-          <w14:ligatures w14:val="none"/>
-        </w:rPr>
-        <w:t>migrations/</w:t>
-      </w:r>
-    </w:p>
-    <w:p>
-      <w:pPr>
-        <w:spacing w:before="100" w:beforeAutospacing="1" w:after="100" w:afterAutospacing="1" w:line="240" w:lineRule="auto"/>
-        <w:rPr>
-          <w:rFonts w:ascii="Times New Roman" w:eastAsia="Times New Roman" w:hAnsi="Times New Roman" w:cs="Times New Roman"/>
-          <w:kern w:val="0"/>
-          <w:lang w:eastAsia="en-GB"/>
-          <w14:ligatures w14:val="none"/>
-        </w:rPr>
-      </w:pPr>
-      <w:r>
-        <w:rPr>
-          <w:rFonts w:ascii="Times New Roman" w:eastAsia="Times New Roman" w:hAnsi="Times New Roman" w:cs="Times New Roman"/>
-          <w:kern w:val="0"/>
-          <w:lang w:eastAsia="en-GB"/>
-          <w14:ligatures w14:val="none"/>
-        </w:rPr>
-        <w:t>Stores migration files that update your database schema over time.</w:t>
-      </w:r>
-    </w:p>
-    <w:p>
-      <w:pPr>
-        <w:spacing w:after="0" w:line="240" w:lineRule="auto"/>
-        <w:rPr>
-          <w:rFonts w:ascii="Times New Roman" w:eastAsia="Times New Roman" w:hAnsi="Times New Roman" w:cs="Times New Roman"/>
-          <w:kern w:val="0"/>
-          <w:lang w:eastAsia="en-GB"/>
-          <w14:ligatures w14:val="none"/>
-        </w:rPr>
-      </w:pPr>
-      <w:r>
-        <w:rPr>
-          <w:rFonts w:ascii="Times New Roman" w:eastAsia="Times New Roman" w:hAnsi="Times New Roman" w:cs="Times New Roman"/>
-          <w:kern w:val="0"/>
-          <w:lang w:eastAsia="en-GB"/>
-          <w14:ligatures w14:val="none"/>
-        </w:rPr>
-        <w:pict w14:anchorId="374F333D">
-          <v:rect id="_x0000_i2228" style="width:0;height:1.5pt" o:hralign="center" o:hrstd="t" o:hr="t" fillcolor="#a0a0a0" stroked="f"/>
-        </w:pict>
-      </w:r>
-    </w:p>
-    <w:p>
-      <w:pPr>
-        <w:spacing w:before="100" w:beforeAutospacing="1" w:after="100" w:afterAutospacing="1" w:line="240" w:lineRule="auto"/>
-        <w:outlineLvl w:val="2"/>
-        <w:rPr>
-          <w:rFonts w:ascii="Times New Roman" w:eastAsia="Times New Roman" w:hAnsi="Times New Roman" w:cs="Times New Roman"/>
-          <w:b/>
-          <w:bCs/>
-          <w:kern w:val="0"/>
-          <w:sz w:val="27"/>
-          <w:szCs w:val="27"/>
-          <w:lang w:eastAsia="en-GB"/>
-          <w14:ligatures w14:val="none"/>
-        </w:rPr>
-      </w:pPr>
-      <w:r>
-        <w:rPr>
-          <w:rFonts w:ascii="Times New Roman" w:eastAsia="Times New Roman" w:hAnsi="Times New Roman" w:cs="Times New Roman"/>
-          <w:b/>
-          <w:bCs/>
-          <w:kern w:val="0"/>
-          <w:sz w:val="27"/>
-          <w:szCs w:val="27"/>
-          <w:lang w:eastAsia="en-GB"/>
-          <w14:ligatures w14:val="none"/>
-        </w:rPr>
-        <w:t>seed.py</w:t>
-      </w:r>
-    </w:p>
-    <w:p>
-      <w:pPr>
-        <w:spacing w:before="100" w:beforeAutospacing="1" w:after="100" w:afterAutospacing="1" w:line="240" w:lineRule="auto"/>
-        <w:rPr>
-          <w:rFonts w:ascii="Times New Roman" w:eastAsia="Times New Roman" w:hAnsi="Times New Roman" w:cs="Times New Roman"/>
-          <w:kern w:val="0"/>
-          <w:lang w:eastAsia="en-GB"/>
-          <w14:ligatures w14:val="none"/>
-        </w:rPr>
-      </w:pPr>
-      <w:r>
-        <w:rPr>
-          <w:rFonts w:ascii="Times New Roman" w:eastAsia="Times New Roman" w:hAnsi="Times New Roman" w:cs="Times New Roman"/>
-          <w:kern w:val="0"/>
-          <w:lang w:eastAsia="en-GB"/>
-          <w14:ligatures w14:val="none"/>
-        </w:rPr>
-        <w:t>Populates the database with initial data for testing or development.</w:t>
-      </w:r>
-    </w:p>
-    <w:p>
-      <w:pPr>
-        <w:spacing w:after="0" w:line="240" w:lineRule="auto"/>
-        <w:rPr>
-          <w:rFonts w:ascii="Times New Roman" w:eastAsia="Times New Roman" w:hAnsi="Times New Roman" w:cs="Times New Roman"/>
-          <w:kern w:val="0"/>
-          <w:lang w:eastAsia="en-GB"/>
-          <w14:ligatures w14:val="none"/>
-        </w:rPr>
-      </w:pPr>
-      <w:r>
-        <w:rPr>
-          <w:rFonts w:ascii="Times New Roman" w:eastAsia="Times New Roman" w:hAnsi="Times New Roman" w:cs="Times New Roman"/>
-          <w:kern w:val="0"/>
-          <w:lang w:eastAsia="en-GB"/>
-          <w14:ligatures w14:val="none"/>
-        </w:rPr>
-        <w:pict w14:anchorId="746D7BEE">
-          <v:rect id="_x0000_i2229" style="width:0;height:1.5pt" o:hralign="center" o:hrstd="t" o:hr="t" fillcolor="#a0a0a0" stroked="f"/>
+        <w:pict w14:anchorId="27385252">
+          <v:rect id="_x0000_i1075" style="width:0;height:1.5pt" o:hralign="center" o:hrstd="t" o:hr="t" fillcolor="#a0a0a0" stroked="f"/>
         </w:pict>
       </w:r>
     </w:p>
@@ -11156,74 +10800,55 @@
           <w:lang w:eastAsia="en-GB"/>
           <w14:ligatures w14:val="none"/>
         </w:rPr>
-        <w:t>repositories/</w:t>
-      </w:r>
-    </w:p>
-    <w:p>
-      <w:pPr>
-        <w:spacing w:before="100" w:beforeAutospacing="1" w:after="100" w:afterAutospacing="1" w:line="240" w:lineRule="auto"/>
-        <w:rPr>
-          <w:rFonts w:ascii="Times New Roman" w:eastAsia="Times New Roman" w:hAnsi="Times New Roman" w:cs="Times New Roman"/>
-          <w:kern w:val="0"/>
-          <w:lang w:eastAsia="en-GB"/>
-          <w14:ligatures w14:val="none"/>
-        </w:rPr>
-      </w:pPr>
-      <w:r>
-        <w:rPr>
-          <w:rFonts w:ascii="Times New Roman" w:eastAsia="Times New Roman" w:hAnsi="Times New Roman" w:cs="Times New Roman"/>
-          <w:kern w:val="0"/>
-          <w:lang w:eastAsia="en-GB"/>
-          <w14:ligatures w14:val="none"/>
-        </w:rPr>
-        <w:t>This layer contains database queries.</w:t>
-      </w:r>
-    </w:p>
-    <w:p>
-      <w:pPr>
-        <w:spacing w:before="100" w:beforeAutospacing="1" w:after="100" w:afterAutospacing="1" w:line="240" w:lineRule="auto"/>
-        <w:rPr>
-          <w:rFonts w:ascii="Times New Roman" w:eastAsia="Times New Roman" w:hAnsi="Times New Roman" w:cs="Times New Roman"/>
-          <w:kern w:val="0"/>
-          <w:lang w:eastAsia="en-GB"/>
-          <w14:ligatures w14:val="none"/>
-        </w:rPr>
-      </w:pPr>
-      <w:r>
-        <w:rPr>
-          <w:rFonts w:ascii="Times New Roman" w:eastAsia="Times New Roman" w:hAnsi="Times New Roman" w:cs="Times New Roman"/>
-          <w:kern w:val="0"/>
-          <w:lang w:eastAsia="en-GB"/>
-          <w14:ligatures w14:val="none"/>
-        </w:rPr>
-        <w:t>Instead of writing SQL or ORM queries throughout the application, keep them here.</w:t>
-      </w:r>
-    </w:p>
-    <w:p>
-      <w:pPr>
-        <w:spacing w:before="100" w:beforeAutospacing="1" w:after="100" w:afterAutospacing="1" w:line="240" w:lineRule="auto"/>
-        <w:rPr>
-          <w:rFonts w:ascii="Times New Roman" w:eastAsia="Times New Roman" w:hAnsi="Times New Roman" w:cs="Times New Roman"/>
-          <w:kern w:val="0"/>
-          <w:lang w:eastAsia="en-GB"/>
-          <w14:ligatures w14:val="none"/>
-        </w:rPr>
-      </w:pPr>
-      <w:r>
-        <w:rPr>
-          <w:rFonts w:ascii="Times New Roman" w:eastAsia="Times New Roman" w:hAnsi="Times New Roman" w:cs="Times New Roman"/>
-          <w:kern w:val="0"/>
-          <w:lang w:eastAsia="en-GB"/>
-          <w14:ligatures w14:val="none"/>
-        </w:rPr>
-        <w:t>For example:</w:t>
+        <w:t>utils/</w:t>
+      </w:r>
+    </w:p>
+    <w:p>
+      <w:pPr>
+        <w:spacing w:before="100" w:beforeAutospacing="1" w:after="100" w:afterAutospacing="1" w:line="240" w:lineRule="auto"/>
+        <w:rPr>
+          <w:rFonts w:ascii="Times New Roman" w:eastAsia="Times New Roman" w:hAnsi="Times New Roman" w:cs="Times New Roman"/>
+          <w:kern w:val="0"/>
+          <w:lang w:eastAsia="en-GB"/>
+          <w14:ligatures w14:val="none"/>
+        </w:rPr>
+      </w:pPr>
+      <w:r>
+        <w:rPr>
+          <w:rFonts w:ascii="Times New Roman" w:eastAsia="Times New Roman" w:hAnsi="Times New Roman" w:cs="Times New Roman"/>
+          <w:kern w:val="0"/>
+          <w:lang w:eastAsia="en-GB"/>
+          <w14:ligatures w14:val="none"/>
+        </w:rPr>
+        <w:t>Reusable helper functions.</w:t>
+      </w:r>
+    </w:p>
+    <w:p>
+      <w:pPr>
+        <w:spacing w:before="100" w:beforeAutospacing="1" w:after="100" w:afterAutospacing="1" w:line="240" w:lineRule="auto"/>
+        <w:rPr>
+          <w:rFonts w:ascii="Times New Roman" w:eastAsia="Times New Roman" w:hAnsi="Times New Roman" w:cs="Times New Roman"/>
+          <w:kern w:val="0"/>
+          <w:lang w:eastAsia="en-GB"/>
+          <w14:ligatures w14:val="none"/>
+        </w:rPr>
+      </w:pPr>
+      <w:r>
+        <w:rPr>
+          <w:rFonts w:ascii="Times New Roman" w:eastAsia="Times New Roman" w:hAnsi="Times New Roman" w:cs="Times New Roman"/>
+          <w:kern w:val="0"/>
+          <w:lang w:eastAsia="en-GB"/>
+          <w14:ligatures w14:val="none"/>
+        </w:rPr>
+        <w:lastRenderedPageBreak/>
+        <w:t>Examples include:</w:t>
       </w:r>
     </w:p>
     <w:p>
       <w:pPr>
         <w:numPr>
           <w:ilvl w:val="0"/>
-          <w:numId w:val="32"/>
+          <w:numId w:val="33"/>
         </w:numPr>
         <w:spacing w:before="100" w:beforeAutospacing="1" w:after="100" w:afterAutospacing="1" w:line="240" w:lineRule="auto"/>
         <w:rPr>
@@ -11235,30 +10860,19 @@
       </w:pPr>
       <w:r>
         <w:rPr>
-          <w:rFonts w:ascii="Courier New" w:eastAsia="Times New Roman" w:hAnsi="Courier New" w:cs="Courier New"/>
-          <w:kern w:val="0"/>
-          <w:sz w:val="20"/>
-          <w:szCs w:val="20"/>
-          <w:lang w:eastAsia="en-GB"/>
-          <w14:ligatures w14:val="none"/>
-        </w:rPr>
-        <w:t>user_repo.py</w:t>
-      </w:r>
-      <w:r>
-        <w:rPr>
-          <w:rFonts w:ascii="Times New Roman" w:eastAsia="Times New Roman" w:hAnsi="Times New Roman" w:cs="Times New Roman"/>
-          <w:kern w:val="0"/>
-          <w:lang w:eastAsia="en-GB"/>
-          <w14:ligatures w14:val="none"/>
-        </w:rPr>
-        <w:t xml:space="preserve"> retrieves and updates users. </w:t>
+          <w:rFonts w:ascii="Times New Roman" w:eastAsia="Times New Roman" w:hAnsi="Times New Roman" w:cs="Times New Roman"/>
+          <w:kern w:val="0"/>
+          <w:lang w:eastAsia="en-GB"/>
+          <w14:ligatures w14:val="none"/>
+        </w:rPr>
+        <w:t xml:space="preserve">PDF utilities </w:t>
       </w:r>
     </w:p>
     <w:p>
       <w:pPr>
         <w:numPr>
           <w:ilvl w:val="0"/>
-          <w:numId w:val="32"/>
+          <w:numId w:val="33"/>
         </w:numPr>
         <w:spacing w:before="100" w:beforeAutospacing="1" w:after="100" w:afterAutospacing="1" w:line="240" w:lineRule="auto"/>
         <w:rPr>
@@ -11270,30 +10884,19 @@
       </w:pPr>
       <w:r>
         <w:rPr>
-          <w:rFonts w:ascii="Courier New" w:eastAsia="Times New Roman" w:hAnsi="Courier New" w:cs="Courier New"/>
-          <w:kern w:val="0"/>
-          <w:sz w:val="20"/>
-          <w:szCs w:val="20"/>
-          <w:lang w:eastAsia="en-GB"/>
-          <w14:ligatures w14:val="none"/>
-        </w:rPr>
-        <w:t>resume_repo.py</w:t>
-      </w:r>
-      <w:r>
-        <w:rPr>
-          <w:rFonts w:ascii="Times New Roman" w:eastAsia="Times New Roman" w:hAnsi="Times New Roman" w:cs="Times New Roman"/>
-          <w:kern w:val="0"/>
-          <w:lang w:eastAsia="en-GB"/>
-          <w14:ligatures w14:val="none"/>
-        </w:rPr>
-        <w:t xml:space="preserve"> manages resume records. </w:t>
+          <w:rFonts w:ascii="Times New Roman" w:eastAsia="Times New Roman" w:hAnsi="Times New Roman" w:cs="Times New Roman"/>
+          <w:kern w:val="0"/>
+          <w:lang w:eastAsia="en-GB"/>
+          <w14:ligatures w14:val="none"/>
+        </w:rPr>
+        <w:t xml:space="preserve">File handling </w:t>
       </w:r>
     </w:p>
     <w:p>
       <w:pPr>
         <w:numPr>
           <w:ilvl w:val="0"/>
-          <w:numId w:val="32"/>
+          <w:numId w:val="33"/>
         </w:numPr>
         <w:spacing w:before="100" w:beforeAutospacing="1" w:after="100" w:afterAutospacing="1" w:line="240" w:lineRule="auto"/>
         <w:rPr>
@@ -11305,43 +10908,60 @@
       </w:pPr>
       <w:r>
         <w:rPr>
-          <w:rFonts w:ascii="Courier New" w:eastAsia="Times New Roman" w:hAnsi="Courier New" w:cs="Courier New"/>
-          <w:kern w:val="0"/>
-          <w:sz w:val="20"/>
-          <w:szCs w:val="20"/>
-          <w:lang w:eastAsia="en-GB"/>
-          <w14:ligatures w14:val="none"/>
-        </w:rPr>
-        <w:t>job_repo.py</w:t>
-      </w:r>
-      <w:r>
-        <w:rPr>
-          <w:rFonts w:ascii="Times New Roman" w:eastAsia="Times New Roman" w:hAnsi="Times New Roman" w:cs="Times New Roman"/>
-          <w:kern w:val="0"/>
-          <w:lang w:eastAsia="en-GB"/>
-          <w14:ligatures w14:val="none"/>
-        </w:rPr>
-        <w:t xml:space="preserve"> handles job postings. </w:t>
-      </w:r>
-    </w:p>
-    <w:p>
-      <w:pPr>
-        <w:spacing w:before="100" w:beforeAutospacing="1" w:after="100" w:afterAutospacing="1" w:line="240" w:lineRule="auto"/>
-        <w:rPr>
-          <w:rFonts w:ascii="Times New Roman" w:eastAsia="Times New Roman" w:hAnsi="Times New Roman" w:cs="Times New Roman"/>
-          <w:kern w:val="0"/>
-          <w:lang w:eastAsia="en-GB"/>
-          <w14:ligatures w14:val="none"/>
-        </w:rPr>
-      </w:pPr>
-      <w:r>
-        <w:rPr>
-          <w:rFonts w:ascii="Times New Roman" w:eastAsia="Times New Roman" w:hAnsi="Times New Roman" w:cs="Times New Roman"/>
-          <w:kern w:val="0"/>
-          <w:lang w:eastAsia="en-GB"/>
-          <w14:ligatures w14:val="none"/>
-        </w:rPr>
-        <w:t>This keeps the service layer focused on business logic.</w:t>
+          <w:rFonts w:ascii="Times New Roman" w:eastAsia="Times New Roman" w:hAnsi="Times New Roman" w:cs="Times New Roman"/>
+          <w:kern w:val="0"/>
+          <w:lang w:eastAsia="en-GB"/>
+          <w14:ligatures w14:val="none"/>
+        </w:rPr>
+        <w:t xml:space="preserve">Logging </w:t>
+      </w:r>
+    </w:p>
+    <w:p>
+      <w:pPr>
+        <w:numPr>
+          <w:ilvl w:val="0"/>
+          <w:numId w:val="33"/>
+        </w:numPr>
+        <w:spacing w:before="100" w:beforeAutospacing="1" w:after="100" w:afterAutospacing="1" w:line="240" w:lineRule="auto"/>
+        <w:rPr>
+          <w:rFonts w:ascii="Times New Roman" w:eastAsia="Times New Roman" w:hAnsi="Times New Roman" w:cs="Times New Roman"/>
+          <w:kern w:val="0"/>
+          <w:lang w:eastAsia="en-GB"/>
+          <w14:ligatures w14:val="none"/>
+        </w:rPr>
+      </w:pPr>
+      <w:r>
+        <w:rPr>
+          <w:rFonts w:ascii="Times New Roman" w:eastAsia="Times New Roman" w:hAnsi="Times New Roman" w:cs="Times New Roman"/>
+          <w:kern w:val="0"/>
+          <w:lang w:eastAsia="en-GB"/>
+          <w14:ligatures w14:val="none"/>
+        </w:rPr>
+        <w:t xml:space="preserve">Validation helpers </w:t>
+      </w:r>
+    </w:p>
+    <w:p>
+      <w:pPr>
+        <w:numPr>
+          <w:ilvl w:val="0"/>
+          <w:numId w:val="33"/>
+        </w:numPr>
+        <w:spacing w:before="100" w:beforeAutospacing="1" w:after="100" w:afterAutospacing="1" w:line="240" w:lineRule="auto"/>
+        <w:rPr>
+          <w:rFonts w:ascii="Times New Roman" w:eastAsia="Times New Roman" w:hAnsi="Times New Roman" w:cs="Times New Roman"/>
+          <w:kern w:val="0"/>
+          <w:lang w:eastAsia="en-GB"/>
+          <w14:ligatures w14:val="none"/>
+        </w:rPr>
+      </w:pPr>
+      <w:r>
+        <w:rPr>
+          <w:rFonts w:ascii="Times New Roman" w:eastAsia="Times New Roman" w:hAnsi="Times New Roman" w:cs="Times New Roman"/>
+          <w:kern w:val="0"/>
+          <w:lang w:eastAsia="en-GB"/>
+          <w14:ligatures w14:val="none"/>
+        </w:rPr>
+        <w:t xml:space="preserve">Common utility functions </w:t>
       </w:r>
     </w:p>
     <w:p>
@@ -11361,8 +10981,8 @@
           <w:lang w:eastAsia="en-GB"/>
           <w14:ligatures w14:val="none"/>
         </w:rPr>
-        <w:pict w14:anchorId="27385252">
-          <v:rect id="_x0000_i2230" style="width:0;height:1.5pt" o:hralign="center" o:hrstd="t" o:hr="t" fillcolor="#a0a0a0" stroked="f"/>
+        <w:pict w14:anchorId="36BAED2E">
+          <v:rect id="_x0000_i1076" style="width:0;height:1.5pt" o:hralign="center" o:hrstd="t" o:hr="t" fillcolor="#a0a0a0" stroked="f"/>
         </w:pict>
       </w:r>
     </w:p>
@@ -11392,54 +11012,54 @@
           <w:lang w:eastAsia="en-GB"/>
           <w14:ligatures w14:val="none"/>
         </w:rPr>
-        <w:t>utils/</w:t>
-      </w:r>
-    </w:p>
-    <w:p>
-      <w:pPr>
-        <w:spacing w:before="100" w:beforeAutospacing="1" w:after="100" w:afterAutospacing="1" w:line="240" w:lineRule="auto"/>
-        <w:rPr>
-          <w:rFonts w:ascii="Times New Roman" w:eastAsia="Times New Roman" w:hAnsi="Times New Roman" w:cs="Times New Roman"/>
-          <w:kern w:val="0"/>
-          <w:lang w:eastAsia="en-GB"/>
-          <w14:ligatures w14:val="none"/>
-        </w:rPr>
-      </w:pPr>
-      <w:r>
-        <w:rPr>
-          <w:rFonts w:ascii="Times New Roman" w:eastAsia="Times New Roman" w:hAnsi="Times New Roman" w:cs="Times New Roman"/>
-          <w:kern w:val="0"/>
-          <w:lang w:eastAsia="en-GB"/>
-          <w14:ligatures w14:val="none"/>
-        </w:rPr>
-        <w:t>Reusable helper functions.</w:t>
-      </w:r>
-    </w:p>
-    <w:p>
-      <w:pPr>
-        <w:spacing w:before="100" w:beforeAutospacing="1" w:after="100" w:afterAutospacing="1" w:line="240" w:lineRule="auto"/>
-        <w:rPr>
-          <w:rFonts w:ascii="Times New Roman" w:eastAsia="Times New Roman" w:hAnsi="Times New Roman" w:cs="Times New Roman"/>
-          <w:kern w:val="0"/>
-          <w:lang w:eastAsia="en-GB"/>
-          <w14:ligatures w14:val="none"/>
-        </w:rPr>
-      </w:pPr>
-      <w:r>
-        <w:rPr>
-          <w:rFonts w:ascii="Times New Roman" w:eastAsia="Times New Roman" w:hAnsi="Times New Roman" w:cs="Times New Roman"/>
-          <w:kern w:val="0"/>
-          <w:lang w:eastAsia="en-GB"/>
-          <w14:ligatures w14:val="none"/>
-        </w:rPr>
-        <w:t>Examples include:</w:t>
+        <w:t>middleware/</w:t>
+      </w:r>
+    </w:p>
+    <w:p>
+      <w:pPr>
+        <w:spacing w:before="100" w:beforeAutospacing="1" w:after="100" w:afterAutospacing="1" w:line="240" w:lineRule="auto"/>
+        <w:rPr>
+          <w:rFonts w:ascii="Times New Roman" w:eastAsia="Times New Roman" w:hAnsi="Times New Roman" w:cs="Times New Roman"/>
+          <w:kern w:val="0"/>
+          <w:lang w:eastAsia="en-GB"/>
+          <w14:ligatures w14:val="none"/>
+        </w:rPr>
+      </w:pPr>
+      <w:r>
+        <w:rPr>
+          <w:rFonts w:ascii="Times New Roman" w:eastAsia="Times New Roman" w:hAnsi="Times New Roman" w:cs="Times New Roman"/>
+          <w:kern w:val="0"/>
+          <w:lang w:eastAsia="en-GB"/>
+          <w14:ligatures w14:val="none"/>
+        </w:rPr>
+        <w:t>Runs before or after every request.</w:t>
+      </w:r>
+    </w:p>
+    <w:p>
+      <w:pPr>
+        <w:spacing w:before="100" w:beforeAutospacing="1" w:after="100" w:afterAutospacing="1" w:line="240" w:lineRule="auto"/>
+        <w:rPr>
+          <w:rFonts w:ascii="Times New Roman" w:eastAsia="Times New Roman" w:hAnsi="Times New Roman" w:cs="Times New Roman"/>
+          <w:kern w:val="0"/>
+          <w:lang w:eastAsia="en-GB"/>
+          <w14:ligatures w14:val="none"/>
+        </w:rPr>
+      </w:pPr>
+      <w:r>
+        <w:rPr>
+          <w:rFonts w:ascii="Times New Roman" w:eastAsia="Times New Roman" w:hAnsi="Times New Roman" w:cs="Times New Roman"/>
+          <w:kern w:val="0"/>
+          <w:lang w:eastAsia="en-GB"/>
+          <w14:ligatures w14:val="none"/>
+        </w:rPr>
+        <w:t>Examples:</w:t>
       </w:r>
     </w:p>
     <w:p>
       <w:pPr>
         <w:numPr>
           <w:ilvl w:val="0"/>
-          <w:numId w:val="33"/>
+          <w:numId w:val="34"/>
         </w:numPr>
         <w:spacing w:before="100" w:beforeAutospacing="1" w:after="100" w:afterAutospacing="1" w:line="240" w:lineRule="auto"/>
         <w:rPr>
@@ -11456,14 +11076,14 @@
           <w:lang w:eastAsia="en-GB"/>
           <w14:ligatures w14:val="none"/>
         </w:rPr>
-        <w:t xml:space="preserve">PDF utilities </w:t>
+        <w:t xml:space="preserve">Authentication checks </w:t>
       </w:r>
     </w:p>
     <w:p>
       <w:pPr>
         <w:numPr>
           <w:ilvl w:val="0"/>
-          <w:numId w:val="33"/>
+          <w:numId w:val="34"/>
         </w:numPr>
         <w:spacing w:before="100" w:beforeAutospacing="1" w:after="100" w:afterAutospacing="1" w:line="240" w:lineRule="auto"/>
         <w:rPr>
@@ -11480,14 +11100,14 @@
           <w:lang w:eastAsia="en-GB"/>
           <w14:ligatures w14:val="none"/>
         </w:rPr>
-        <w:t xml:space="preserve">File handling </w:t>
+        <w:t xml:space="preserve">Logging requests </w:t>
       </w:r>
     </w:p>
     <w:p>
       <w:pPr>
         <w:numPr>
           <w:ilvl w:val="0"/>
-          <w:numId w:val="33"/>
+          <w:numId w:val="34"/>
         </w:numPr>
         <w:spacing w:before="100" w:beforeAutospacing="1" w:after="100" w:afterAutospacing="1" w:line="240" w:lineRule="auto"/>
         <w:rPr>
@@ -11504,14 +11124,14 @@
           <w:lang w:eastAsia="en-GB"/>
           <w14:ligatures w14:val="none"/>
         </w:rPr>
-        <w:t xml:space="preserve">Logging </w:t>
+        <w:t xml:space="preserve">Rate limiting </w:t>
       </w:r>
     </w:p>
     <w:p>
       <w:pPr>
         <w:numPr>
           <w:ilvl w:val="0"/>
-          <w:numId w:val="33"/>
+          <w:numId w:val="34"/>
         </w:numPr>
         <w:spacing w:before="100" w:beforeAutospacing="1" w:after="100" w:afterAutospacing="1" w:line="240" w:lineRule="auto"/>
         <w:rPr>
@@ -11528,32 +11148,7 @@
           <w:lang w:eastAsia="en-GB"/>
           <w14:ligatures w14:val="none"/>
         </w:rPr>
-        <w:lastRenderedPageBreak/>
-        <w:t xml:space="preserve">Validation helpers </w:t>
-      </w:r>
-    </w:p>
-    <w:p>
-      <w:pPr>
-        <w:numPr>
-          <w:ilvl w:val="0"/>
-          <w:numId w:val="33"/>
-        </w:numPr>
-        <w:spacing w:before="100" w:beforeAutospacing="1" w:after="100" w:afterAutospacing="1" w:line="240" w:lineRule="auto"/>
-        <w:rPr>
-          <w:rFonts w:ascii="Times New Roman" w:eastAsia="Times New Roman" w:hAnsi="Times New Roman" w:cs="Times New Roman"/>
-          <w:kern w:val="0"/>
-          <w:lang w:eastAsia="en-GB"/>
-          <w14:ligatures w14:val="none"/>
-        </w:rPr>
-      </w:pPr>
-      <w:r>
-        <w:rPr>
-          <w:rFonts w:ascii="Times New Roman" w:eastAsia="Times New Roman" w:hAnsi="Times New Roman" w:cs="Times New Roman"/>
-          <w:kern w:val="0"/>
-          <w:lang w:eastAsia="en-GB"/>
-          <w14:ligatures w14:val="none"/>
-        </w:rPr>
-        <w:t xml:space="preserve">Common utility functions </w:t>
+        <w:t xml:space="preserve">Measuring request duration </w:t>
       </w:r>
     </w:p>
     <w:p>
@@ -11573,8 +11168,8 @@
           <w:lang w:eastAsia="en-GB"/>
           <w14:ligatures w14:val="none"/>
         </w:rPr>
-        <w:pict w14:anchorId="36BAED2E">
-          <v:rect id="_x0000_i2231" style="width:0;height:1.5pt" o:hralign="center" o:hrstd="t" o:hr="t" fillcolor="#a0a0a0" stroked="f"/>
+        <w:pict w14:anchorId="3C29CBF0">
+          <v:rect id="_x0000_i1077" style="width:0;height:1.5pt" o:hralign="center" o:hrstd="t" o:hr="t" fillcolor="#a0a0a0" stroked="f"/>
         </w:pict>
       </w:r>
     </w:p>
@@ -11604,54 +11199,54 @@
           <w:lang w:eastAsia="en-GB"/>
           <w14:ligatures w14:val="none"/>
         </w:rPr>
-        <w:t>middleware/</w:t>
-      </w:r>
-    </w:p>
-    <w:p>
-      <w:pPr>
-        <w:spacing w:before="100" w:beforeAutospacing="1" w:after="100" w:afterAutospacing="1" w:line="240" w:lineRule="auto"/>
-        <w:rPr>
-          <w:rFonts w:ascii="Times New Roman" w:eastAsia="Times New Roman" w:hAnsi="Times New Roman" w:cs="Times New Roman"/>
-          <w:kern w:val="0"/>
-          <w:lang w:eastAsia="en-GB"/>
-          <w14:ligatures w14:val="none"/>
-        </w:rPr>
-      </w:pPr>
-      <w:r>
-        <w:rPr>
-          <w:rFonts w:ascii="Times New Roman" w:eastAsia="Times New Roman" w:hAnsi="Times New Roman" w:cs="Times New Roman"/>
-          <w:kern w:val="0"/>
-          <w:lang w:eastAsia="en-GB"/>
-          <w14:ligatures w14:val="none"/>
-        </w:rPr>
-        <w:t>Runs before or after every request.</w:t>
-      </w:r>
-    </w:p>
-    <w:p>
-      <w:pPr>
-        <w:spacing w:before="100" w:beforeAutospacing="1" w:after="100" w:afterAutospacing="1" w:line="240" w:lineRule="auto"/>
-        <w:rPr>
-          <w:rFonts w:ascii="Times New Roman" w:eastAsia="Times New Roman" w:hAnsi="Times New Roman" w:cs="Times New Roman"/>
-          <w:kern w:val="0"/>
-          <w:lang w:eastAsia="en-GB"/>
-          <w14:ligatures w14:val="none"/>
-        </w:rPr>
-      </w:pPr>
-      <w:r>
-        <w:rPr>
-          <w:rFonts w:ascii="Times New Roman" w:eastAsia="Times New Roman" w:hAnsi="Times New Roman" w:cs="Times New Roman"/>
-          <w:kern w:val="0"/>
-          <w:lang w:eastAsia="en-GB"/>
-          <w14:ligatures w14:val="none"/>
-        </w:rPr>
-        <w:t>Examples:</w:t>
+        <w:t>storage/</w:t>
+      </w:r>
+    </w:p>
+    <w:p>
+      <w:pPr>
+        <w:spacing w:before="100" w:beforeAutospacing="1" w:after="100" w:afterAutospacing="1" w:line="240" w:lineRule="auto"/>
+        <w:rPr>
+          <w:rFonts w:ascii="Times New Roman" w:eastAsia="Times New Roman" w:hAnsi="Times New Roman" w:cs="Times New Roman"/>
+          <w:kern w:val="0"/>
+          <w:lang w:eastAsia="en-GB"/>
+          <w14:ligatures w14:val="none"/>
+        </w:rPr>
+      </w:pPr>
+      <w:r>
+        <w:rPr>
+          <w:rFonts w:ascii="Times New Roman" w:eastAsia="Times New Roman" w:hAnsi="Times New Roman" w:cs="Times New Roman"/>
+          <w:kern w:val="0"/>
+          <w:lang w:eastAsia="en-GB"/>
+          <w14:ligatures w14:val="none"/>
+        </w:rPr>
+        <w:t>Stores uploaded files.</w:t>
+      </w:r>
+    </w:p>
+    <w:p>
+      <w:pPr>
+        <w:spacing w:before="100" w:beforeAutospacing="1" w:after="100" w:afterAutospacing="1" w:line="240" w:lineRule="auto"/>
+        <w:rPr>
+          <w:rFonts w:ascii="Times New Roman" w:eastAsia="Times New Roman" w:hAnsi="Times New Roman" w:cs="Times New Roman"/>
+          <w:kern w:val="0"/>
+          <w:lang w:eastAsia="en-GB"/>
+          <w14:ligatures w14:val="none"/>
+        </w:rPr>
+      </w:pPr>
+      <w:r>
+        <w:rPr>
+          <w:rFonts w:ascii="Times New Roman" w:eastAsia="Times New Roman" w:hAnsi="Times New Roman" w:cs="Times New Roman"/>
+          <w:kern w:val="0"/>
+          <w:lang w:eastAsia="en-GB"/>
+          <w14:ligatures w14:val="none"/>
+        </w:rPr>
+        <w:t>Typical folders:</w:t>
       </w:r>
     </w:p>
     <w:p>
       <w:pPr>
         <w:numPr>
           <w:ilvl w:val="0"/>
-          <w:numId w:val="34"/>
+          <w:numId w:val="35"/>
         </w:numPr>
         <w:spacing w:before="100" w:beforeAutospacing="1" w:after="100" w:afterAutospacing="1" w:line="240" w:lineRule="auto"/>
         <w:rPr>
@@ -11663,19 +11258,30 @@
       </w:pPr>
       <w:r>
         <w:rPr>
-          <w:rFonts w:ascii="Times New Roman" w:eastAsia="Times New Roman" w:hAnsi="Times New Roman" w:cs="Times New Roman"/>
-          <w:kern w:val="0"/>
-          <w:lang w:eastAsia="en-GB"/>
-          <w14:ligatures w14:val="none"/>
-        </w:rPr>
-        <w:t xml:space="preserve">Authentication checks </w:t>
+          <w:rFonts w:ascii="Courier New" w:eastAsia="Times New Roman" w:hAnsi="Courier New" w:cs="Courier New"/>
+          <w:kern w:val="0"/>
+          <w:sz w:val="20"/>
+          <w:szCs w:val="20"/>
+          <w:lang w:eastAsia="en-GB"/>
+          <w14:ligatures w14:val="none"/>
+        </w:rPr>
+        <w:t>uploads/</w:t>
+      </w:r>
+      <w:r>
+        <w:rPr>
+          <w:rFonts w:ascii="Times New Roman" w:eastAsia="Times New Roman" w:hAnsi="Times New Roman" w:cs="Times New Roman"/>
+          <w:kern w:val="0"/>
+          <w:lang w:eastAsia="en-GB"/>
+          <w14:ligatures w14:val="none"/>
+        </w:rPr>
+        <w:t xml:space="preserve"> </w:t>
       </w:r>
     </w:p>
     <w:p>
       <w:pPr>
         <w:numPr>
           <w:ilvl w:val="0"/>
-          <w:numId w:val="34"/>
+          <w:numId w:val="35"/>
         </w:numPr>
         <w:spacing w:before="100" w:beforeAutospacing="1" w:after="100" w:afterAutospacing="1" w:line="240" w:lineRule="auto"/>
         <w:rPr>
@@ -11687,19 +11293,30 @@
       </w:pPr>
       <w:r>
         <w:rPr>
-          <w:rFonts w:ascii="Times New Roman" w:eastAsia="Times New Roman" w:hAnsi="Times New Roman" w:cs="Times New Roman"/>
-          <w:kern w:val="0"/>
-          <w:lang w:eastAsia="en-GB"/>
-          <w14:ligatures w14:val="none"/>
-        </w:rPr>
-        <w:t xml:space="preserve">Logging requests </w:t>
+          <w:rFonts w:ascii="Courier New" w:eastAsia="Times New Roman" w:hAnsi="Courier New" w:cs="Courier New"/>
+          <w:kern w:val="0"/>
+          <w:sz w:val="20"/>
+          <w:szCs w:val="20"/>
+          <w:lang w:eastAsia="en-GB"/>
+          <w14:ligatures w14:val="none"/>
+        </w:rPr>
+        <w:t>resumes/</w:t>
+      </w:r>
+      <w:r>
+        <w:rPr>
+          <w:rFonts w:ascii="Times New Roman" w:eastAsia="Times New Roman" w:hAnsi="Times New Roman" w:cs="Times New Roman"/>
+          <w:kern w:val="0"/>
+          <w:lang w:eastAsia="en-GB"/>
+          <w14:ligatures w14:val="none"/>
+        </w:rPr>
+        <w:t xml:space="preserve"> </w:t>
       </w:r>
     </w:p>
     <w:p>
       <w:pPr>
         <w:numPr>
           <w:ilvl w:val="0"/>
-          <w:numId w:val="34"/>
+          <w:numId w:val="35"/>
         </w:numPr>
         <w:spacing w:before="100" w:beforeAutospacing="1" w:after="100" w:afterAutospacing="1" w:line="240" w:lineRule="auto"/>
         <w:rPr>
@@ -11711,19 +11328,30 @@
       </w:pPr>
       <w:r>
         <w:rPr>
-          <w:rFonts w:ascii="Times New Roman" w:eastAsia="Times New Roman" w:hAnsi="Times New Roman" w:cs="Times New Roman"/>
-          <w:kern w:val="0"/>
-          <w:lang w:eastAsia="en-GB"/>
-          <w14:ligatures w14:val="none"/>
-        </w:rPr>
-        <w:t xml:space="preserve">Rate limiting </w:t>
+          <w:rFonts w:ascii="Courier New" w:eastAsia="Times New Roman" w:hAnsi="Courier New" w:cs="Courier New"/>
+          <w:kern w:val="0"/>
+          <w:sz w:val="20"/>
+          <w:szCs w:val="20"/>
+          <w:lang w:eastAsia="en-GB"/>
+          <w14:ligatures w14:val="none"/>
+        </w:rPr>
+        <w:t>videos/</w:t>
+      </w:r>
+      <w:r>
+        <w:rPr>
+          <w:rFonts w:ascii="Times New Roman" w:eastAsia="Times New Roman" w:hAnsi="Times New Roman" w:cs="Times New Roman"/>
+          <w:kern w:val="0"/>
+          <w:lang w:eastAsia="en-GB"/>
+          <w14:ligatures w14:val="none"/>
+        </w:rPr>
+        <w:t xml:space="preserve"> </w:t>
       </w:r>
     </w:p>
     <w:p>
       <w:pPr>
         <w:numPr>
           <w:ilvl w:val="0"/>
-          <w:numId w:val="34"/>
+          <w:numId w:val="35"/>
         </w:numPr>
         <w:spacing w:before="100" w:beforeAutospacing="1" w:after="100" w:afterAutospacing="1" w:line="240" w:lineRule="auto"/>
         <w:rPr>
@@ -11735,12 +11363,43 @@
       </w:pPr>
       <w:r>
         <w:rPr>
-          <w:rFonts w:ascii="Times New Roman" w:eastAsia="Times New Roman" w:hAnsi="Times New Roman" w:cs="Times New Roman"/>
-          <w:kern w:val="0"/>
-          <w:lang w:eastAsia="en-GB"/>
-          <w14:ligatures w14:val="none"/>
-        </w:rPr>
-        <w:t xml:space="preserve">Measuring request duration </w:t>
+          <w:rFonts w:ascii="Courier New" w:eastAsia="Times New Roman" w:hAnsi="Courier New" w:cs="Courier New"/>
+          <w:kern w:val="0"/>
+          <w:sz w:val="20"/>
+          <w:szCs w:val="20"/>
+          <w:lang w:eastAsia="en-GB"/>
+          <w14:ligatures w14:val="none"/>
+        </w:rPr>
+        <w:t>audio/</w:t>
+      </w:r>
+      <w:r>
+        <w:rPr>
+          <w:rFonts w:ascii="Times New Roman" w:eastAsia="Times New Roman" w:hAnsi="Times New Roman" w:cs="Times New Roman"/>
+          <w:kern w:val="0"/>
+          <w:lang w:eastAsia="en-GB"/>
+          <w14:ligatures w14:val="none"/>
+        </w:rPr>
+        <w:t xml:space="preserve"> </w:t>
+      </w:r>
+    </w:p>
+    <w:p>
+      <w:pPr>
+        <w:spacing w:before="100" w:beforeAutospacing="1" w:after="100" w:afterAutospacing="1" w:line="240" w:lineRule="auto"/>
+        <w:rPr>
+          <w:rFonts w:ascii="Times New Roman" w:eastAsia="Times New Roman" w:hAnsi="Times New Roman" w:cs="Times New Roman"/>
+          <w:kern w:val="0"/>
+          <w:lang w:eastAsia="en-GB"/>
+          <w14:ligatures w14:val="none"/>
+        </w:rPr>
+      </w:pPr>
+      <w:r>
+        <w:rPr>
+          <w:rFonts w:ascii="Times New Roman" w:eastAsia="Times New Roman" w:hAnsi="Times New Roman" w:cs="Times New Roman"/>
+          <w:kern w:val="0"/>
+          <w:lang w:eastAsia="en-GB"/>
+          <w14:ligatures w14:val="none"/>
+        </w:rPr>
+        <w:t>In production, these may be replaced with cloud storage such as Amazon S3.</w:t>
       </w:r>
     </w:p>
     <w:p>
@@ -11760,8 +11419,8 @@
           <w:lang w:eastAsia="en-GB"/>
           <w14:ligatures w14:val="none"/>
         </w:rPr>
-        <w:pict w14:anchorId="3C29CBF0">
-          <v:rect id="_x0000_i2232" style="width:0;height:1.5pt" o:hralign="center" o:hrstd="t" o:hr="t" fillcolor="#a0a0a0" stroked="f"/>
+        <w:pict w14:anchorId="2A8181F1">
+          <v:rect id="_x0000_i1078" style="width:0;height:1.5pt" o:hralign="center" o:hrstd="t" o:hr="t" fillcolor="#a0a0a0" stroked="f"/>
         </w:pict>
       </w:r>
     </w:p>
@@ -11791,207 +11450,27 @@
           <w:lang w:eastAsia="en-GB"/>
           <w14:ligatures w14:val="none"/>
         </w:rPr>
-        <w:t>storage/</w:t>
-      </w:r>
-    </w:p>
-    <w:p>
-      <w:pPr>
-        <w:spacing w:before="100" w:beforeAutospacing="1" w:after="100" w:afterAutospacing="1" w:line="240" w:lineRule="auto"/>
-        <w:rPr>
-          <w:rFonts w:ascii="Times New Roman" w:eastAsia="Times New Roman" w:hAnsi="Times New Roman" w:cs="Times New Roman"/>
-          <w:kern w:val="0"/>
-          <w:lang w:eastAsia="en-GB"/>
-          <w14:ligatures w14:val="none"/>
-        </w:rPr>
-      </w:pPr>
-      <w:r>
-        <w:rPr>
-          <w:rFonts w:ascii="Times New Roman" w:eastAsia="Times New Roman" w:hAnsi="Times New Roman" w:cs="Times New Roman"/>
-          <w:kern w:val="0"/>
-          <w:lang w:eastAsia="en-GB"/>
-          <w14:ligatures w14:val="none"/>
-        </w:rPr>
-        <w:t>Stores uploaded files.</w:t>
-      </w:r>
-    </w:p>
-    <w:p>
-      <w:pPr>
-        <w:spacing w:before="100" w:beforeAutospacing="1" w:after="100" w:afterAutospacing="1" w:line="240" w:lineRule="auto"/>
-        <w:rPr>
-          <w:rFonts w:ascii="Times New Roman" w:eastAsia="Times New Roman" w:hAnsi="Times New Roman" w:cs="Times New Roman"/>
-          <w:kern w:val="0"/>
-          <w:lang w:eastAsia="en-GB"/>
-          <w14:ligatures w14:val="none"/>
-        </w:rPr>
-      </w:pPr>
-      <w:r>
-        <w:rPr>
-          <w:rFonts w:ascii="Times New Roman" w:eastAsia="Times New Roman" w:hAnsi="Times New Roman" w:cs="Times New Roman"/>
-          <w:kern w:val="0"/>
-          <w:lang w:eastAsia="en-GB"/>
-          <w14:ligatures w14:val="none"/>
-        </w:rPr>
-        <w:t>Typical folders:</w:t>
-      </w:r>
-    </w:p>
-    <w:p>
-      <w:pPr>
-        <w:numPr>
-          <w:ilvl w:val="0"/>
-          <w:numId w:val="35"/>
-        </w:numPr>
-        <w:spacing w:before="100" w:beforeAutospacing="1" w:after="100" w:afterAutospacing="1" w:line="240" w:lineRule="auto"/>
-        <w:rPr>
-          <w:rFonts w:ascii="Times New Roman" w:eastAsia="Times New Roman" w:hAnsi="Times New Roman" w:cs="Times New Roman"/>
-          <w:kern w:val="0"/>
-          <w:lang w:eastAsia="en-GB"/>
-          <w14:ligatures w14:val="none"/>
-        </w:rPr>
-      </w:pPr>
-      <w:r>
-        <w:rPr>
-          <w:rFonts w:ascii="Courier New" w:eastAsia="Times New Roman" w:hAnsi="Courier New" w:cs="Courier New"/>
-          <w:kern w:val="0"/>
-          <w:sz w:val="20"/>
-          <w:szCs w:val="20"/>
-          <w:lang w:eastAsia="en-GB"/>
-          <w14:ligatures w14:val="none"/>
-        </w:rPr>
-        <w:t>uploads/</w:t>
-      </w:r>
-      <w:r>
-        <w:rPr>
-          <w:rFonts w:ascii="Times New Roman" w:eastAsia="Times New Roman" w:hAnsi="Times New Roman" w:cs="Times New Roman"/>
-          <w:kern w:val="0"/>
-          <w:lang w:eastAsia="en-GB"/>
-          <w14:ligatures w14:val="none"/>
-        </w:rPr>
-        <w:t xml:space="preserve"> </w:t>
-      </w:r>
-    </w:p>
-    <w:p>
-      <w:pPr>
-        <w:numPr>
-          <w:ilvl w:val="0"/>
-          <w:numId w:val="35"/>
-        </w:numPr>
-        <w:spacing w:before="100" w:beforeAutospacing="1" w:after="100" w:afterAutospacing="1" w:line="240" w:lineRule="auto"/>
-        <w:rPr>
-          <w:rFonts w:ascii="Times New Roman" w:eastAsia="Times New Roman" w:hAnsi="Times New Roman" w:cs="Times New Roman"/>
-          <w:kern w:val="0"/>
-          <w:lang w:eastAsia="en-GB"/>
-          <w14:ligatures w14:val="none"/>
-        </w:rPr>
-      </w:pPr>
-      <w:r>
-        <w:rPr>
-          <w:rFonts w:ascii="Courier New" w:eastAsia="Times New Roman" w:hAnsi="Courier New" w:cs="Courier New"/>
-          <w:kern w:val="0"/>
-          <w:sz w:val="20"/>
-          <w:szCs w:val="20"/>
-          <w:lang w:eastAsia="en-GB"/>
-          <w14:ligatures w14:val="none"/>
-        </w:rPr>
-        <w:t>resumes/</w:t>
-      </w:r>
-      <w:r>
-        <w:rPr>
-          <w:rFonts w:ascii="Times New Roman" w:eastAsia="Times New Roman" w:hAnsi="Times New Roman" w:cs="Times New Roman"/>
-          <w:kern w:val="0"/>
-          <w:lang w:eastAsia="en-GB"/>
-          <w14:ligatures w14:val="none"/>
-        </w:rPr>
-        <w:t xml:space="preserve"> </w:t>
-      </w:r>
-    </w:p>
-    <w:p>
-      <w:pPr>
-        <w:numPr>
-          <w:ilvl w:val="0"/>
-          <w:numId w:val="35"/>
-        </w:numPr>
-        <w:spacing w:before="100" w:beforeAutospacing="1" w:after="100" w:afterAutospacing="1" w:line="240" w:lineRule="auto"/>
-        <w:rPr>
-          <w:rFonts w:ascii="Times New Roman" w:eastAsia="Times New Roman" w:hAnsi="Times New Roman" w:cs="Times New Roman"/>
-          <w:kern w:val="0"/>
-          <w:lang w:eastAsia="en-GB"/>
-          <w14:ligatures w14:val="none"/>
-        </w:rPr>
-      </w:pPr>
-      <w:r>
-        <w:rPr>
-          <w:rFonts w:ascii="Courier New" w:eastAsia="Times New Roman" w:hAnsi="Courier New" w:cs="Courier New"/>
-          <w:kern w:val="0"/>
-          <w:sz w:val="20"/>
-          <w:szCs w:val="20"/>
-          <w:lang w:eastAsia="en-GB"/>
-          <w14:ligatures w14:val="none"/>
-        </w:rPr>
-        <w:t>videos/</w:t>
-      </w:r>
-      <w:r>
-        <w:rPr>
-          <w:rFonts w:ascii="Times New Roman" w:eastAsia="Times New Roman" w:hAnsi="Times New Roman" w:cs="Times New Roman"/>
-          <w:kern w:val="0"/>
-          <w:lang w:eastAsia="en-GB"/>
-          <w14:ligatures w14:val="none"/>
-        </w:rPr>
-        <w:t xml:space="preserve"> </w:t>
-      </w:r>
-    </w:p>
-    <w:p>
-      <w:pPr>
-        <w:numPr>
-          <w:ilvl w:val="0"/>
-          <w:numId w:val="35"/>
-        </w:numPr>
-        <w:spacing w:before="100" w:beforeAutospacing="1" w:after="100" w:afterAutospacing="1" w:line="240" w:lineRule="auto"/>
-        <w:rPr>
-          <w:rFonts w:ascii="Times New Roman" w:eastAsia="Times New Roman" w:hAnsi="Times New Roman" w:cs="Times New Roman"/>
-          <w:kern w:val="0"/>
-          <w:lang w:eastAsia="en-GB"/>
-          <w14:ligatures w14:val="none"/>
-        </w:rPr>
-      </w:pPr>
-      <w:r>
-        <w:rPr>
-          <w:rFonts w:ascii="Courier New" w:eastAsia="Times New Roman" w:hAnsi="Courier New" w:cs="Courier New"/>
-          <w:kern w:val="0"/>
-          <w:sz w:val="20"/>
-          <w:szCs w:val="20"/>
-          <w:lang w:eastAsia="en-GB"/>
-          <w14:ligatures w14:val="none"/>
-        </w:rPr>
-        <w:t>audio/</w:t>
-      </w:r>
-      <w:r>
-        <w:rPr>
-          <w:rFonts w:ascii="Times New Roman" w:eastAsia="Times New Roman" w:hAnsi="Times New Roman" w:cs="Times New Roman"/>
-          <w:kern w:val="0"/>
-          <w:lang w:eastAsia="en-GB"/>
-          <w14:ligatures w14:val="none"/>
-        </w:rPr>
-        <w:t xml:space="preserve"> </w:t>
-      </w:r>
-    </w:p>
-    <w:p>
-      <w:pPr>
-        <w:spacing w:before="100" w:beforeAutospacing="1" w:after="100" w:afterAutospacing="1" w:line="240" w:lineRule="auto"/>
-        <w:rPr>
-          <w:rFonts w:ascii="Times New Roman" w:eastAsia="Times New Roman" w:hAnsi="Times New Roman" w:cs="Times New Roman"/>
-          <w:kern w:val="0"/>
-          <w:lang w:eastAsia="en-GB"/>
-          <w14:ligatures w14:val="none"/>
-        </w:rPr>
-      </w:pPr>
-      <w:r>
-        <w:rPr>
-          <w:rFonts w:ascii="Times New Roman" w:eastAsia="Times New Roman" w:hAnsi="Times New Roman" w:cs="Times New Roman"/>
-          <w:kern w:val="0"/>
-          <w:lang w:eastAsia="en-GB"/>
-          <w14:ligatures w14:val="none"/>
-        </w:rPr>
-        <w:t>In production, these may be replaced with cloud storage such as Amazon S3.</w:t>
+        <w:t>tests/</w:t>
+      </w:r>
+    </w:p>
+    <w:p>
+      <w:pPr>
+        <w:spacing w:before="100" w:beforeAutospacing="1" w:after="100" w:afterAutospacing="1" w:line="240" w:lineRule="auto"/>
+        <w:rPr>
+          <w:rFonts w:ascii="Times New Roman" w:eastAsia="Times New Roman" w:hAnsi="Times New Roman" w:cs="Times New Roman"/>
+          <w:kern w:val="0"/>
+          <w:lang w:eastAsia="en-GB"/>
+          <w14:ligatures w14:val="none"/>
+        </w:rPr>
+      </w:pPr>
+      <w:r>
+        <w:rPr>
+          <w:rFonts w:ascii="Times New Roman" w:eastAsia="Times New Roman" w:hAnsi="Times New Roman" w:cs="Times New Roman"/>
+          <w:kern w:val="0"/>
+          <w:lang w:eastAsia="en-GB"/>
+          <w14:ligatures w14:val="none"/>
+        </w:rPr>
+        <w:t>Contains automated tests for different parts of the application, such as authentication, resume parsing, interview logic, and ranking.</w:t>
       </w:r>
     </w:p>
     <w:p>
@@ -12011,8 +11490,8 @@
           <w:lang w:eastAsia="en-GB"/>
           <w14:ligatures w14:val="none"/>
         </w:rPr>
-        <w:pict w14:anchorId="2A8181F1">
-          <v:rect id="_x0000_i2233" style="width:0;height:1.5pt" o:hralign="center" o:hrstd="t" o:hr="t" fillcolor="#a0a0a0" stroked="f"/>
+        <w:pict w14:anchorId="4562C687">
+          <v:rect id="_x0000_i1079" style="width:0;height:1.5pt" o:hralign="center" o:hrstd="t" o:hr="t" fillcolor="#a0a0a0" stroked="f"/>
         </w:pict>
       </w:r>
     </w:p>
@@ -12042,77 +11521,6 @@
           <w:lang w:eastAsia="en-GB"/>
           <w14:ligatures w14:val="none"/>
         </w:rPr>
-        <w:t>tests/</w:t>
-      </w:r>
-    </w:p>
-    <w:p>
-      <w:pPr>
-        <w:spacing w:before="100" w:beforeAutospacing="1" w:after="100" w:afterAutospacing="1" w:line="240" w:lineRule="auto"/>
-        <w:rPr>
-          <w:rFonts w:ascii="Times New Roman" w:eastAsia="Times New Roman" w:hAnsi="Times New Roman" w:cs="Times New Roman"/>
-          <w:kern w:val="0"/>
-          <w:lang w:eastAsia="en-GB"/>
-          <w14:ligatures w14:val="none"/>
-        </w:rPr>
-      </w:pPr>
-      <w:r>
-        <w:rPr>
-          <w:rFonts w:ascii="Times New Roman" w:eastAsia="Times New Roman" w:hAnsi="Times New Roman" w:cs="Times New Roman"/>
-          <w:kern w:val="0"/>
-          <w:lang w:eastAsia="en-GB"/>
-          <w14:ligatures w14:val="none"/>
-        </w:rPr>
-        <w:t>Contains automated tests for different parts of the application, such as authentication, resume parsing, interview logic, and ranking.</w:t>
-      </w:r>
-    </w:p>
-    <w:p>
-      <w:pPr>
-        <w:spacing w:after="0" w:line="240" w:lineRule="auto"/>
-        <w:rPr>
-          <w:rFonts w:ascii="Times New Roman" w:eastAsia="Times New Roman" w:hAnsi="Times New Roman" w:cs="Times New Roman"/>
-          <w:kern w:val="0"/>
-          <w:lang w:eastAsia="en-GB"/>
-          <w14:ligatures w14:val="none"/>
-        </w:rPr>
-      </w:pPr>
-      <w:r>
-        <w:rPr>
-          <w:rFonts w:ascii="Times New Roman" w:eastAsia="Times New Roman" w:hAnsi="Times New Roman" w:cs="Times New Roman"/>
-          <w:kern w:val="0"/>
-          <w:lang w:eastAsia="en-GB"/>
-          <w14:ligatures w14:val="none"/>
-        </w:rPr>
-        <w:pict w14:anchorId="4562C687">
-          <v:rect id="_x0000_i2234" style="width:0;height:1.5pt" o:hralign="center" o:hrstd="t" o:hr="t" fillcolor="#a0a0a0" stroked="f"/>
-        </w:pict>
-      </w:r>
-    </w:p>
-    <w:p>
-      <w:pPr>
-        <w:spacing w:before="100" w:beforeAutospacing="1" w:after="100" w:afterAutospacing="1" w:line="240" w:lineRule="auto"/>
-        <w:outlineLvl w:val="0"/>
-        <w:rPr>
-          <w:rFonts w:ascii="Times New Roman" w:eastAsia="Times New Roman" w:hAnsi="Times New Roman" w:cs="Times New Roman"/>
-          <w:b/>
-          <w:bCs/>
-          <w:kern w:val="36"/>
-          <w:sz w:val="48"/>
-          <w:szCs w:val="48"/>
-          <w:lang w:eastAsia="en-GB"/>
-          <w14:ligatures w14:val="none"/>
-        </w:rPr>
-      </w:pPr>
-      <w:r>
-        <w:rPr>
-          <w:rFonts w:ascii="Times New Roman" w:eastAsia="Times New Roman" w:hAnsi="Times New Roman" w:cs="Times New Roman"/>
-          <w:b/>
-          <w:bCs/>
-          <w:kern w:val="36"/>
-          <w:sz w:val="48"/>
-          <w:szCs w:val="48"/>
-          <w:lang w:eastAsia="en-GB"/>
-          <w14:ligatures w14:val="none"/>
-        </w:rPr>
         <w:t>scripts/</w:t>
       </w:r>
     </w:p>
@@ -12133,6 +11541,7 @@
           <w:lang w:eastAsia="en-GB"/>
           <w14:ligatures w14:val="none"/>
         </w:rPr>
+        <w:lastRenderedPageBreak/>
         <w:t>Contains standalone scripts that are not part of the API itself.</w:t>
       </w:r>
     </w:p>
@@ -12177,7 +11586,6 @@
           <w:lang w:eastAsia="en-GB"/>
           <w14:ligatures w14:val="none"/>
         </w:rPr>
-        <w:lastRenderedPageBreak/>
         <w:t xml:space="preserve">Train embedding models </w:t>
       </w:r>
     </w:p>
@@ -17586,7 +16994,6 @@
   <w:style w:type="character" w:default="1" w:styleId="DefaultParagraphFont">
     <w:name w:val="Default Paragraph Font"/>
     <w:uiPriority w:val="1"/>
-    <w:semiHidden/>
     <w:unhideWhenUsed/>
   </w:style>
   <w:style w:type="table" w:default="1" w:styleId="TableNormal">
